--- a/project.docx
+++ b/project.docx
@@ -8,8 +8,8 @@
           <w:rFonts w:ascii="Times New Roman" w:hAnsi="Times New Roman" w:cs="Times New Roman"/>
           <w:b/>
           <w:bCs/>
-          <w:sz w:val="40"/>
-          <w:szCs w:val="40"/>
+          <w:sz w:val="32"/>
+          <w:szCs w:val="32"/>
           <w:u w:val="single"/>
         </w:rPr>
       </w:pPr>
@@ -18,162 +18,77 @@
           <w:rFonts w:ascii="Times New Roman" w:hAnsi="Times New Roman" w:cs="Times New Roman"/>
           <w:b/>
           <w:bCs/>
-          <w:sz w:val="40"/>
-          <w:szCs w:val="40"/>
+          <w:sz w:val="32"/>
+          <w:szCs w:val="32"/>
           <w:u w:val="single"/>
         </w:rPr>
-        <w:t>Milestone 1: Requirement Analysis &amp; Planning</w:t>
-      </w:r>
-    </w:p>
-    <w:p>
-      <w:pPr>
-        <w:rPr>
-          <w:rFonts w:ascii="Times New Roman" w:hAnsi="Times New Roman" w:cs="Times New Roman"/>
-          <w:b/>
-          <w:bCs/>
-          <w:sz w:val="40"/>
-          <w:szCs w:val="40"/>
-          <w:u w:val="single"/>
-        </w:rPr>
-      </w:pPr>
-    </w:p>
-    <w:p>
-      <w:pPr>
-        <w:rPr>
-          <w:rFonts w:ascii="Times New Roman" w:hAnsi="Times New Roman" w:cs="Times New Roman"/>
-          <w:b/>
-          <w:bCs/>
-          <w:sz w:val="32"/>
-          <w:szCs w:val="32"/>
-          <w:u w:val="single"/>
-        </w:rPr>
-      </w:pPr>
-      <w:r>
-        <w:rPr>
-          <w:rFonts w:ascii="Times New Roman" w:hAnsi="Times New Roman" w:cs="Times New Roman"/>
-          <w:b/>
-          <w:bCs/>
-          <w:sz w:val="32"/>
-          <w:szCs w:val="32"/>
-          <w:u w:val="single"/>
-        </w:rPr>
-        <w:t>1. Project Title</w:t>
-      </w:r>
-    </w:p>
-    <w:p>
-      <w:pPr>
-        <w:rPr>
-          <w:rFonts w:ascii="Times New Roman" w:hAnsi="Times New Roman" w:cs="Times New Roman"/>
-          <w:sz w:val="32"/>
-          <w:szCs w:val="32"/>
-        </w:rPr>
-      </w:pPr>
-      <w:r>
-        <w:rPr>
-          <w:rFonts w:ascii="Times New Roman" w:hAnsi="Times New Roman" w:cs="Times New Roman"/>
-          <w:sz w:val="32"/>
-          <w:szCs w:val="32"/>
-        </w:rPr>
-        <w:t>Auto Ticket Classification using Flow Designer</w:t>
-      </w:r>
-    </w:p>
-    <w:p>
-      <w:pPr>
-        <w:rPr>
-          <w:rFonts w:ascii="Times New Roman" w:hAnsi="Times New Roman" w:cs="Times New Roman"/>
-          <w:b/>
-          <w:bCs/>
-          <w:sz w:val="32"/>
-          <w:szCs w:val="32"/>
-          <w:u w:val="single"/>
-          <w:lang w:val="en-US"/>
-        </w:rPr>
-      </w:pPr>
-    </w:p>
-    <w:p>
-      <w:pPr>
-        <w:rPr>
-          <w:rFonts w:ascii="Times New Roman" w:hAnsi="Times New Roman" w:cs="Times New Roman"/>
-          <w:b/>
-          <w:bCs/>
-          <w:sz w:val="32"/>
-          <w:szCs w:val="32"/>
-          <w:u w:val="single"/>
-        </w:rPr>
-      </w:pPr>
-      <w:r>
-        <w:rPr>
-          <w:rFonts w:ascii="Times New Roman" w:hAnsi="Times New Roman" w:cs="Times New Roman"/>
-          <w:b/>
-          <w:bCs/>
-          <w:sz w:val="32"/>
-          <w:szCs w:val="32"/>
-          <w:u w:val="single"/>
-        </w:rPr>
-        <w:t>2. Project Objective</w:t>
-      </w:r>
-    </w:p>
-    <w:p>
-      <w:pPr>
-        <w:rPr>
-          <w:rFonts w:ascii="Times New Roman" w:hAnsi="Times New Roman" w:cs="Times New Roman"/>
-          <w:b/>
-          <w:bCs/>
-          <w:sz w:val="32"/>
-          <w:szCs w:val="32"/>
-          <w:u w:val="single"/>
-        </w:rPr>
-      </w:pPr>
-      <w:r>
-        <w:rPr>
-          <w:rFonts w:ascii="Times New Roman" w:hAnsi="Times New Roman" w:cs="Times New Roman"/>
-          <w:sz w:val="32"/>
-          <w:szCs w:val="32"/>
-        </w:rPr>
-        <w:t>The main goal of this project is to automate the ticket classification process in ServiceNow. When a user creates an Incident ticket, the system will automatically assign the correct Category and Subcategory based on the Short Description. Additionally, an automated confirmation email will be sent to the Caller.</w:t>
-      </w:r>
-    </w:p>
-    <w:p>
-      <w:pPr>
-        <w:rPr>
-          <w:rFonts w:ascii="Times New Roman" w:hAnsi="Times New Roman" w:cs="Times New Roman"/>
-          <w:b/>
-          <w:bCs/>
-          <w:sz w:val="32"/>
-          <w:szCs w:val="32"/>
-          <w:u w:val="single"/>
-          <w:lang w:val="en-US"/>
-        </w:rPr>
-      </w:pPr>
-    </w:p>
-    <w:p>
-      <w:pPr>
-        <w:rPr>
-          <w:rFonts w:ascii="Times New Roman" w:hAnsi="Times New Roman" w:cs="Times New Roman"/>
-          <w:b/>
-          <w:bCs/>
-          <w:sz w:val="32"/>
-          <w:szCs w:val="32"/>
-          <w:u w:val="single"/>
-        </w:rPr>
-      </w:pPr>
-      <w:r>
-        <w:rPr>
-          <w:rFonts w:ascii="Times New Roman" w:hAnsi="Times New Roman" w:cs="Times New Roman"/>
-          <w:b/>
-          <w:bCs/>
-          <w:sz w:val="32"/>
-          <w:szCs w:val="32"/>
-          <w:u w:val="single"/>
-        </w:rPr>
-        <w:t>3. Business Requirements</w:t>
+        <w:t>Milestone 2: Backend Development &amp; Configuration</w:t>
+      </w:r>
+    </w:p>
+    <w:p>
+      <w:pPr>
+        <w:rPr>
+          <w:rFonts w:ascii="Times New Roman" w:hAnsi="Times New Roman" w:cs="Times New Roman"/>
+          <w:b/>
+          <w:bCs/>
+          <w:sz w:val="32"/>
+          <w:szCs w:val="32"/>
+        </w:rPr>
+      </w:pPr>
+      <w:r>
+        <w:rPr>
+          <w:rFonts w:ascii="Times New Roman" w:hAnsi="Times New Roman" w:cs="Times New Roman"/>
+          <w:b/>
+          <w:bCs/>
+          <w:sz w:val="32"/>
+          <w:szCs w:val="32"/>
+        </w:rPr>
+        <w:t>1. Objective</w:t>
+      </w:r>
+    </w:p>
+    <w:p>
+      <w:pPr>
+        <w:rPr>
+          <w:rFonts w:ascii="Times New Roman" w:hAnsi="Times New Roman" w:cs="Times New Roman"/>
+          <w:sz w:val="32"/>
+          <w:szCs w:val="32"/>
+        </w:rPr>
+      </w:pPr>
+      <w:r>
+        <w:rPr>
+          <w:rFonts w:ascii="Times New Roman" w:hAnsi="Times New Roman" w:cs="Times New Roman"/>
+          <w:sz w:val="32"/>
+          <w:szCs w:val="32"/>
+        </w:rPr>
+        <w:t>To configure data lookup definitions and field dependencies in ServiceNow so that tickets are classified automatically based on the keywords in the Short Description.</w:t>
+      </w:r>
+    </w:p>
+    <w:p>
+      <w:pPr>
+        <w:rPr>
+          <w:rFonts w:ascii="Times New Roman" w:hAnsi="Times New Roman" w:cs="Times New Roman"/>
+          <w:b/>
+          <w:bCs/>
+          <w:sz w:val="32"/>
+          <w:szCs w:val="32"/>
+        </w:rPr>
+      </w:pPr>
+      <w:r>
+        <w:rPr>
+          <w:rFonts w:ascii="Times New Roman" w:hAnsi="Times New Roman" w:cs="Times New Roman"/>
+          <w:b/>
+          <w:bCs/>
+          <w:sz w:val="32"/>
+          <w:szCs w:val="32"/>
+        </w:rPr>
+        <w:t>2. Configuration Details</w:t>
       </w:r>
     </w:p>
     <w:p>
       <w:pPr>
         <w:numPr>
           <w:ilvl w:val="0"/>
-          <w:numId w:val="1"/>
+          <w:numId w:val="4"/>
         </w:numPr>
         <w:rPr>
           <w:rFonts w:ascii="Times New Roman" w:hAnsi="Times New Roman" w:cs="Times New Roman"/>
@@ -189,22 +104,58 @@
           <w:sz w:val="32"/>
           <w:szCs w:val="32"/>
         </w:rPr>
-        <w:t>Automatic Classification:</w:t>
-      </w:r>
-      <w:r>
-        <w:rPr>
-          <w:rFonts w:ascii="Times New Roman" w:hAnsi="Times New Roman" w:cs="Times New Roman"/>
-          <w:sz w:val="32"/>
-          <w:szCs w:val="32"/>
-        </w:rPr>
-        <w:t xml:space="preserve"> Reduce manual ticket assignment effort by automatically routing tickets.</w:t>
+        <w:t>Category Definition:</w:t>
+      </w:r>
+      <w:r>
+        <w:rPr>
+          <w:rFonts w:ascii="Times New Roman" w:hAnsi="Times New Roman" w:cs="Times New Roman"/>
+          <w:sz w:val="32"/>
+          <w:szCs w:val="32"/>
+        </w:rPr>
+        <w:t xml:space="preserve"> Configured lookup rules mapping keywords to their respective Categories (</w:t>
+      </w:r>
+      <w:r>
+        <w:rPr>
+          <w:rFonts w:ascii="Times New Roman" w:hAnsi="Times New Roman" w:cs="Times New Roman"/>
+          <w:b/>
+          <w:bCs/>
+          <w:sz w:val="32"/>
+          <w:szCs w:val="32"/>
+        </w:rPr>
+        <w:t>Network</w:t>
+      </w:r>
+      <w:r>
+        <w:rPr>
+          <w:rFonts w:ascii="Times New Roman" w:hAnsi="Times New Roman" w:cs="Times New Roman"/>
+          <w:sz w:val="32"/>
+          <w:szCs w:val="32"/>
+        </w:rPr>
+        <w:t xml:space="preserve"> and </w:t>
+      </w:r>
+      <w:r>
+        <w:rPr>
+          <w:rFonts w:ascii="Times New Roman" w:hAnsi="Times New Roman" w:cs="Times New Roman"/>
+          <w:b/>
+          <w:bCs/>
+          <w:sz w:val="32"/>
+          <w:szCs w:val="32"/>
+        </w:rPr>
+        <w:t>Hardware</w:t>
+      </w:r>
+      <w:r>
+        <w:rPr>
+          <w:rFonts w:ascii="Times New Roman" w:hAnsi="Times New Roman" w:cs="Times New Roman"/>
+          <w:sz w:val="32"/>
+          <w:szCs w:val="32"/>
+        </w:rPr>
+        <w:t>).</w:t>
       </w:r>
     </w:p>
     <w:p>
       <w:pPr>
         <w:numPr>
           <w:ilvl w:val="0"/>
-          <w:numId w:val="1"/>
+          <w:numId w:val="4"/>
         </w:numPr>
         <w:rPr>
           <w:rFonts w:ascii="Times New Roman" w:hAnsi="Times New Roman" w:cs="Times New Roman"/>
@@ -220,22 +171,193 @@
           <w:sz w:val="32"/>
           <w:szCs w:val="32"/>
         </w:rPr>
-        <w:t>Instant Email Notification:</w:t>
-      </w:r>
-      <w:r>
-        <w:rPr>
-          <w:rFonts w:ascii="Times New Roman" w:hAnsi="Times New Roman" w:cs="Times New Roman"/>
-          <w:sz w:val="32"/>
-          <w:szCs w:val="32"/>
-        </w:rPr>
-        <w:t xml:space="preserve"> Keep the caller informed immediately after ticket submission.</w:t>
+        <w:t>Subcategory Mapping:</w:t>
+      </w:r>
+      <w:r>
+        <w:rPr>
+          <w:rFonts w:ascii="Times New Roman" w:hAnsi="Times New Roman" w:cs="Times New Roman"/>
+          <w:sz w:val="32"/>
+          <w:szCs w:val="32"/>
+        </w:rPr>
+        <w:t xml:space="preserve"> Linked subcategories dynamically based on the selected Category:</w:t>
+      </w:r>
+    </w:p>
+    <w:p>
+      <w:pPr>
+        <w:numPr>
+          <w:ilvl w:val="1"/>
+          <w:numId w:val="4"/>
+        </w:numPr>
+        <w:rPr>
+          <w:rFonts w:ascii="Times New Roman" w:hAnsi="Times New Roman" w:cs="Times New Roman"/>
+          <w:sz w:val="32"/>
+          <w:szCs w:val="32"/>
+        </w:rPr>
+      </w:pPr>
+      <w:r>
+        <w:rPr>
+          <w:rFonts w:ascii="Times New Roman" w:hAnsi="Times New Roman" w:cs="Times New Roman"/>
+          <w:sz w:val="32"/>
+          <w:szCs w:val="32"/>
+        </w:rPr>
+        <w:t xml:space="preserve">Keyword "Wi-Fi" </w:t>
+      </w:r>
+      <m:oMath>
+        <m:r>
+          <w:rPr>
+            <w:rFonts w:ascii="Cambria Math" w:hAnsi="Cambria Math" w:cs="Times New Roman"/>
+            <w:sz w:val="32"/>
+            <w:szCs w:val="32"/>
+          </w:rPr>
+          <m:t>→</m:t>
+        </m:r>
+      </m:oMath>
+      <w:r>
+        <w:rPr>
+          <w:rFonts w:ascii="Times New Roman" w:hAnsi="Times New Roman" w:cs="Times New Roman"/>
+          <w:sz w:val="32"/>
+          <w:szCs w:val="32"/>
+        </w:rPr>
+        <w:t xml:space="preserve"> </w:t>
+      </w:r>
+      <w:r>
+        <w:rPr>
+          <w:rFonts w:ascii="Times New Roman" w:hAnsi="Times New Roman" w:cs="Times New Roman"/>
+          <w:b/>
+          <w:bCs/>
+          <w:sz w:val="32"/>
+          <w:szCs w:val="32"/>
+        </w:rPr>
+        <w:t>Category:</w:t>
+      </w:r>
+      <w:r>
+        <w:rPr>
+          <w:rFonts w:ascii="Times New Roman" w:hAnsi="Times New Roman" w:cs="Times New Roman"/>
+          <w:sz w:val="32"/>
+          <w:szCs w:val="32"/>
+        </w:rPr>
+        <w:t xml:space="preserve"> Network | </w:t>
+      </w:r>
+      <w:r>
+        <w:rPr>
+          <w:rFonts w:ascii="Times New Roman" w:hAnsi="Times New Roman" w:cs="Times New Roman"/>
+          <w:b/>
+          <w:bCs/>
+          <w:sz w:val="32"/>
+          <w:szCs w:val="32"/>
+        </w:rPr>
+        <w:t>Subcategory:</w:t>
+      </w:r>
+      <w:r>
+        <w:rPr>
+          <w:rFonts w:ascii="Times New Roman" w:hAnsi="Times New Roman" w:cs="Times New Roman"/>
+          <w:sz w:val="32"/>
+          <w:szCs w:val="32"/>
+        </w:rPr>
+        <w:t xml:space="preserve"> Wi-Fi</w:t>
+      </w:r>
+    </w:p>
+    <w:p>
+      <w:pPr>
+        <w:numPr>
+          <w:ilvl w:val="1"/>
+          <w:numId w:val="4"/>
+        </w:numPr>
+        <w:rPr>
+          <w:rFonts w:ascii="Times New Roman" w:hAnsi="Times New Roman" w:cs="Times New Roman"/>
+          <w:sz w:val="32"/>
+          <w:szCs w:val="32"/>
+        </w:rPr>
+      </w:pPr>
+      <w:r>
+        <w:rPr>
+          <w:rFonts w:ascii="Times New Roman" w:hAnsi="Times New Roman" w:cs="Times New Roman"/>
+          <w:sz w:val="32"/>
+          <w:szCs w:val="32"/>
+        </w:rPr>
+        <w:t xml:space="preserve">Keyword "Projector" </w:t>
+      </w:r>
+      <m:oMath>
+        <m:r>
+          <w:rPr>
+            <w:rFonts w:ascii="Cambria Math" w:hAnsi="Cambria Math" w:cs="Times New Roman"/>
+            <w:sz w:val="32"/>
+            <w:szCs w:val="32"/>
+          </w:rPr>
+          <m:t>→</m:t>
+        </m:r>
+      </m:oMath>
+      <w:r>
+        <w:rPr>
+          <w:rFonts w:ascii="Times New Roman" w:hAnsi="Times New Roman" w:cs="Times New Roman"/>
+          <w:sz w:val="32"/>
+          <w:szCs w:val="32"/>
+        </w:rPr>
+        <w:t xml:space="preserve"> </w:t>
+      </w:r>
+      <w:r>
+        <w:rPr>
+          <w:rFonts w:ascii="Times New Roman" w:hAnsi="Times New Roman" w:cs="Times New Roman"/>
+          <w:b/>
+          <w:bCs/>
+          <w:sz w:val="32"/>
+          <w:szCs w:val="32"/>
+        </w:rPr>
+        <w:t>Category:</w:t>
+      </w:r>
+      <w:r>
+        <w:rPr>
+          <w:rFonts w:ascii="Times New Roman" w:hAnsi="Times New Roman" w:cs="Times New Roman"/>
+          <w:sz w:val="32"/>
+          <w:szCs w:val="32"/>
+        </w:rPr>
+        <w:t xml:space="preserve"> Hardware | </w:t>
+      </w:r>
+      <w:r>
+        <w:rPr>
+          <w:rFonts w:ascii="Times New Roman" w:hAnsi="Times New Roman" w:cs="Times New Roman"/>
+          <w:b/>
+          <w:bCs/>
+          <w:sz w:val="32"/>
+          <w:szCs w:val="32"/>
+        </w:rPr>
+        <w:t>Subcategory:</w:t>
+      </w:r>
+      <w:r>
+        <w:rPr>
+          <w:rFonts w:ascii="Times New Roman" w:hAnsi="Times New Roman" w:cs="Times New Roman"/>
+          <w:sz w:val="32"/>
+          <w:szCs w:val="32"/>
+        </w:rPr>
+        <w:t xml:space="preserve"> Projector</w:t>
+      </w:r>
+    </w:p>
+    <w:p>
+      <w:pPr>
+        <w:rPr>
+          <w:rFonts w:ascii="Times New Roman" w:hAnsi="Times New Roman" w:cs="Times New Roman"/>
+          <w:b/>
+          <w:bCs/>
+          <w:sz w:val="32"/>
+          <w:szCs w:val="32"/>
+        </w:rPr>
+      </w:pPr>
+      <w:r>
+        <w:rPr>
+          <w:rFonts w:ascii="Times New Roman" w:hAnsi="Times New Roman" w:cs="Times New Roman"/>
+          <w:b/>
+          <w:bCs/>
+          <w:sz w:val="32"/>
+          <w:szCs w:val="32"/>
+        </w:rPr>
+        <w:t>3. Implementation Steps</w:t>
       </w:r>
     </w:p>
     <w:p>
       <w:pPr>
         <w:numPr>
           <w:ilvl w:val="0"/>
-          <w:numId w:val="1"/>
+          <w:numId w:val="5"/>
         </w:numPr>
         <w:rPr>
           <w:rFonts w:ascii="Times New Roman" w:hAnsi="Times New Roman" w:cs="Times New Roman"/>
@@ -246,27 +368,17 @@
       <w:r>
         <w:rPr>
           <w:rFonts w:ascii="Times New Roman" w:hAnsi="Times New Roman" w:cs="Times New Roman"/>
-          <w:b/>
-          <w:bCs/>
-          <w:sz w:val="32"/>
-          <w:szCs w:val="32"/>
-        </w:rPr>
-        <w:t>Accuracy:</w:t>
-      </w:r>
-      <w:r>
-        <w:rPr>
-          <w:rFonts w:ascii="Times New Roman" w:hAnsi="Times New Roman" w:cs="Times New Roman"/>
-          <w:sz w:val="32"/>
-          <w:szCs w:val="32"/>
-        </w:rPr>
-        <w:t xml:space="preserve"> Automatically set categories based on predefined keywords in the ticket description.</w:t>
+          <w:sz w:val="32"/>
+          <w:szCs w:val="32"/>
+        </w:rPr>
+        <w:t>Created Data Lookup Definitions on the Incident table.</w:t>
       </w:r>
     </w:p>
     <w:p>
       <w:pPr>
         <w:numPr>
           <w:ilvl w:val="0"/>
-          <w:numId w:val="2"/>
+          <w:numId w:val="5"/>
         </w:numPr>
         <w:rPr>
           <w:rFonts w:ascii="Times New Roman" w:hAnsi="Times New Roman" w:cs="Times New Roman"/>
@@ -277,216 +389,17 @@
       <w:r>
         <w:rPr>
           <w:rFonts w:ascii="Times New Roman" w:hAnsi="Times New Roman" w:cs="Times New Roman"/>
-          <w:b/>
-          <w:bCs/>
-          <w:sz w:val="32"/>
-          <w:szCs w:val="32"/>
-        </w:rPr>
-        <w:t>Rule 1 (</w:t>
-      </w:r>
-      <w:r>
-        <w:rPr>
-          <w:rFonts w:ascii="Times New Roman" w:hAnsi="Times New Roman" w:cs="Times New Roman"/>
-          <w:b/>
-          <w:bCs/>
-          <w:sz w:val="32"/>
-          <w:szCs w:val="32"/>
-        </w:rPr>
-        <w:t>Wi-Fi</w:t>
-      </w:r>
-      <w:r>
-        <w:rPr>
-          <w:rFonts w:ascii="Times New Roman" w:hAnsi="Times New Roman" w:cs="Times New Roman"/>
-          <w:b/>
-          <w:bCs/>
-          <w:sz w:val="32"/>
-          <w:szCs w:val="32"/>
-        </w:rPr>
-        <w:t xml:space="preserve"> Issue):</w:t>
-      </w:r>
-    </w:p>
-    <w:p>
-      <w:pPr>
-        <w:numPr>
-          <w:ilvl w:val="1"/>
-          <w:numId w:val="2"/>
-        </w:numPr>
-        <w:rPr>
-          <w:rFonts w:ascii="Times New Roman" w:hAnsi="Times New Roman" w:cs="Times New Roman"/>
-          <w:sz w:val="32"/>
-          <w:szCs w:val="32"/>
-        </w:rPr>
-      </w:pPr>
-      <w:r>
-        <w:rPr>
-          <w:rFonts w:ascii="Times New Roman" w:hAnsi="Times New Roman" w:cs="Times New Roman"/>
-          <w:b/>
-          <w:bCs/>
-          <w:sz w:val="32"/>
-          <w:szCs w:val="32"/>
-        </w:rPr>
-        <w:t>Trigger:</w:t>
-      </w:r>
-      <w:r>
-        <w:rPr>
-          <w:rFonts w:ascii="Times New Roman" w:hAnsi="Times New Roman" w:cs="Times New Roman"/>
-          <w:sz w:val="32"/>
-          <w:szCs w:val="32"/>
-        </w:rPr>
-        <w:t xml:space="preserve"> Short Description contains </w:t>
-      </w:r>
-      <w:r>
-        <w:rPr>
-          <w:rFonts w:ascii="Times New Roman" w:hAnsi="Times New Roman" w:cs="Times New Roman"/>
-          <w:b/>
-          <w:bCs/>
-          <w:sz w:val="32"/>
-          <w:szCs w:val="32"/>
-        </w:rPr>
-        <w:t>"</w:t>
-      </w:r>
-      <w:r>
-        <w:rPr>
-          <w:rFonts w:ascii="Times New Roman" w:hAnsi="Times New Roman" w:cs="Times New Roman"/>
-          <w:b/>
-          <w:bCs/>
-          <w:sz w:val="32"/>
-          <w:szCs w:val="32"/>
-        </w:rPr>
-        <w:t>Wi-Fi</w:t>
-      </w:r>
-      <w:r>
-        <w:rPr>
-          <w:rFonts w:ascii="Times New Roman" w:hAnsi="Times New Roman" w:cs="Times New Roman"/>
-          <w:b/>
-          <w:bCs/>
-          <w:sz w:val="32"/>
-          <w:szCs w:val="32"/>
-        </w:rPr>
-        <w:t>"</w:t>
-      </w:r>
-      <w:r>
-        <w:rPr>
-          <w:rFonts w:ascii="Times New Roman" w:hAnsi="Times New Roman" w:cs="Times New Roman"/>
-          <w:sz w:val="32"/>
-          <w:szCs w:val="32"/>
-        </w:rPr>
-        <w:t xml:space="preserve"> (e.g., </w:t>
-      </w:r>
-      <w:r>
-        <w:rPr>
-          <w:rFonts w:ascii="Times New Roman" w:hAnsi="Times New Roman" w:cs="Times New Roman"/>
-          <w:i/>
-          <w:iCs/>
-          <w:sz w:val="32"/>
-          <w:szCs w:val="32"/>
-        </w:rPr>
-        <w:t>"</w:t>
-      </w:r>
-      <w:r>
-        <w:rPr>
-          <w:rFonts w:ascii="Times New Roman" w:hAnsi="Times New Roman" w:cs="Times New Roman"/>
-          <w:i/>
-          <w:iCs/>
-          <w:sz w:val="32"/>
-          <w:szCs w:val="32"/>
-        </w:rPr>
-        <w:t>Wi-Fi</w:t>
-      </w:r>
-      <w:r>
-        <w:rPr>
-          <w:rFonts w:ascii="Times New Roman" w:hAnsi="Times New Roman" w:cs="Times New Roman"/>
-          <w:i/>
-          <w:iCs/>
-          <w:sz w:val="32"/>
-          <w:szCs w:val="32"/>
-        </w:rPr>
-        <w:t xml:space="preserve"> not working in library"</w:t>
-      </w:r>
-      <w:r>
-        <w:rPr>
-          <w:rFonts w:ascii="Times New Roman" w:hAnsi="Times New Roman" w:cs="Times New Roman"/>
-          <w:sz w:val="32"/>
-          <w:szCs w:val="32"/>
-        </w:rPr>
-        <w:t>)</w:t>
-      </w:r>
-    </w:p>
-    <w:p>
-      <w:pPr>
-        <w:numPr>
-          <w:ilvl w:val="1"/>
-          <w:numId w:val="2"/>
-        </w:numPr>
-        <w:rPr>
-          <w:rFonts w:ascii="Times New Roman" w:hAnsi="Times New Roman" w:cs="Times New Roman"/>
-          <w:sz w:val="32"/>
-          <w:szCs w:val="32"/>
-        </w:rPr>
-      </w:pPr>
-      <w:r>
-        <w:rPr>
-          <w:rFonts w:ascii="Times New Roman" w:hAnsi="Times New Roman" w:cs="Times New Roman"/>
-          <w:b/>
-          <w:bCs/>
-          <w:sz w:val="32"/>
-          <w:szCs w:val="32"/>
-        </w:rPr>
-        <w:t>Category:</w:t>
-      </w:r>
-      <w:r>
-        <w:rPr>
-          <w:rFonts w:ascii="Times New Roman" w:hAnsi="Times New Roman" w:cs="Times New Roman"/>
-          <w:sz w:val="32"/>
-          <w:szCs w:val="32"/>
-        </w:rPr>
-        <w:t xml:space="preserve"> Network</w:t>
-      </w:r>
-    </w:p>
-    <w:p>
-      <w:pPr>
-        <w:numPr>
-          <w:ilvl w:val="1"/>
-          <w:numId w:val="2"/>
-        </w:numPr>
-        <w:rPr>
-          <w:rFonts w:ascii="Times New Roman" w:hAnsi="Times New Roman" w:cs="Times New Roman"/>
-          <w:sz w:val="32"/>
-          <w:szCs w:val="32"/>
-        </w:rPr>
-      </w:pPr>
-      <w:r>
-        <w:rPr>
-          <w:rFonts w:ascii="Times New Roman" w:hAnsi="Times New Roman" w:cs="Times New Roman"/>
-          <w:b/>
-          <w:bCs/>
-          <w:sz w:val="32"/>
-          <w:szCs w:val="32"/>
-        </w:rPr>
-        <w:t>Subcategory:</w:t>
-      </w:r>
-      <w:r>
-        <w:rPr>
-          <w:rFonts w:ascii="Times New Roman" w:hAnsi="Times New Roman" w:cs="Times New Roman"/>
-          <w:sz w:val="32"/>
-          <w:szCs w:val="32"/>
-        </w:rPr>
-        <w:t xml:space="preserve"> </w:t>
-      </w:r>
-      <w:r>
-        <w:rPr>
-          <w:rFonts w:ascii="Times New Roman" w:hAnsi="Times New Roman" w:cs="Times New Roman"/>
-          <w:sz w:val="32"/>
-          <w:szCs w:val="32"/>
-        </w:rPr>
-        <w:t>Wi-Fi</w:t>
+          <w:sz w:val="32"/>
+          <w:szCs w:val="32"/>
+        </w:rPr>
+        <w:t>Set Matcher Conditions for the Short Description field.</w:t>
       </w:r>
     </w:p>
     <w:p>
       <w:pPr>
         <w:numPr>
           <w:ilvl w:val="0"/>
-          <w:numId w:val="2"/>
+          <w:numId w:val="5"/>
         </w:numPr>
         <w:rPr>
           <w:rFonts w:ascii="Times New Roman" w:hAnsi="Times New Roman" w:cs="Times New Roman"/>
@@ -497,398 +410,108 @@
       <w:r>
         <w:rPr>
           <w:rFonts w:ascii="Times New Roman" w:hAnsi="Times New Roman" w:cs="Times New Roman"/>
-          <w:b/>
-          <w:bCs/>
-          <w:sz w:val="32"/>
-          <w:szCs w:val="32"/>
-        </w:rPr>
-        <w:t>Rule 2 (Projector Issue):</w:t>
-      </w:r>
-    </w:p>
-    <w:p>
-      <w:pPr>
-        <w:numPr>
-          <w:ilvl w:val="1"/>
-          <w:numId w:val="2"/>
-        </w:numPr>
-        <w:rPr>
-          <w:rFonts w:ascii="Times New Roman" w:hAnsi="Times New Roman" w:cs="Times New Roman"/>
-          <w:sz w:val="32"/>
-          <w:szCs w:val="32"/>
-        </w:rPr>
-      </w:pPr>
-      <w:r>
-        <w:rPr>
-          <w:rFonts w:ascii="Times New Roman" w:hAnsi="Times New Roman" w:cs="Times New Roman"/>
-          <w:b/>
-          <w:bCs/>
+          <w:sz w:val="32"/>
+          <w:szCs w:val="32"/>
+        </w:rPr>
+        <w:t>Defined Setter Values to automatically assign Category and Subcategory fields upon record submission.</w:t>
+      </w:r>
+    </w:p>
+    <w:p>
+      <w:pPr>
+        <w:rPr>
+          <w:rFonts w:ascii="Times New Roman" w:hAnsi="Times New Roman" w:cs="Times New Roman"/>
+          <w:b/>
+          <w:bCs/>
+          <w:sz w:val="32"/>
+          <w:szCs w:val="32"/>
+        </w:rPr>
+      </w:pPr>
+    </w:p>
+    <w:p>
+      <w:pPr>
+        <w:rPr>
+          <w:rFonts w:ascii="Times New Roman" w:hAnsi="Times New Roman" w:cs="Times New Roman"/>
+          <w:b/>
+          <w:bCs/>
+          <w:sz w:val="32"/>
+          <w:szCs w:val="32"/>
+        </w:rPr>
+      </w:pPr>
+    </w:p>
+    <w:p>
+      <w:pPr>
+        <w:rPr>
+          <w:rFonts w:ascii="Times New Roman" w:hAnsi="Times New Roman" w:cs="Times New Roman"/>
+          <w:b/>
+          <w:bCs/>
+          <w:sz w:val="32"/>
+          <w:szCs w:val="32"/>
+        </w:rPr>
+      </w:pPr>
+    </w:p>
+    <w:p>
+      <w:pPr>
+        <w:rPr>
+          <w:rFonts w:ascii="Times New Roman" w:hAnsi="Times New Roman" w:cs="Times New Roman"/>
+          <w:b/>
+          <w:bCs/>
+          <w:sz w:val="32"/>
+          <w:szCs w:val="32"/>
+        </w:rPr>
+      </w:pPr>
+    </w:p>
+    <w:p>
+      <w:pPr>
+        <w:rPr>
+          <w:rFonts w:ascii="Times New Roman" w:hAnsi="Times New Roman" w:cs="Times New Roman"/>
+          <w:b/>
+          <w:bCs/>
+          <w:sz w:val="32"/>
+          <w:szCs w:val="32"/>
+        </w:rPr>
+      </w:pPr>
+    </w:p>
+    <w:p>
+      <w:pPr>
+        <w:rPr>
+          <w:rFonts w:ascii="Times New Roman" w:hAnsi="Times New Roman" w:cs="Times New Roman"/>
+          <w:b/>
+          <w:bCs/>
+          <w:sz w:val="32"/>
+          <w:szCs w:val="32"/>
+        </w:rPr>
+      </w:pPr>
+    </w:p>
+    <w:p>
+      <w:pPr>
+        <w:rPr>
+          <w:rFonts w:ascii="Times New Roman" w:hAnsi="Times New Roman" w:cs="Times New Roman"/>
+          <w:b/>
+          <w:bCs/>
+          <w:sz w:val="32"/>
+          <w:szCs w:val="32"/>
+        </w:rPr>
+      </w:pPr>
+      <w:r>
+        <w:rPr>
+          <w:rFonts w:ascii="Times New Roman" w:hAnsi="Times New Roman" w:cs="Times New Roman"/>
           <w:sz w:val="32"/>
           <w:szCs w:val="32"/>
         </w:rPr>
         <w:lastRenderedPageBreak/>
-        <w:t>Trigger:</w:t>
-      </w:r>
-      <w:r>
-        <w:rPr>
-          <w:rFonts w:ascii="Times New Roman" w:hAnsi="Times New Roman" w:cs="Times New Roman"/>
-          <w:sz w:val="32"/>
-          <w:szCs w:val="32"/>
-        </w:rPr>
-        <w:t xml:space="preserve"> Short Description contains </w:t>
-      </w:r>
-      <w:r>
-        <w:rPr>
-          <w:rFonts w:ascii="Times New Roman" w:hAnsi="Times New Roman" w:cs="Times New Roman"/>
-          <w:b/>
-          <w:bCs/>
-          <w:sz w:val="32"/>
-          <w:szCs w:val="32"/>
-        </w:rPr>
-        <w:t>"Projector"</w:t>
-      </w:r>
-      <w:r>
-        <w:rPr>
-          <w:rFonts w:ascii="Times New Roman" w:hAnsi="Times New Roman" w:cs="Times New Roman"/>
-          <w:sz w:val="32"/>
-          <w:szCs w:val="32"/>
-        </w:rPr>
-        <w:t xml:space="preserve"> (e.g., </w:t>
-      </w:r>
-      <w:r>
-        <w:rPr>
-          <w:rFonts w:ascii="Times New Roman" w:hAnsi="Times New Roman" w:cs="Times New Roman"/>
-          <w:i/>
-          <w:iCs/>
-          <w:sz w:val="32"/>
-          <w:szCs w:val="32"/>
-        </w:rPr>
-        <w:t>"Projector not turning on"</w:t>
-      </w:r>
-      <w:r>
-        <w:rPr>
-          <w:rFonts w:ascii="Times New Roman" w:hAnsi="Times New Roman" w:cs="Times New Roman"/>
-          <w:sz w:val="32"/>
-          <w:szCs w:val="32"/>
-        </w:rPr>
-        <w:t>)</w:t>
-      </w:r>
-    </w:p>
-    <w:p>
-      <w:pPr>
-        <w:numPr>
-          <w:ilvl w:val="1"/>
-          <w:numId w:val="2"/>
-        </w:numPr>
-        <w:rPr>
-          <w:rFonts w:ascii="Times New Roman" w:hAnsi="Times New Roman" w:cs="Times New Roman"/>
-          <w:sz w:val="32"/>
-          <w:szCs w:val="32"/>
-        </w:rPr>
-      </w:pPr>
-      <w:r>
-        <w:rPr>
-          <w:rFonts w:ascii="Times New Roman" w:hAnsi="Times New Roman" w:cs="Times New Roman"/>
-          <w:b/>
-          <w:bCs/>
-          <w:sz w:val="32"/>
-          <w:szCs w:val="32"/>
-        </w:rPr>
-        <w:t>Category:</w:t>
-      </w:r>
-      <w:r>
-        <w:rPr>
-          <w:rFonts w:ascii="Times New Roman" w:hAnsi="Times New Roman" w:cs="Times New Roman"/>
-          <w:sz w:val="32"/>
-          <w:szCs w:val="32"/>
-        </w:rPr>
-        <w:t xml:space="preserve"> Hardware</w:t>
-      </w:r>
-    </w:p>
-    <w:p>
-      <w:pPr>
-        <w:numPr>
-          <w:ilvl w:val="1"/>
-          <w:numId w:val="2"/>
-        </w:numPr>
-        <w:rPr>
-          <w:rFonts w:ascii="Times New Roman" w:hAnsi="Times New Roman" w:cs="Times New Roman"/>
-          <w:sz w:val="32"/>
-          <w:szCs w:val="32"/>
-        </w:rPr>
-      </w:pPr>
-      <w:r>
-        <w:rPr>
-          <w:rFonts w:ascii="Times New Roman" w:hAnsi="Times New Roman" w:cs="Times New Roman"/>
-          <w:b/>
-          <w:bCs/>
-          <w:sz w:val="32"/>
-          <w:szCs w:val="32"/>
-        </w:rPr>
-        <w:t>Subcategory:</w:t>
-      </w:r>
-      <w:r>
-        <w:rPr>
-          <w:rFonts w:ascii="Times New Roman" w:hAnsi="Times New Roman" w:cs="Times New Roman"/>
-          <w:sz w:val="32"/>
-          <w:szCs w:val="32"/>
-        </w:rPr>
-        <w:t xml:space="preserve"> Projector</w:t>
-      </w:r>
-    </w:p>
-    <w:p>
-      <w:pPr>
-        <w:numPr>
-          <w:ilvl w:val="0"/>
-          <w:numId w:val="2"/>
-        </w:numPr>
-        <w:rPr>
-          <w:rFonts w:ascii="Times New Roman" w:hAnsi="Times New Roman" w:cs="Times New Roman"/>
-          <w:sz w:val="32"/>
-          <w:szCs w:val="32"/>
-        </w:rPr>
-      </w:pPr>
-      <w:r>
-        <w:rPr>
-          <w:rFonts w:ascii="Times New Roman" w:hAnsi="Times New Roman" w:cs="Times New Roman"/>
-          <w:b/>
-          <w:bCs/>
-          <w:sz w:val="32"/>
-          <w:szCs w:val="32"/>
-        </w:rPr>
-        <w:t>Notification Rule:</w:t>
-      </w:r>
-    </w:p>
-    <w:p>
-      <w:pPr>
-        <w:numPr>
-          <w:ilvl w:val="1"/>
-          <w:numId w:val="2"/>
-        </w:numPr>
-        <w:rPr>
-          <w:rFonts w:ascii="Times New Roman" w:hAnsi="Times New Roman" w:cs="Times New Roman"/>
-          <w:sz w:val="32"/>
-          <w:szCs w:val="32"/>
-        </w:rPr>
-      </w:pPr>
-      <w:r>
-        <w:rPr>
-          <w:rFonts w:ascii="Times New Roman" w:hAnsi="Times New Roman" w:cs="Times New Roman"/>
-          <w:sz w:val="32"/>
-          <w:szCs w:val="32"/>
-        </w:rPr>
-        <w:t xml:space="preserve">Once the ticket is saved and classified, send an automated email to the </w:t>
-      </w:r>
-      <w:r>
-        <w:rPr>
-          <w:rFonts w:ascii="Times New Roman" w:hAnsi="Times New Roman" w:cs="Times New Roman"/>
-          <w:b/>
-          <w:bCs/>
-          <w:sz w:val="32"/>
-          <w:szCs w:val="32"/>
-        </w:rPr>
-        <w:t>Caller's Email ID</w:t>
-      </w:r>
-      <w:r>
-        <w:rPr>
-          <w:rFonts w:ascii="Times New Roman" w:hAnsi="Times New Roman" w:cs="Times New Roman"/>
-          <w:sz w:val="32"/>
-          <w:szCs w:val="32"/>
-        </w:rPr>
-        <w:t>.</w:t>
-      </w:r>
-    </w:p>
-    <w:p>
-      <w:pPr>
-        <w:rPr>
-          <w:rFonts w:ascii="Times New Roman" w:hAnsi="Times New Roman" w:cs="Times New Roman"/>
-          <w:b/>
-          <w:bCs/>
-          <w:sz w:val="32"/>
-          <w:szCs w:val="32"/>
-          <w:u w:val="single"/>
-        </w:rPr>
-      </w:pPr>
-      <w:r>
-        <w:rPr>
-          <w:rFonts w:ascii="Times New Roman" w:hAnsi="Times New Roman" w:cs="Times New Roman"/>
-          <w:b/>
-          <w:bCs/>
-          <w:sz w:val="32"/>
-          <w:szCs w:val="32"/>
-          <w:u w:val="single"/>
-        </w:rPr>
-        <w:t>5. Implementation Plan</w:t>
-      </w:r>
-    </w:p>
-    <w:p>
-      <w:pPr>
-        <w:numPr>
-          <w:ilvl w:val="0"/>
-          <w:numId w:val="3"/>
-        </w:numPr>
-        <w:rPr>
-          <w:rFonts w:ascii="Times New Roman" w:hAnsi="Times New Roman" w:cs="Times New Roman"/>
-          <w:sz w:val="32"/>
-          <w:szCs w:val="32"/>
-        </w:rPr>
-      </w:pPr>
-      <w:r>
-        <w:rPr>
-          <w:rFonts w:ascii="Times New Roman" w:hAnsi="Times New Roman" w:cs="Times New Roman"/>
-          <w:sz w:val="32"/>
-          <w:szCs w:val="32"/>
-        </w:rPr>
-        <w:t>Set up a ServiceNow Personal Developer Instance (PDI).</w:t>
-      </w:r>
-    </w:p>
-    <w:p>
-      <w:pPr>
-        <w:numPr>
-          <w:ilvl w:val="0"/>
-          <w:numId w:val="3"/>
-        </w:numPr>
-        <w:rPr>
-          <w:rFonts w:ascii="Times New Roman" w:hAnsi="Times New Roman" w:cs="Times New Roman"/>
-          <w:sz w:val="32"/>
-          <w:szCs w:val="32"/>
-        </w:rPr>
-      </w:pPr>
-      <w:r>
-        <w:rPr>
-          <w:rFonts w:ascii="Times New Roman" w:hAnsi="Times New Roman" w:cs="Times New Roman"/>
-          <w:sz w:val="32"/>
-          <w:szCs w:val="32"/>
-        </w:rPr>
-        <w:t xml:space="preserve">Configure </w:t>
-      </w:r>
-      <w:r>
-        <w:rPr>
-          <w:rFonts w:ascii="Times New Roman" w:hAnsi="Times New Roman" w:cs="Times New Roman"/>
-          <w:b/>
-          <w:bCs/>
-          <w:sz w:val="32"/>
-          <w:szCs w:val="32"/>
-        </w:rPr>
-        <w:t>Data Lookup Rules</w:t>
-      </w:r>
-      <w:r>
-        <w:rPr>
-          <w:rFonts w:ascii="Times New Roman" w:hAnsi="Times New Roman" w:cs="Times New Roman"/>
-          <w:sz w:val="32"/>
-          <w:szCs w:val="32"/>
-        </w:rPr>
-        <w:t xml:space="preserve"> or </w:t>
-      </w:r>
-      <w:r>
-        <w:rPr>
-          <w:rFonts w:ascii="Times New Roman" w:hAnsi="Times New Roman" w:cs="Times New Roman"/>
-          <w:b/>
-          <w:bCs/>
-          <w:sz w:val="32"/>
-          <w:szCs w:val="32"/>
-        </w:rPr>
-        <w:t>Flow Designer</w:t>
-      </w:r>
-      <w:r>
-        <w:rPr>
-          <w:rFonts w:ascii="Times New Roman" w:hAnsi="Times New Roman" w:cs="Times New Roman"/>
-          <w:sz w:val="32"/>
-          <w:szCs w:val="32"/>
-        </w:rPr>
-        <w:t xml:space="preserve"> triggers for keyword matching.</w:t>
-      </w:r>
-    </w:p>
-    <w:p>
-      <w:pPr>
-        <w:numPr>
-          <w:ilvl w:val="0"/>
-          <w:numId w:val="3"/>
-        </w:numPr>
-        <w:rPr>
-          <w:rFonts w:ascii="Times New Roman" w:hAnsi="Times New Roman" w:cs="Times New Roman"/>
-          <w:sz w:val="32"/>
-          <w:szCs w:val="32"/>
-        </w:rPr>
-      </w:pPr>
-      <w:r>
-        <w:rPr>
-          <w:rFonts w:ascii="Times New Roman" w:hAnsi="Times New Roman" w:cs="Times New Roman"/>
-          <w:sz w:val="32"/>
-          <w:szCs w:val="32"/>
-        </w:rPr>
-        <w:t xml:space="preserve">Create an </w:t>
-      </w:r>
-      <w:r>
-        <w:rPr>
-          <w:rFonts w:ascii="Times New Roman" w:hAnsi="Times New Roman" w:cs="Times New Roman"/>
-          <w:b/>
-          <w:bCs/>
-          <w:sz w:val="32"/>
-          <w:szCs w:val="32"/>
-        </w:rPr>
-        <w:t>Email Notification</w:t>
-      </w:r>
-      <w:r>
-        <w:rPr>
-          <w:rFonts w:ascii="Times New Roman" w:hAnsi="Times New Roman" w:cs="Times New Roman"/>
-          <w:sz w:val="32"/>
-          <w:szCs w:val="32"/>
-        </w:rPr>
-        <w:t xml:space="preserve"> template for ticket updates.</w:t>
-      </w:r>
-    </w:p>
-    <w:p>
-      <w:pPr>
-        <w:numPr>
-          <w:ilvl w:val="0"/>
-          <w:numId w:val="3"/>
-        </w:numPr>
-        <w:rPr>
-          <w:rFonts w:ascii="Times New Roman" w:hAnsi="Times New Roman" w:cs="Times New Roman"/>
-          <w:sz w:val="32"/>
-          <w:szCs w:val="32"/>
-        </w:rPr>
-      </w:pPr>
-      <w:r>
-        <w:rPr>
-          <w:rFonts w:ascii="Times New Roman" w:hAnsi="Times New Roman" w:cs="Times New Roman"/>
-          <w:sz w:val="32"/>
-          <w:szCs w:val="32"/>
-        </w:rPr>
-        <w:t>Test the rules using sample Incident records and verify logs under System Logs -&gt; Emails.</w:t>
-      </w:r>
-    </w:p>
-    <w:p>
-      <w:pPr>
-        <w:rPr>
-          <w:rFonts w:ascii="Times New Roman" w:hAnsi="Times New Roman" w:cs="Times New Roman"/>
-          <w:sz w:val="32"/>
-          <w:szCs w:val="32"/>
-          <w:lang w:val="en-US"/>
-        </w:rPr>
-      </w:pPr>
-      <w:r>
-        <w:rPr>
-          <w:rFonts w:ascii="Times New Roman" w:hAnsi="Times New Roman" w:cs="Times New Roman"/>
-          <w:b/>
-          <w:bCs/>
-          <w:noProof/>
-          <w:sz w:val="32"/>
-          <w:szCs w:val="32"/>
-        </w:rPr>
         <w:drawing>
-          <wp:anchor distT="0" distB="0" distL="114300" distR="114300" simplePos="0" relativeHeight="251658240" behindDoc="0" locked="0" layoutInCell="1" allowOverlap="1" wp14:anchorId="4B8F35EC" wp14:editId="01F3EF99">
+          <wp:anchor distT="0" distB="0" distL="114300" distR="114300" simplePos="0" relativeHeight="251659264" behindDoc="0" locked="0" layoutInCell="1" allowOverlap="1" wp14:anchorId="2F1ABB6D" wp14:editId="577A8272">
             <wp:simplePos x="0" y="0"/>
             <wp:positionH relativeFrom="margin">
-              <wp:posOffset>408940</wp:posOffset>
+              <wp:posOffset>371475</wp:posOffset>
             </wp:positionH>
-            <wp:positionV relativeFrom="margin">
-              <wp:posOffset>5505450</wp:posOffset>
+            <wp:positionV relativeFrom="page">
+              <wp:posOffset>609600</wp:posOffset>
             </wp:positionV>
-            <wp:extent cx="4695825" cy="2143125"/>
-            <wp:effectExtent l="19050" t="0" r="28575" b="638175"/>
+            <wp:extent cx="4836160" cy="2924175"/>
+            <wp:effectExtent l="0" t="0" r="2540" b="9525"/>
             <wp:wrapSquare wrapText="bothSides"/>
-            <wp:docPr id="1662788458" name="Picture 1"/>
+            <wp:docPr id="141438234" name="Picture 4"/>
             <wp:cNvGraphicFramePr>
               <a:graphicFrameLocks xmlns:a="http://schemas.openxmlformats.org/drawingml/2006/main" noChangeAspect="1"/>
             </wp:cNvGraphicFramePr>
@@ -896,47 +519,727 @@
               <a:graphicData uri="http://schemas.openxmlformats.org/drawingml/2006/picture">
                 <pic:pic xmlns:pic="http://schemas.openxmlformats.org/drawingml/2006/picture">
                   <pic:nvPicPr>
-                    <pic:cNvPr id="1662788458" name="Picture 1662788458"/>
-                    <pic:cNvPicPr/>
+                    <pic:cNvPr id="0" name="Picture 1"/>
+                    <pic:cNvPicPr>
+                      <a:picLocks noChangeAspect="1" noChangeArrowheads="1"/>
+                    </pic:cNvPicPr>
                   </pic:nvPicPr>
                   <pic:blipFill>
-                    <a:blip r:embed="rId5" cstate="print">
+                    <a:blip r:embed="rId5">
                       <a:extLst>
                         <a:ext uri="{28A0092B-C50C-407E-A947-70E740481C1C}">
                           <a14:useLocalDpi xmlns:a14="http://schemas.microsoft.com/office/drawing/2010/main" val="0"/>
                         </a:ext>
                       </a:extLst>
                     </a:blip>
+                    <a:srcRect/>
                     <a:stretch>
                       <a:fillRect/>
                     </a:stretch>
                   </pic:blipFill>
-                  <pic:spPr>
+                  <pic:spPr bwMode="auto">
                     <a:xfrm>
                       <a:off x="0" y="0"/>
-                      <a:ext cx="4695825" cy="2143125"/>
+                      <a:ext cx="4836160" cy="2924175"/>
                     </a:xfrm>
-                    <a:prstGeom prst="roundRect">
-                      <a:avLst>
-                        <a:gd name="adj" fmla="val 8594"/>
-                      </a:avLst>
+                    <a:prstGeom prst="rect">
+                      <a:avLst/>
                     </a:prstGeom>
-                    <a:solidFill>
-                      <a:srgbClr val="FFFFFF">
-                        <a:shade val="85000"/>
-                      </a:srgbClr>
-                    </a:solidFill>
-                    <a:ln>
-                      <a:noFill/>
-                    </a:ln>
-                    <a:effectLst>
-                      <a:reflection blurRad="12700" stA="38000" endPos="28000" dist="5000" dir="5400000" sy="-100000" algn="bl" rotWithShape="0"/>
-                    </a:effectLst>
+                    <a:noFill/>
                   </pic:spPr>
                 </pic:pic>
               </a:graphicData>
             </a:graphic>
             <wp14:sizeRelH relativeFrom="margin">
+              <wp14:pctWidth>0</wp14:pctWidth>
+            </wp14:sizeRelH>
+            <wp14:sizeRelV relativeFrom="margin">
+              <wp14:pctHeight>0</wp14:pctHeight>
+            </wp14:sizeRelV>
+          </wp:anchor>
+        </w:drawing>
+      </w:r>
+    </w:p>
+    <w:p>
+      <w:pPr>
+        <w:rPr>
+          <w:rFonts w:ascii="Times New Roman" w:hAnsi="Times New Roman" w:cs="Times New Roman"/>
+          <w:b/>
+          <w:bCs/>
+          <w:sz w:val="32"/>
+          <w:szCs w:val="32"/>
+        </w:rPr>
+      </w:pPr>
+    </w:p>
+    <w:p>
+      <w:pPr>
+        <w:rPr>
+          <w:rFonts w:ascii="Times New Roman" w:hAnsi="Times New Roman" w:cs="Times New Roman"/>
+          <w:b/>
+          <w:bCs/>
+          <w:sz w:val="32"/>
+          <w:szCs w:val="32"/>
+        </w:rPr>
+      </w:pPr>
+    </w:p>
+    <w:p>
+      <w:pPr>
+        <w:rPr>
+          <w:rFonts w:ascii="Times New Roman" w:hAnsi="Times New Roman" w:cs="Times New Roman"/>
+          <w:b/>
+          <w:bCs/>
+          <w:sz w:val="32"/>
+          <w:szCs w:val="32"/>
+        </w:rPr>
+      </w:pPr>
+    </w:p>
+    <w:p>
+      <w:pPr>
+        <w:rPr>
+          <w:rFonts w:ascii="Times New Roman" w:hAnsi="Times New Roman" w:cs="Times New Roman"/>
+          <w:b/>
+          <w:bCs/>
+          <w:sz w:val="32"/>
+          <w:szCs w:val="32"/>
+        </w:rPr>
+      </w:pPr>
+    </w:p>
+    <w:p>
+      <w:pPr>
+        <w:rPr>
+          <w:rFonts w:ascii="Times New Roman" w:hAnsi="Times New Roman" w:cs="Times New Roman"/>
+          <w:b/>
+          <w:bCs/>
+          <w:sz w:val="32"/>
+          <w:szCs w:val="32"/>
+        </w:rPr>
+      </w:pPr>
+    </w:p>
+    <w:p>
+      <w:pPr>
+        <w:rPr>
+          <w:rFonts w:ascii="Times New Roman" w:hAnsi="Times New Roman" w:cs="Times New Roman"/>
+          <w:b/>
+          <w:bCs/>
+          <w:sz w:val="32"/>
+          <w:szCs w:val="32"/>
+        </w:rPr>
+      </w:pPr>
+    </w:p>
+    <w:p>
+      <w:pPr>
+        <w:rPr>
+          <w:rFonts w:ascii="Times New Roman" w:hAnsi="Times New Roman" w:cs="Times New Roman"/>
+          <w:b/>
+          <w:bCs/>
+          <w:sz w:val="32"/>
+          <w:szCs w:val="32"/>
+        </w:rPr>
+      </w:pPr>
+    </w:p>
+    <w:p>
+      <w:pPr>
+        <w:rPr>
+          <w:rFonts w:ascii="Times New Roman" w:hAnsi="Times New Roman" w:cs="Times New Roman"/>
+          <w:b/>
+          <w:bCs/>
+          <w:sz w:val="32"/>
+          <w:szCs w:val="32"/>
+        </w:rPr>
+      </w:pPr>
+    </w:p>
+    <w:p>
+      <w:pPr>
+        <w:rPr>
+          <w:rFonts w:ascii="Times New Roman" w:hAnsi="Times New Roman" w:cs="Times New Roman"/>
+          <w:b/>
+          <w:bCs/>
+          <w:sz w:val="32"/>
+          <w:szCs w:val="32"/>
+        </w:rPr>
+      </w:pPr>
+    </w:p>
+    <w:p>
+      <w:pPr>
+        <w:rPr>
+          <w:rFonts w:ascii="Times New Roman" w:hAnsi="Times New Roman" w:cs="Times New Roman"/>
+          <w:b/>
+          <w:bCs/>
+          <w:sz w:val="32"/>
+          <w:szCs w:val="32"/>
+        </w:rPr>
+      </w:pPr>
+    </w:p>
+    <w:p>
+      <w:pPr>
+        <w:rPr>
+          <w:rFonts w:ascii="Times New Roman" w:hAnsi="Times New Roman" w:cs="Times New Roman"/>
+          <w:b/>
+          <w:bCs/>
+          <w:sz w:val="32"/>
+          <w:szCs w:val="32"/>
+        </w:rPr>
+      </w:pPr>
+    </w:p>
+    <w:p>
+      <w:pPr>
+        <w:rPr>
+          <w:rFonts w:ascii="Times New Roman" w:hAnsi="Times New Roman" w:cs="Times New Roman"/>
+          <w:b/>
+          <w:bCs/>
+          <w:sz w:val="32"/>
+          <w:szCs w:val="32"/>
+        </w:rPr>
+      </w:pPr>
+      <w:r>
+        <w:rPr>
+          <w:rFonts w:ascii="Times New Roman" w:hAnsi="Times New Roman" w:cs="Times New Roman"/>
+          <w:b/>
+          <w:bCs/>
+          <w:sz w:val="32"/>
+          <w:szCs w:val="32"/>
+        </w:rPr>
+        <w:t>Milestone 3: Automation using Flow Designer &amp; Email Notification</w:t>
+      </w:r>
+    </w:p>
+    <w:p>
+      <w:pPr>
+        <w:rPr>
+          <w:rFonts w:ascii="Times New Roman" w:hAnsi="Times New Roman" w:cs="Times New Roman"/>
+          <w:b/>
+          <w:bCs/>
+          <w:sz w:val="32"/>
+          <w:szCs w:val="32"/>
+        </w:rPr>
+      </w:pPr>
+      <w:r>
+        <w:rPr>
+          <w:rFonts w:ascii="Times New Roman" w:hAnsi="Times New Roman" w:cs="Times New Roman"/>
+          <w:b/>
+          <w:bCs/>
+          <w:sz w:val="32"/>
+          <w:szCs w:val="32"/>
+        </w:rPr>
+        <w:t>1. Objective</w:t>
+      </w:r>
+    </w:p>
+    <w:p>
+      <w:pPr>
+        <w:rPr>
+          <w:rFonts w:ascii="Times New Roman" w:hAnsi="Times New Roman" w:cs="Times New Roman"/>
+          <w:sz w:val="32"/>
+          <w:szCs w:val="32"/>
+        </w:rPr>
+      </w:pPr>
+      <w:r>
+        <w:rPr>
+          <w:rFonts w:ascii="Times New Roman" w:hAnsi="Times New Roman" w:cs="Times New Roman"/>
+          <w:sz w:val="32"/>
+          <w:szCs w:val="32"/>
+        </w:rPr>
+        <w:t xml:space="preserve">To build an automated workflow using ServiceNow Flow Designer that triggers upon Incident creation/update and sends an automated confirmation email to the ticket's </w:t>
+      </w:r>
+      <w:r>
+        <w:rPr>
+          <w:rFonts w:ascii="Times New Roman" w:hAnsi="Times New Roman" w:cs="Times New Roman"/>
+          <w:b/>
+          <w:bCs/>
+          <w:sz w:val="32"/>
+          <w:szCs w:val="32"/>
+        </w:rPr>
+        <w:t>Caller</w:t>
+      </w:r>
+      <w:r>
+        <w:rPr>
+          <w:rFonts w:ascii="Times New Roman" w:hAnsi="Times New Roman" w:cs="Times New Roman"/>
+          <w:sz w:val="32"/>
+          <w:szCs w:val="32"/>
+        </w:rPr>
+        <w:t>.</w:t>
+      </w:r>
+    </w:p>
+    <w:p>
+      <w:pPr>
+        <w:rPr>
+          <w:rFonts w:ascii="Times New Roman" w:hAnsi="Times New Roman" w:cs="Times New Roman"/>
+          <w:b/>
+          <w:bCs/>
+          <w:sz w:val="32"/>
+          <w:szCs w:val="32"/>
+        </w:rPr>
+      </w:pPr>
+      <w:r>
+        <w:rPr>
+          <w:rFonts w:ascii="Times New Roman" w:hAnsi="Times New Roman" w:cs="Times New Roman"/>
+          <w:b/>
+          <w:bCs/>
+          <w:sz w:val="32"/>
+          <w:szCs w:val="32"/>
+        </w:rPr>
+        <w:t>2. Flow Configuration</w:t>
+      </w:r>
+    </w:p>
+    <w:p>
+      <w:pPr>
+        <w:numPr>
+          <w:ilvl w:val="0"/>
+          <w:numId w:val="6"/>
+        </w:numPr>
+        <w:rPr>
+          <w:rFonts w:ascii="Times New Roman" w:hAnsi="Times New Roman" w:cs="Times New Roman"/>
+          <w:sz w:val="32"/>
+          <w:szCs w:val="32"/>
+        </w:rPr>
+      </w:pPr>
+      <w:r>
+        <w:rPr>
+          <w:rFonts w:ascii="Times New Roman" w:hAnsi="Times New Roman" w:cs="Times New Roman"/>
+          <w:b/>
+          <w:bCs/>
+          <w:sz w:val="32"/>
+          <w:szCs w:val="32"/>
+        </w:rPr>
+        <w:t>Trigger:</w:t>
+      </w:r>
+      <w:r>
+        <w:rPr>
+          <w:rFonts w:ascii="Times New Roman" w:hAnsi="Times New Roman" w:cs="Times New Roman"/>
+          <w:sz w:val="32"/>
+          <w:szCs w:val="32"/>
+        </w:rPr>
+        <w:t xml:space="preserve"> Created / Updated record on the Incident [incident] table.</w:t>
+      </w:r>
+    </w:p>
+    <w:p>
+      <w:pPr>
+        <w:numPr>
+          <w:ilvl w:val="0"/>
+          <w:numId w:val="6"/>
+        </w:numPr>
+        <w:rPr>
+          <w:rFonts w:ascii="Times New Roman" w:hAnsi="Times New Roman" w:cs="Times New Roman"/>
+          <w:sz w:val="32"/>
+          <w:szCs w:val="32"/>
+        </w:rPr>
+      </w:pPr>
+      <w:r>
+        <w:rPr>
+          <w:rFonts w:ascii="Times New Roman" w:hAnsi="Times New Roman" w:cs="Times New Roman"/>
+          <w:b/>
+          <w:bCs/>
+          <w:sz w:val="32"/>
+          <w:szCs w:val="32"/>
+        </w:rPr>
+        <w:t>Filter Conditions:</w:t>
+      </w:r>
+      <w:r>
+        <w:rPr>
+          <w:rFonts w:ascii="Times New Roman" w:hAnsi="Times New Roman" w:cs="Times New Roman"/>
+          <w:sz w:val="32"/>
+          <w:szCs w:val="32"/>
+        </w:rPr>
+        <w:t xml:space="preserve"> Executed when Category and Subcategory are populated via auto-classification.</w:t>
+      </w:r>
+    </w:p>
+    <w:p>
+      <w:pPr>
+        <w:numPr>
+          <w:ilvl w:val="0"/>
+          <w:numId w:val="6"/>
+        </w:numPr>
+        <w:rPr>
+          <w:rFonts w:ascii="Times New Roman" w:hAnsi="Times New Roman" w:cs="Times New Roman"/>
+          <w:sz w:val="32"/>
+          <w:szCs w:val="32"/>
+        </w:rPr>
+      </w:pPr>
+      <w:r>
+        <w:rPr>
+          <w:rFonts w:ascii="Times New Roman" w:hAnsi="Times New Roman" w:cs="Times New Roman"/>
+          <w:b/>
+          <w:bCs/>
+          <w:sz w:val="32"/>
+          <w:szCs w:val="32"/>
+        </w:rPr>
+        <w:t>Flow Action:</w:t>
+      </w:r>
+      <w:r>
+        <w:rPr>
+          <w:rFonts w:ascii="Times New Roman" w:hAnsi="Times New Roman" w:cs="Times New Roman"/>
+          <w:sz w:val="32"/>
+          <w:szCs w:val="32"/>
+        </w:rPr>
+        <w:t xml:space="preserve"> Send Email notification to Caller ID -&gt; Email.</w:t>
+      </w:r>
+    </w:p>
+    <w:p>
+      <w:pPr>
+        <w:rPr>
+          <w:rFonts w:ascii="Times New Roman" w:hAnsi="Times New Roman" w:cs="Times New Roman"/>
+          <w:b/>
+          <w:bCs/>
+          <w:sz w:val="32"/>
+          <w:szCs w:val="32"/>
+        </w:rPr>
+      </w:pPr>
+    </w:p>
+    <w:p>
+      <w:pPr>
+        <w:rPr>
+          <w:rFonts w:ascii="Times New Roman" w:hAnsi="Times New Roman" w:cs="Times New Roman"/>
+          <w:b/>
+          <w:bCs/>
+          <w:sz w:val="32"/>
+          <w:szCs w:val="32"/>
+        </w:rPr>
+      </w:pPr>
+      <w:r>
+        <w:rPr>
+          <w:rFonts w:ascii="Times New Roman" w:hAnsi="Times New Roman" w:cs="Times New Roman"/>
+          <w:b/>
+          <w:bCs/>
+          <w:sz w:val="32"/>
+          <w:szCs w:val="32"/>
+        </w:rPr>
+        <w:lastRenderedPageBreak/>
+        <w:t>3. Verification &amp; System Logs</w:t>
+      </w:r>
+    </w:p>
+    <w:p>
+      <w:pPr>
+        <w:numPr>
+          <w:ilvl w:val="0"/>
+          <w:numId w:val="7"/>
+        </w:numPr>
+        <w:rPr>
+          <w:rFonts w:ascii="Times New Roman" w:hAnsi="Times New Roman" w:cs="Times New Roman"/>
+          <w:sz w:val="32"/>
+          <w:szCs w:val="32"/>
+        </w:rPr>
+      </w:pPr>
+      <w:r>
+        <w:rPr>
+          <w:rFonts w:ascii="Times New Roman" w:hAnsi="Times New Roman" w:cs="Times New Roman"/>
+          <w:sz w:val="32"/>
+          <w:szCs w:val="32"/>
+        </w:rPr>
+        <w:t>Tested the flow with sample inputs:</w:t>
+      </w:r>
+    </w:p>
+    <w:p>
+      <w:pPr>
+        <w:numPr>
+          <w:ilvl w:val="1"/>
+          <w:numId w:val="7"/>
+        </w:numPr>
+        <w:rPr>
+          <w:rFonts w:ascii="Times New Roman" w:hAnsi="Times New Roman" w:cs="Times New Roman"/>
+          <w:sz w:val="32"/>
+          <w:szCs w:val="32"/>
+        </w:rPr>
+      </w:pPr>
+      <w:r>
+        <w:rPr>
+          <w:rFonts w:ascii="Times New Roman" w:hAnsi="Times New Roman" w:cs="Times New Roman"/>
+          <w:b/>
+          <w:bCs/>
+          <w:sz w:val="32"/>
+          <w:szCs w:val="32"/>
+        </w:rPr>
+        <w:t>Test 1:</w:t>
+      </w:r>
+      <w:r>
+        <w:rPr>
+          <w:rFonts w:ascii="Times New Roman" w:hAnsi="Times New Roman" w:cs="Times New Roman"/>
+          <w:sz w:val="32"/>
+          <w:szCs w:val="32"/>
+        </w:rPr>
+        <w:t xml:space="preserve"> Created ticket with </w:t>
+      </w:r>
+      <w:r>
+        <w:rPr>
+          <w:rFonts w:ascii="Times New Roman" w:hAnsi="Times New Roman" w:cs="Times New Roman"/>
+          <w:i/>
+          <w:iCs/>
+          <w:sz w:val="32"/>
+          <w:szCs w:val="32"/>
+        </w:rPr>
+        <w:t>"Wi-Fi not working in library"</w:t>
+      </w:r>
+      <w:r>
+        <w:rPr>
+          <w:rFonts w:ascii="Times New Roman" w:hAnsi="Times New Roman" w:cs="Times New Roman"/>
+          <w:sz w:val="32"/>
+          <w:szCs w:val="32"/>
+        </w:rPr>
+        <w:t xml:space="preserve"> </w:t>
+      </w:r>
+      <m:oMath>
+        <m:r>
+          <w:rPr>
+            <w:rFonts w:ascii="Cambria Math" w:hAnsi="Cambria Math" w:cs="Times New Roman"/>
+            <w:sz w:val="32"/>
+            <w:szCs w:val="32"/>
+          </w:rPr>
+          <m:t>→</m:t>
+        </m:r>
+      </m:oMath>
+      <w:r>
+        <w:rPr>
+          <w:rFonts w:ascii="Times New Roman" w:hAnsi="Times New Roman" w:cs="Times New Roman"/>
+          <w:sz w:val="32"/>
+          <w:szCs w:val="32"/>
+        </w:rPr>
+        <w:t xml:space="preserve"> Auto-filled </w:t>
+      </w:r>
+      <w:r>
+        <w:rPr>
+          <w:rFonts w:ascii="Times New Roman" w:hAnsi="Times New Roman" w:cs="Times New Roman"/>
+          <w:b/>
+          <w:bCs/>
+          <w:sz w:val="32"/>
+          <w:szCs w:val="32"/>
+        </w:rPr>
+        <w:t>Network / Wi-Fi</w:t>
+      </w:r>
+      <w:r>
+        <w:rPr>
+          <w:rFonts w:ascii="Times New Roman" w:hAnsi="Times New Roman" w:cs="Times New Roman"/>
+          <w:sz w:val="32"/>
+          <w:szCs w:val="32"/>
+        </w:rPr>
+        <w:t>.</w:t>
+      </w:r>
+    </w:p>
+    <w:p>
+      <w:pPr>
+        <w:numPr>
+          <w:ilvl w:val="1"/>
+          <w:numId w:val="7"/>
+        </w:numPr>
+        <w:rPr>
+          <w:rFonts w:ascii="Times New Roman" w:hAnsi="Times New Roman" w:cs="Times New Roman"/>
+          <w:sz w:val="32"/>
+          <w:szCs w:val="32"/>
+        </w:rPr>
+      </w:pPr>
+      <w:r>
+        <w:rPr>
+          <w:rFonts w:ascii="Times New Roman" w:hAnsi="Times New Roman" w:cs="Times New Roman"/>
+          <w:b/>
+          <w:bCs/>
+          <w:sz w:val="32"/>
+          <w:szCs w:val="32"/>
+        </w:rPr>
+        <w:t>Test 2:</w:t>
+      </w:r>
+      <w:r>
+        <w:rPr>
+          <w:rFonts w:ascii="Times New Roman" w:hAnsi="Times New Roman" w:cs="Times New Roman"/>
+          <w:sz w:val="32"/>
+          <w:szCs w:val="32"/>
+        </w:rPr>
+        <w:t xml:space="preserve"> Created ticket with </w:t>
+      </w:r>
+      <w:r>
+        <w:rPr>
+          <w:rFonts w:ascii="Times New Roman" w:hAnsi="Times New Roman" w:cs="Times New Roman"/>
+          <w:i/>
+          <w:iCs/>
+          <w:sz w:val="32"/>
+          <w:szCs w:val="32"/>
+        </w:rPr>
+        <w:t>"Projector not turning on"</w:t>
+      </w:r>
+      <w:r>
+        <w:rPr>
+          <w:rFonts w:ascii="Times New Roman" w:hAnsi="Times New Roman" w:cs="Times New Roman"/>
+          <w:sz w:val="32"/>
+          <w:szCs w:val="32"/>
+        </w:rPr>
+        <w:t xml:space="preserve"> </w:t>
+      </w:r>
+      <m:oMath>
+        <m:r>
+          <w:rPr>
+            <w:rFonts w:ascii="Cambria Math" w:hAnsi="Cambria Math" w:cs="Times New Roman"/>
+            <w:sz w:val="32"/>
+            <w:szCs w:val="32"/>
+          </w:rPr>
+          <m:t>→</m:t>
+        </m:r>
+      </m:oMath>
+      <w:r>
+        <w:rPr>
+          <w:rFonts w:ascii="Times New Roman" w:hAnsi="Times New Roman" w:cs="Times New Roman"/>
+          <w:sz w:val="32"/>
+          <w:szCs w:val="32"/>
+        </w:rPr>
+        <w:t xml:space="preserve"> Auto-filled </w:t>
+      </w:r>
+      <w:r>
+        <w:rPr>
+          <w:rFonts w:ascii="Times New Roman" w:hAnsi="Times New Roman" w:cs="Times New Roman"/>
+          <w:b/>
+          <w:bCs/>
+          <w:sz w:val="32"/>
+          <w:szCs w:val="32"/>
+        </w:rPr>
+        <w:t>Hardware / Projector</w:t>
+      </w:r>
+      <w:r>
+        <w:rPr>
+          <w:rFonts w:ascii="Times New Roman" w:hAnsi="Times New Roman" w:cs="Times New Roman"/>
+          <w:sz w:val="32"/>
+          <w:szCs w:val="32"/>
+        </w:rPr>
+        <w:t>.</w:t>
+      </w:r>
+    </w:p>
+    <w:p>
+      <w:pPr>
+        <w:numPr>
+          <w:ilvl w:val="0"/>
+          <w:numId w:val="7"/>
+        </w:numPr>
+        <w:rPr>
+          <w:rFonts w:ascii="Times New Roman" w:hAnsi="Times New Roman" w:cs="Times New Roman"/>
+          <w:sz w:val="32"/>
+          <w:szCs w:val="32"/>
+        </w:rPr>
+      </w:pPr>
+      <w:r>
+        <w:rPr>
+          <w:rFonts w:ascii="Times New Roman" w:hAnsi="Times New Roman" w:cs="Times New Roman"/>
+          <w:sz w:val="32"/>
+          <w:szCs w:val="32"/>
+        </w:rPr>
+        <w:t>Checked outbound email generation under System Logs -&gt; Emails (sys email table).</w:t>
+      </w:r>
+    </w:p>
+    <w:p>
+      <w:pPr>
+        <w:numPr>
+          <w:ilvl w:val="0"/>
+          <w:numId w:val="7"/>
+        </w:numPr>
+        <w:rPr>
+          <w:rFonts w:ascii="Times New Roman" w:hAnsi="Times New Roman" w:cs="Times New Roman"/>
+          <w:sz w:val="32"/>
+          <w:szCs w:val="32"/>
+        </w:rPr>
+      </w:pPr>
+      <w:r>
+        <w:rPr>
+          <w:rFonts w:ascii="Times New Roman" w:hAnsi="Times New Roman" w:cs="Times New Roman"/>
+          <w:sz w:val="32"/>
+          <w:szCs w:val="32"/>
+        </w:rPr>
+        <w:t xml:space="preserve">Opened the generated email log and verified the content using the </w:t>
+      </w:r>
+      <w:r>
+        <w:rPr>
+          <w:rFonts w:ascii="Times New Roman" w:hAnsi="Times New Roman" w:cs="Times New Roman"/>
+          <w:b/>
+          <w:bCs/>
+          <w:sz w:val="32"/>
+          <w:szCs w:val="32"/>
+        </w:rPr>
+        <w:t>Preview Email</w:t>
+      </w:r>
+      <w:r>
+        <w:rPr>
+          <w:rFonts w:ascii="Times New Roman" w:hAnsi="Times New Roman" w:cs="Times New Roman"/>
+          <w:sz w:val="32"/>
+          <w:szCs w:val="32"/>
+        </w:rPr>
+        <w:t xml:space="preserve"> feature under Related Links.</w:t>
+      </w:r>
+    </w:p>
+    <w:p>
+      <w:pPr>
+        <w:rPr>
+          <w:rFonts w:ascii="Times New Roman" w:hAnsi="Times New Roman" w:cs="Times New Roman"/>
+          <w:sz w:val="32"/>
+          <w:szCs w:val="32"/>
+        </w:rPr>
+      </w:pPr>
+    </w:p>
+    <w:p>
+      <w:pPr>
+        <w:rPr>
+          <w:rFonts w:ascii="Times New Roman" w:hAnsi="Times New Roman" w:cs="Times New Roman"/>
+          <w:sz w:val="32"/>
+          <w:szCs w:val="32"/>
+        </w:rPr>
+      </w:pPr>
+    </w:p>
+    <w:p>
+      <w:pPr>
+        <w:rPr>
+          <w:rFonts w:ascii="Times New Roman" w:hAnsi="Times New Roman" w:cs="Times New Roman"/>
+          <w:sz w:val="32"/>
+          <w:szCs w:val="32"/>
+        </w:rPr>
+      </w:pPr>
+      <w:r>
+        <w:rPr>
+          <w:rFonts w:ascii="Times New Roman" w:hAnsi="Times New Roman" w:cs="Times New Roman"/>
+          <w:sz w:val="32"/>
+          <w:szCs w:val="32"/>
+        </w:rPr>
+        <w:drawing>
+          <wp:anchor distT="0" distB="0" distL="114300" distR="114300" simplePos="0" relativeHeight="251660288" behindDoc="0" locked="0" layoutInCell="1" allowOverlap="1" wp14:anchorId="2F950231" wp14:editId="4557B63B">
+            <wp:simplePos x="0" y="0"/>
+            <wp:positionH relativeFrom="margin">
+              <wp:align>center</wp:align>
+            </wp:positionH>
+            <wp:positionV relativeFrom="margin">
+              <wp:posOffset>4219575</wp:posOffset>
+            </wp:positionV>
+            <wp:extent cx="5017135" cy="2314575"/>
+            <wp:effectExtent l="0" t="0" r="0" b="9525"/>
+            <wp:wrapSquare wrapText="bothSides"/>
+            <wp:docPr id="426954590" name="Picture 3"/>
+            <wp:cNvGraphicFramePr>
+              <a:graphicFrameLocks xmlns:a="http://schemas.openxmlformats.org/drawingml/2006/main" noChangeAspect="1"/>
+            </wp:cNvGraphicFramePr>
+            <a:graphic xmlns:a="http://schemas.openxmlformats.org/drawingml/2006/main">
+              <a:graphicData uri="http://schemas.openxmlformats.org/drawingml/2006/picture">
+                <pic:pic xmlns:pic="http://schemas.openxmlformats.org/drawingml/2006/picture">
+                  <pic:nvPicPr>
+                    <pic:cNvPr id="0" name="Picture 3"/>
+                    <pic:cNvPicPr>
+                      <a:picLocks noChangeAspect="1" noChangeArrowheads="1"/>
+                    </pic:cNvPicPr>
+                  </pic:nvPicPr>
+                  <pic:blipFill>
+                    <a:blip r:embed="rId6">
+                      <a:extLst>
+                        <a:ext uri="{28A0092B-C50C-407E-A947-70E740481C1C}">
+                          <a14:useLocalDpi xmlns:a14="http://schemas.microsoft.com/office/drawing/2010/main" val="0"/>
+                        </a:ext>
+                      </a:extLst>
+                    </a:blip>
+                    <a:srcRect/>
+                    <a:stretch>
+                      <a:fillRect/>
+                    </a:stretch>
+                  </pic:blipFill>
+                  <pic:spPr bwMode="auto">
+                    <a:xfrm>
+                      <a:off x="0" y="0"/>
+                      <a:ext cx="5017135" cy="2314575"/>
+                    </a:xfrm>
+                    <a:prstGeom prst="rect">
+                      <a:avLst/>
+                    </a:prstGeom>
+                    <a:noFill/>
+                  </pic:spPr>
+                </pic:pic>
+              </a:graphicData>
+            </a:graphic>
+            <wp14:sizeRelH relativeFrom="page">
               <wp14:pctWidth>0</wp14:pctWidth>
             </wp14:sizeRelH>
             <wp14:sizeRelV relativeFrom="margin">
@@ -959,6 +1262,155 @@
 <file path=word/numbering.xml><?xml version="1.0" encoding="utf-8"?>
 <w:numbering xmlns:wpc="http://schemas.microsoft.com/office/word/2010/wordprocessingCanvas" xmlns:cx="http://schemas.microsoft.com/office/drawing/2014/chartex" xmlns:cx1="http://schemas.microsoft.com/office/drawing/2015/9/8/chartex" xmlns:cx2="http://schemas.microsoft.com/office/drawing/2015/10/21/chartex" xmlns:cx3="http://schemas.microsoft.com/office/drawing/2016/5/9/chartex" xmlns:cx4="http://schemas.microsoft.com/office/drawing/2016/5/10/chartex" xmlns:cx5="http://schemas.microsoft.com/office/drawing/2016/5/11/chartex" xmlns:cx6="http://schemas.microsoft.com/office/drawing/2016/5/12/chartex" xmlns:cx7="http://schemas.microsoft.com/office/drawing/2016/5/13/chartex" xmlns:cx8="http://schemas.microsoft.com/office/drawing/2016/5/14/chartex" xmlns:mc="http://schemas.openxmlformats.org/markup-compatibility/2006" xmlns:aink="http://schemas.microsoft.com/office/drawing/2016/ink" xmlns:am3d="http://schemas.microsoft.com/office/drawing/2017/model3d" xmlns:o="urn:schemas-microsoft-com:office:office" xmlns:oel="http://schemas.microsoft.com/office/2019/extlst" xmlns:r="http://schemas.openxmlformats.org/officeDocument/2006/relationships" xmlns:m="http://schemas.openxmlformats.org/officeDocument/2006/math" xmlns:v="urn:schemas-microsoft-com:vml" xmlns:wp14="http://schemas.microsoft.com/office/word/2010/wordprocessingDrawing" xmlns:wp="http://schemas.openxmlformats.org/drawingml/2006/wordprocessingDrawing" xmlns:w10="urn:schemas-microsoft-com:office:word" xmlns:w="http://schemas.openxmlformats.org/wordprocessingml/2006/main" xmlns:w14="http://schemas.microsoft.com/office/word/2010/wordml" xmlns:w15="http://schemas.microsoft.com/office/word/2012/wordml" xmlns:w16cex="http://schemas.microsoft.com/office/word/2018/wordml/cex" xmlns:w16cid="http://schemas.microsoft.com/office/word/2016/wordml/cid" xmlns:w16="http://schemas.microsoft.com/office/word/2018/wordml" xmlns:w16du="http://schemas.microsoft.com/office/word/2023/wordml/word16du" xmlns:w16sdtdh="http://schemas.microsoft.com/office/word/2020/wordml/sdtdatahash" xmlns:w16sdtfl="http://schemas.microsoft.com/office/word/2024/wordml/sdtformatlock" xmlns:w16se="http://schemas.microsoft.com/office/word/2015/wordml/symex" xmlns:wpg="http://schemas.microsoft.com/office/word/2010/wordprocessingGroup" xmlns:wpi="http://schemas.microsoft.com/office/word/2010/wordprocessingInk" xmlns:wne="http://schemas.microsoft.com/office/word/2006/wordml" xmlns:wps="http://schemas.microsoft.com/office/word/2010/wordprocessingShape" mc:Ignorable="w14 w15 w16se w16cid w16 w16cex w16sdtdh w16sdtfl w16du wp14">
   <w:abstractNum w:abstractNumId="0" w15:restartNumberingAfterBreak="0">
+    <w:nsid w:val="0B5D2A5C"/>
+    <w:multiLevelType w:val="multilevel"/>
+    <w:tmpl w:val="6B1464C2"/>
+    <w:lvl w:ilvl="0">
+      <w:start w:val="1"/>
+      <w:numFmt w:val="bullet"/>
+      <w:lvlText w:val=""/>
+      <w:lvlJc w:val="left"/>
+      <w:pPr>
+        <w:tabs>
+          <w:tab w:val="num" w:pos="720"/>
+        </w:tabs>
+        <w:ind w:left="720" w:hanging="360"/>
+      </w:pPr>
+      <w:rPr>
+        <w:rFonts w:ascii="Symbol" w:hAnsi="Symbol" w:hint="default"/>
+        <w:sz w:val="20"/>
+      </w:rPr>
+    </w:lvl>
+    <w:lvl w:ilvl="1">
+      <w:start w:val="1"/>
+      <w:numFmt w:val="bullet"/>
+      <w:lvlText w:val="o"/>
+      <w:lvlJc w:val="left"/>
+      <w:pPr>
+        <w:tabs>
+          <w:tab w:val="num" w:pos="1440"/>
+        </w:tabs>
+        <w:ind w:left="1440" w:hanging="360"/>
+      </w:pPr>
+      <w:rPr>
+        <w:rFonts w:ascii="Courier New" w:hAnsi="Courier New" w:cs="Times New Roman" w:hint="default"/>
+        <w:sz w:val="20"/>
+      </w:rPr>
+    </w:lvl>
+    <w:lvl w:ilvl="2">
+      <w:start w:val="1"/>
+      <w:numFmt w:val="bullet"/>
+      <w:lvlText w:val=""/>
+      <w:lvlJc w:val="left"/>
+      <w:pPr>
+        <w:tabs>
+          <w:tab w:val="num" w:pos="2160"/>
+        </w:tabs>
+        <w:ind w:left="2160" w:hanging="360"/>
+      </w:pPr>
+      <w:rPr>
+        <w:rFonts w:ascii="Wingdings" w:hAnsi="Wingdings" w:hint="default"/>
+        <w:sz w:val="20"/>
+      </w:rPr>
+    </w:lvl>
+    <w:lvl w:ilvl="3">
+      <w:start w:val="1"/>
+      <w:numFmt w:val="bullet"/>
+      <w:lvlText w:val=""/>
+      <w:lvlJc w:val="left"/>
+      <w:pPr>
+        <w:tabs>
+          <w:tab w:val="num" w:pos="2880"/>
+        </w:tabs>
+        <w:ind w:left="2880" w:hanging="360"/>
+      </w:pPr>
+      <w:rPr>
+        <w:rFonts w:ascii="Wingdings" w:hAnsi="Wingdings" w:hint="default"/>
+        <w:sz w:val="20"/>
+      </w:rPr>
+    </w:lvl>
+    <w:lvl w:ilvl="4">
+      <w:start w:val="1"/>
+      <w:numFmt w:val="bullet"/>
+      <w:lvlText w:val=""/>
+      <w:lvlJc w:val="left"/>
+      <w:pPr>
+        <w:tabs>
+          <w:tab w:val="num" w:pos="3600"/>
+        </w:tabs>
+        <w:ind w:left="3600" w:hanging="360"/>
+      </w:pPr>
+      <w:rPr>
+        <w:rFonts w:ascii="Wingdings" w:hAnsi="Wingdings" w:hint="default"/>
+        <w:sz w:val="20"/>
+      </w:rPr>
+    </w:lvl>
+    <w:lvl w:ilvl="5">
+      <w:start w:val="1"/>
+      <w:numFmt w:val="bullet"/>
+      <w:lvlText w:val=""/>
+      <w:lvlJc w:val="left"/>
+      <w:pPr>
+        <w:tabs>
+          <w:tab w:val="num" w:pos="4320"/>
+        </w:tabs>
+        <w:ind w:left="4320" w:hanging="360"/>
+      </w:pPr>
+      <w:rPr>
+        <w:rFonts w:ascii="Wingdings" w:hAnsi="Wingdings" w:hint="default"/>
+        <w:sz w:val="20"/>
+      </w:rPr>
+    </w:lvl>
+    <w:lvl w:ilvl="6">
+      <w:start w:val="1"/>
+      <w:numFmt w:val="bullet"/>
+      <w:lvlText w:val=""/>
+      <w:lvlJc w:val="left"/>
+      <w:pPr>
+        <w:tabs>
+          <w:tab w:val="num" w:pos="5040"/>
+        </w:tabs>
+        <w:ind w:left="5040" w:hanging="360"/>
+      </w:pPr>
+      <w:rPr>
+        <w:rFonts w:ascii="Wingdings" w:hAnsi="Wingdings" w:hint="default"/>
+        <w:sz w:val="20"/>
+      </w:rPr>
+    </w:lvl>
+    <w:lvl w:ilvl="7">
+      <w:start w:val="1"/>
+      <w:numFmt w:val="bullet"/>
+      <w:lvlText w:val=""/>
+      <w:lvlJc w:val="left"/>
+      <w:pPr>
+        <w:tabs>
+          <w:tab w:val="num" w:pos="5760"/>
+        </w:tabs>
+        <w:ind w:left="5760" w:hanging="360"/>
+      </w:pPr>
+      <w:rPr>
+        <w:rFonts w:ascii="Wingdings" w:hAnsi="Wingdings" w:hint="default"/>
+        <w:sz w:val="20"/>
+      </w:rPr>
+    </w:lvl>
+    <w:lvl w:ilvl="8">
+      <w:start w:val="1"/>
+      <w:numFmt w:val="bullet"/>
+      <w:lvlText w:val=""/>
+      <w:lvlJc w:val="left"/>
+      <w:pPr>
+        <w:tabs>
+          <w:tab w:val="num" w:pos="6480"/>
+        </w:tabs>
+        <w:ind w:left="6480" w:hanging="360"/>
+      </w:pPr>
+      <w:rPr>
+        <w:rFonts w:ascii="Wingdings" w:hAnsi="Wingdings" w:hint="default"/>
+        <w:sz w:val="20"/>
+      </w:rPr>
+    </w:lvl>
+  </w:abstractNum>
+  <w:abstractNum w:abstractNumId="1" w15:restartNumberingAfterBreak="0">
     <w:nsid w:val="1A9C15AD"/>
     <w:multiLevelType w:val="multilevel"/>
     <w:tmpl w:val="6316D882"/>
@@ -1107,7 +1559,120 @@
       </w:rPr>
     </w:lvl>
   </w:abstractNum>
-  <w:abstractNum w:abstractNumId="1" w15:restartNumberingAfterBreak="0">
+  <w:abstractNum w:abstractNumId="2" w15:restartNumberingAfterBreak="0">
+    <w:nsid w:val="2B35459D"/>
+    <w:multiLevelType w:val="multilevel"/>
+    <w:tmpl w:val="C5D05CC0"/>
+    <w:lvl w:ilvl="0">
+      <w:start w:val="1"/>
+      <w:numFmt w:val="decimal"/>
+      <w:lvlText w:val="%1."/>
+      <w:lvlJc w:val="left"/>
+      <w:pPr>
+        <w:tabs>
+          <w:tab w:val="num" w:pos="720"/>
+        </w:tabs>
+        <w:ind w:left="720" w:hanging="360"/>
+      </w:pPr>
+    </w:lvl>
+    <w:lvl w:ilvl="1">
+      <w:start w:val="1"/>
+      <w:numFmt w:val="decimal"/>
+      <w:lvlText w:val="%2."/>
+      <w:lvlJc w:val="left"/>
+      <w:pPr>
+        <w:tabs>
+          <w:tab w:val="num" w:pos="1440"/>
+        </w:tabs>
+        <w:ind w:left="1440" w:hanging="360"/>
+      </w:pPr>
+    </w:lvl>
+    <w:lvl w:ilvl="2">
+      <w:start w:val="1"/>
+      <w:numFmt w:val="decimal"/>
+      <w:lvlText w:val="%3."/>
+      <w:lvlJc w:val="left"/>
+      <w:pPr>
+        <w:tabs>
+          <w:tab w:val="num" w:pos="2160"/>
+        </w:tabs>
+        <w:ind w:left="2160" w:hanging="360"/>
+      </w:pPr>
+    </w:lvl>
+    <w:lvl w:ilvl="3">
+      <w:start w:val="1"/>
+      <w:numFmt w:val="decimal"/>
+      <w:lvlText w:val="%4."/>
+      <w:lvlJc w:val="left"/>
+      <w:pPr>
+        <w:tabs>
+          <w:tab w:val="num" w:pos="2880"/>
+        </w:tabs>
+        <w:ind w:left="2880" w:hanging="360"/>
+      </w:pPr>
+    </w:lvl>
+    <w:lvl w:ilvl="4">
+      <w:start w:val="1"/>
+      <w:numFmt w:val="decimal"/>
+      <w:lvlText w:val="%5."/>
+      <w:lvlJc w:val="left"/>
+      <w:pPr>
+        <w:tabs>
+          <w:tab w:val="num" w:pos="3600"/>
+        </w:tabs>
+        <w:ind w:left="3600" w:hanging="360"/>
+      </w:pPr>
+    </w:lvl>
+    <w:lvl w:ilvl="5">
+      <w:start w:val="1"/>
+      <w:numFmt w:val="decimal"/>
+      <w:lvlText w:val="%6."/>
+      <w:lvlJc w:val="left"/>
+      <w:pPr>
+        <w:tabs>
+          <w:tab w:val="num" w:pos="4320"/>
+        </w:tabs>
+        <w:ind w:left="4320" w:hanging="360"/>
+      </w:pPr>
+    </w:lvl>
+    <w:lvl w:ilvl="6">
+      <w:start w:val="1"/>
+      <w:numFmt w:val="decimal"/>
+      <w:lvlText w:val="%7."/>
+      <w:lvlJc w:val="left"/>
+      <w:pPr>
+        <w:tabs>
+          <w:tab w:val="num" w:pos="5040"/>
+        </w:tabs>
+        <w:ind w:left="5040" w:hanging="360"/>
+      </w:pPr>
+    </w:lvl>
+    <w:lvl w:ilvl="7">
+      <w:start w:val="1"/>
+      <w:numFmt w:val="decimal"/>
+      <w:lvlText w:val="%8."/>
+      <w:lvlJc w:val="left"/>
+      <w:pPr>
+        <w:tabs>
+          <w:tab w:val="num" w:pos="5760"/>
+        </w:tabs>
+        <w:ind w:left="5760" w:hanging="360"/>
+      </w:pPr>
+    </w:lvl>
+    <w:lvl w:ilvl="8">
+      <w:start w:val="1"/>
+      <w:numFmt w:val="decimal"/>
+      <w:lvlText w:val="%9."/>
+      <w:lvlJc w:val="left"/>
+      <w:pPr>
+        <w:tabs>
+          <w:tab w:val="num" w:pos="6480"/>
+        </w:tabs>
+        <w:ind w:left="6480" w:hanging="360"/>
+      </w:pPr>
+    </w:lvl>
+  </w:abstractNum>
+  <w:abstractNum w:abstractNumId="3" w15:restartNumberingAfterBreak="0">
     <w:nsid w:val="3DC15299"/>
     <w:multiLevelType w:val="multilevel"/>
     <w:tmpl w:val="FBAE001C"/>
@@ -1220,7 +1785,273 @@
       </w:pPr>
     </w:lvl>
   </w:abstractNum>
-  <w:abstractNum w:abstractNumId="2" w15:restartNumberingAfterBreak="0">
+  <w:abstractNum w:abstractNumId="4" w15:restartNumberingAfterBreak="0">
+    <w:nsid w:val="43364050"/>
+    <w:multiLevelType w:val="multilevel"/>
+    <w:tmpl w:val="11C8A626"/>
+    <w:lvl w:ilvl="0">
+      <w:start w:val="1"/>
+      <w:numFmt w:val="bullet"/>
+      <w:lvlText w:val=""/>
+      <w:lvlJc w:val="left"/>
+      <w:pPr>
+        <w:tabs>
+          <w:tab w:val="num" w:pos="720"/>
+        </w:tabs>
+        <w:ind w:left="720" w:hanging="360"/>
+      </w:pPr>
+      <w:rPr>
+        <w:rFonts w:ascii="Symbol" w:hAnsi="Symbol" w:hint="default"/>
+        <w:sz w:val="20"/>
+      </w:rPr>
+    </w:lvl>
+    <w:lvl w:ilvl="1">
+      <w:start w:val="1"/>
+      <w:numFmt w:val="bullet"/>
+      <w:lvlText w:val="o"/>
+      <w:lvlJc w:val="left"/>
+      <w:pPr>
+        <w:tabs>
+          <w:tab w:val="num" w:pos="1440"/>
+        </w:tabs>
+        <w:ind w:left="1440" w:hanging="360"/>
+      </w:pPr>
+      <w:rPr>
+        <w:rFonts w:ascii="Courier New" w:hAnsi="Courier New" w:cs="Times New Roman" w:hint="default"/>
+        <w:sz w:val="20"/>
+      </w:rPr>
+    </w:lvl>
+    <w:lvl w:ilvl="2">
+      <w:start w:val="1"/>
+      <w:numFmt w:val="bullet"/>
+      <w:lvlText w:val=""/>
+      <w:lvlJc w:val="left"/>
+      <w:pPr>
+        <w:tabs>
+          <w:tab w:val="num" w:pos="2160"/>
+        </w:tabs>
+        <w:ind w:left="2160" w:hanging="360"/>
+      </w:pPr>
+      <w:rPr>
+        <w:rFonts w:ascii="Wingdings" w:hAnsi="Wingdings" w:hint="default"/>
+        <w:sz w:val="20"/>
+      </w:rPr>
+    </w:lvl>
+    <w:lvl w:ilvl="3">
+      <w:start w:val="1"/>
+      <w:numFmt w:val="bullet"/>
+      <w:lvlText w:val=""/>
+      <w:lvlJc w:val="left"/>
+      <w:pPr>
+        <w:tabs>
+          <w:tab w:val="num" w:pos="2880"/>
+        </w:tabs>
+        <w:ind w:left="2880" w:hanging="360"/>
+      </w:pPr>
+      <w:rPr>
+        <w:rFonts w:ascii="Wingdings" w:hAnsi="Wingdings" w:hint="default"/>
+        <w:sz w:val="20"/>
+      </w:rPr>
+    </w:lvl>
+    <w:lvl w:ilvl="4">
+      <w:start w:val="1"/>
+      <w:numFmt w:val="bullet"/>
+      <w:lvlText w:val=""/>
+      <w:lvlJc w:val="left"/>
+      <w:pPr>
+        <w:tabs>
+          <w:tab w:val="num" w:pos="3600"/>
+        </w:tabs>
+        <w:ind w:left="3600" w:hanging="360"/>
+      </w:pPr>
+      <w:rPr>
+        <w:rFonts w:ascii="Wingdings" w:hAnsi="Wingdings" w:hint="default"/>
+        <w:sz w:val="20"/>
+      </w:rPr>
+    </w:lvl>
+    <w:lvl w:ilvl="5">
+      <w:start w:val="1"/>
+      <w:numFmt w:val="bullet"/>
+      <w:lvlText w:val=""/>
+      <w:lvlJc w:val="left"/>
+      <w:pPr>
+        <w:tabs>
+          <w:tab w:val="num" w:pos="4320"/>
+        </w:tabs>
+        <w:ind w:left="4320" w:hanging="360"/>
+      </w:pPr>
+      <w:rPr>
+        <w:rFonts w:ascii="Wingdings" w:hAnsi="Wingdings" w:hint="default"/>
+        <w:sz w:val="20"/>
+      </w:rPr>
+    </w:lvl>
+    <w:lvl w:ilvl="6">
+      <w:start w:val="1"/>
+      <w:numFmt w:val="bullet"/>
+      <w:lvlText w:val=""/>
+      <w:lvlJc w:val="left"/>
+      <w:pPr>
+        <w:tabs>
+          <w:tab w:val="num" w:pos="5040"/>
+        </w:tabs>
+        <w:ind w:left="5040" w:hanging="360"/>
+      </w:pPr>
+      <w:rPr>
+        <w:rFonts w:ascii="Wingdings" w:hAnsi="Wingdings" w:hint="default"/>
+        <w:sz w:val="20"/>
+      </w:rPr>
+    </w:lvl>
+    <w:lvl w:ilvl="7">
+      <w:start w:val="1"/>
+      <w:numFmt w:val="bullet"/>
+      <w:lvlText w:val=""/>
+      <w:lvlJc w:val="left"/>
+      <w:pPr>
+        <w:tabs>
+          <w:tab w:val="num" w:pos="5760"/>
+        </w:tabs>
+        <w:ind w:left="5760" w:hanging="360"/>
+      </w:pPr>
+      <w:rPr>
+        <w:rFonts w:ascii="Wingdings" w:hAnsi="Wingdings" w:hint="default"/>
+        <w:sz w:val="20"/>
+      </w:rPr>
+    </w:lvl>
+    <w:lvl w:ilvl="8">
+      <w:start w:val="1"/>
+      <w:numFmt w:val="bullet"/>
+      <w:lvlText w:val=""/>
+      <w:lvlJc w:val="left"/>
+      <w:pPr>
+        <w:tabs>
+          <w:tab w:val="num" w:pos="6480"/>
+        </w:tabs>
+        <w:ind w:left="6480" w:hanging="360"/>
+      </w:pPr>
+      <w:rPr>
+        <w:rFonts w:ascii="Wingdings" w:hAnsi="Wingdings" w:hint="default"/>
+        <w:sz w:val="20"/>
+      </w:rPr>
+    </w:lvl>
+  </w:abstractNum>
+  <w:abstractNum w:abstractNumId="5" w15:restartNumberingAfterBreak="0">
+    <w:nsid w:val="467965FA"/>
+    <w:multiLevelType w:val="multilevel"/>
+    <w:tmpl w:val="07A6C32C"/>
+    <w:lvl w:ilvl="0">
+      <w:start w:val="1"/>
+      <w:numFmt w:val="decimal"/>
+      <w:lvlText w:val="%1."/>
+      <w:lvlJc w:val="left"/>
+      <w:pPr>
+        <w:tabs>
+          <w:tab w:val="num" w:pos="720"/>
+        </w:tabs>
+        <w:ind w:left="720" w:hanging="360"/>
+      </w:pPr>
+    </w:lvl>
+    <w:lvl w:ilvl="1">
+      <w:start w:val="1"/>
+      <w:numFmt w:val="bullet"/>
+      <w:lvlText w:val="o"/>
+      <w:lvlJc w:val="left"/>
+      <w:pPr>
+        <w:tabs>
+          <w:tab w:val="num" w:pos="1440"/>
+        </w:tabs>
+        <w:ind w:left="1440" w:hanging="360"/>
+      </w:pPr>
+      <w:rPr>
+        <w:rFonts w:ascii="Courier New" w:hAnsi="Courier New" w:cs="Times New Roman" w:hint="default"/>
+        <w:sz w:val="20"/>
+      </w:rPr>
+    </w:lvl>
+    <w:lvl w:ilvl="2">
+      <w:start w:val="1"/>
+      <w:numFmt w:val="decimal"/>
+      <w:lvlText w:val="%3."/>
+      <w:lvlJc w:val="left"/>
+      <w:pPr>
+        <w:tabs>
+          <w:tab w:val="num" w:pos="2160"/>
+        </w:tabs>
+        <w:ind w:left="2160" w:hanging="360"/>
+      </w:pPr>
+    </w:lvl>
+    <w:lvl w:ilvl="3">
+      <w:start w:val="1"/>
+      <w:numFmt w:val="decimal"/>
+      <w:lvlText w:val="%4."/>
+      <w:lvlJc w:val="left"/>
+      <w:pPr>
+        <w:tabs>
+          <w:tab w:val="num" w:pos="2880"/>
+        </w:tabs>
+        <w:ind w:left="2880" w:hanging="360"/>
+      </w:pPr>
+    </w:lvl>
+    <w:lvl w:ilvl="4">
+      <w:start w:val="1"/>
+      <w:numFmt w:val="decimal"/>
+      <w:lvlText w:val="%5."/>
+      <w:lvlJc w:val="left"/>
+      <w:pPr>
+        <w:tabs>
+          <w:tab w:val="num" w:pos="3600"/>
+        </w:tabs>
+        <w:ind w:left="3600" w:hanging="360"/>
+      </w:pPr>
+    </w:lvl>
+    <w:lvl w:ilvl="5">
+      <w:start w:val="1"/>
+      <w:numFmt w:val="decimal"/>
+      <w:lvlText w:val="%6."/>
+      <w:lvlJc w:val="left"/>
+      <w:pPr>
+        <w:tabs>
+          <w:tab w:val="num" w:pos="4320"/>
+        </w:tabs>
+        <w:ind w:left="4320" w:hanging="360"/>
+      </w:pPr>
+    </w:lvl>
+    <w:lvl w:ilvl="6">
+      <w:start w:val="1"/>
+      <w:numFmt w:val="decimal"/>
+      <w:lvlText w:val="%7."/>
+      <w:lvlJc w:val="left"/>
+      <w:pPr>
+        <w:tabs>
+          <w:tab w:val="num" w:pos="5040"/>
+        </w:tabs>
+        <w:ind w:left="5040" w:hanging="360"/>
+      </w:pPr>
+    </w:lvl>
+    <w:lvl w:ilvl="7">
+      <w:start w:val="1"/>
+      <w:numFmt w:val="decimal"/>
+      <w:lvlText w:val="%8."/>
+      <w:lvlJc w:val="left"/>
+      <w:pPr>
+        <w:tabs>
+          <w:tab w:val="num" w:pos="5760"/>
+        </w:tabs>
+        <w:ind w:left="5760" w:hanging="360"/>
+      </w:pPr>
+    </w:lvl>
+    <w:lvl w:ilvl="8">
+      <w:start w:val="1"/>
+      <w:numFmt w:val="decimal"/>
+      <w:lvlText w:val="%9."/>
+      <w:lvlJc w:val="left"/>
+      <w:pPr>
+        <w:tabs>
+          <w:tab w:val="num" w:pos="6480"/>
+        </w:tabs>
+        <w:ind w:left="6480" w:hanging="360"/>
+      </w:pPr>
+    </w:lvl>
+  </w:abstractNum>
+  <w:abstractNum w:abstractNumId="6" w15:restartNumberingAfterBreak="0">
     <w:nsid w:val="63422EA6"/>
     <w:multiLevelType w:val="multilevel"/>
     <w:tmpl w:val="9B44F24A"/>
@@ -1370,13 +2201,95 @@
     </w:lvl>
   </w:abstractNum>
   <w:num w:numId="1" w16cid:durableId="966930083">
-    <w:abstractNumId w:val="0"/>
+    <w:abstractNumId w:val="1"/>
   </w:num>
   <w:num w:numId="2" w16cid:durableId="1199397411">
-    <w:abstractNumId w:val="2"/>
+    <w:abstractNumId w:val="6"/>
   </w:num>
   <w:num w:numId="3" w16cid:durableId="1324427209">
-    <w:abstractNumId w:val="1"/>
+    <w:abstractNumId w:val="3"/>
+  </w:num>
+  <w:num w:numId="4" w16cid:durableId="38014503">
+    <w:abstractNumId w:val="4"/>
+    <w:lvlOverride w:ilvl="0"/>
+    <w:lvlOverride w:ilvl="1"/>
+    <w:lvlOverride w:ilvl="2"/>
+    <w:lvlOverride w:ilvl="3"/>
+    <w:lvlOverride w:ilvl="4"/>
+    <w:lvlOverride w:ilvl="5"/>
+    <w:lvlOverride w:ilvl="6"/>
+    <w:lvlOverride w:ilvl="7"/>
+    <w:lvlOverride w:ilvl="8"/>
+  </w:num>
+  <w:num w:numId="5" w16cid:durableId="319697091">
+    <w:abstractNumId w:val="2"/>
+    <w:lvlOverride w:ilvl="0">
+      <w:startOverride w:val="1"/>
+    </w:lvlOverride>
+    <w:lvlOverride w:ilvl="1">
+      <w:startOverride w:val="1"/>
+    </w:lvlOverride>
+    <w:lvlOverride w:ilvl="2">
+      <w:startOverride w:val="1"/>
+    </w:lvlOverride>
+    <w:lvlOverride w:ilvl="3">
+      <w:startOverride w:val="1"/>
+    </w:lvlOverride>
+    <w:lvlOverride w:ilvl="4">
+      <w:startOverride w:val="1"/>
+    </w:lvlOverride>
+    <w:lvlOverride w:ilvl="5">
+      <w:startOverride w:val="1"/>
+    </w:lvlOverride>
+    <w:lvlOverride w:ilvl="6">
+      <w:startOverride w:val="1"/>
+    </w:lvlOverride>
+    <w:lvlOverride w:ilvl="7">
+      <w:startOverride w:val="1"/>
+    </w:lvlOverride>
+    <w:lvlOverride w:ilvl="8">
+      <w:startOverride w:val="1"/>
+    </w:lvlOverride>
+  </w:num>
+  <w:num w:numId="6" w16cid:durableId="587815180">
+    <w:abstractNumId w:val="0"/>
+    <w:lvlOverride w:ilvl="0"/>
+    <w:lvlOverride w:ilvl="1"/>
+    <w:lvlOverride w:ilvl="2"/>
+    <w:lvlOverride w:ilvl="3"/>
+    <w:lvlOverride w:ilvl="4"/>
+    <w:lvlOverride w:ilvl="5"/>
+    <w:lvlOverride w:ilvl="6"/>
+    <w:lvlOverride w:ilvl="7"/>
+    <w:lvlOverride w:ilvl="8"/>
+  </w:num>
+  <w:num w:numId="7" w16cid:durableId="518931555">
+    <w:abstractNumId w:val="5"/>
+    <w:lvlOverride w:ilvl="0">
+      <w:startOverride w:val="1"/>
+    </w:lvlOverride>
+    <w:lvlOverride w:ilvl="1"/>
+    <w:lvlOverride w:ilvl="2">
+      <w:startOverride w:val="1"/>
+    </w:lvlOverride>
+    <w:lvlOverride w:ilvl="3">
+      <w:startOverride w:val="1"/>
+    </w:lvlOverride>
+    <w:lvlOverride w:ilvl="4">
+      <w:startOverride w:val="1"/>
+    </w:lvlOverride>
+    <w:lvlOverride w:ilvl="5">
+      <w:startOverride w:val="1"/>
+    </w:lvlOverride>
+    <w:lvlOverride w:ilvl="6">
+      <w:startOverride w:val="1"/>
+    </w:lvlOverride>
+    <w:lvlOverride w:ilvl="7">
+      <w:startOverride w:val="1"/>
+    </w:lvlOverride>
+    <w:lvlOverride w:ilvl="8">
+      <w:startOverride w:val="1"/>
+    </w:lvlOverride>
   </w:num>
 </w:numbering>
 </file>

--- a/project.docx
+++ b/project.docx
@@ -10,7 +10,6 @@
           <w:bCs/>
           <w:sz w:val="32"/>
           <w:szCs w:val="32"/>
-          <w:u w:val="single"/>
         </w:rPr>
       </w:pPr>
       <w:r>
@@ -20,13 +19,23 @@
           <w:bCs/>
           <w:sz w:val="32"/>
           <w:szCs w:val="32"/>
-          <w:u w:val="single"/>
-        </w:rPr>
-        <w:t>Milestone 2: Backend Development &amp; Configuration</w:t>
+        </w:rPr>
+        <w:t>Milestone 4: Testing, Validation &amp; Security</w:t>
       </w:r>
     </w:p>
     <w:p>
       <w:pPr>
+        <w:numPr>
+          <w:ilvl w:val="0"/>
+          <w:numId w:val="8"/>
+        </w:numPr>
+        <w:rPr>
+          <w:rFonts w:ascii="Times New Roman" w:hAnsi="Times New Roman" w:cs="Times New Roman"/>
+          <w:sz w:val="32"/>
+          <w:szCs w:val="32"/>
+        </w:rPr>
+      </w:pPr>
+      <w:r>
         <w:rPr>
           <w:rFonts w:ascii="Times New Roman" w:hAnsi="Times New Roman" w:cs="Times New Roman"/>
           <w:b/>
@@ -34,6 +43,28 @@
           <w:sz w:val="32"/>
           <w:szCs w:val="32"/>
         </w:rPr>
+        <w:t>Objective:</w:t>
+      </w:r>
+      <w:r>
+        <w:rPr>
+          <w:rFonts w:ascii="Times New Roman" w:hAnsi="Times New Roman" w:cs="Times New Roman"/>
+          <w:sz w:val="32"/>
+          <w:szCs w:val="32"/>
+        </w:rPr>
+        <w:t xml:space="preserve"> Validate end-to-end flow execution, verify system accuracy, and ensure proper security and access controls.</w:t>
+      </w:r>
+    </w:p>
+    <w:p>
+      <w:pPr>
+        <w:numPr>
+          <w:ilvl w:val="0"/>
+          <w:numId w:val="8"/>
+        </w:numPr>
+        <w:rPr>
+          <w:rFonts w:ascii="Times New Roman" w:hAnsi="Times New Roman" w:cs="Times New Roman"/>
+          <w:sz w:val="32"/>
+          <w:szCs w:val="32"/>
+        </w:rPr>
       </w:pPr>
       <w:r>
         <w:rPr>
@@ -43,28 +74,107 @@
           <w:sz w:val="32"/>
           <w:szCs w:val="32"/>
         </w:rPr>
-        <w:t>1. Objective</w:t>
+        <w:t>Key Deliverables &amp; Actions:</w:t>
       </w:r>
     </w:p>
     <w:p>
       <w:pPr>
-        <w:rPr>
-          <w:rFonts w:ascii="Times New Roman" w:hAnsi="Times New Roman" w:cs="Times New Roman"/>
-          <w:sz w:val="32"/>
-          <w:szCs w:val="32"/>
-        </w:rPr>
-      </w:pPr>
-      <w:r>
-        <w:rPr>
-          <w:rFonts w:ascii="Times New Roman" w:hAnsi="Times New Roman" w:cs="Times New Roman"/>
-          <w:sz w:val="32"/>
-          <w:szCs w:val="32"/>
-        </w:rPr>
-        <w:t>To configure data lookup definitions and field dependencies in ServiceNow so that tickets are classified automatically based on the keywords in the Short Description.</w:t>
+        <w:numPr>
+          <w:ilvl w:val="1"/>
+          <w:numId w:val="8"/>
+        </w:numPr>
+        <w:rPr>
+          <w:rFonts w:ascii="Times New Roman" w:hAnsi="Times New Roman" w:cs="Times New Roman"/>
+          <w:sz w:val="32"/>
+          <w:szCs w:val="32"/>
+        </w:rPr>
+      </w:pPr>
+      <w:r>
+        <w:rPr>
+          <w:rFonts w:ascii="Times New Roman" w:hAnsi="Times New Roman" w:cs="Times New Roman"/>
+          <w:b/>
+          <w:bCs/>
+          <w:sz w:val="32"/>
+          <w:szCs w:val="32"/>
+        </w:rPr>
+        <w:t>End-to-End Functional Testing:</w:t>
+      </w:r>
+      <w:r>
+        <w:rPr>
+          <w:rFonts w:ascii="Times New Roman" w:hAnsi="Times New Roman" w:cs="Times New Roman"/>
+          <w:sz w:val="32"/>
+          <w:szCs w:val="32"/>
+        </w:rPr>
+        <w:t xml:space="preserve"> Created test tickets (e.g., Short Description: </w:t>
+      </w:r>
+      <w:r>
+        <w:rPr>
+          <w:rFonts w:ascii="Times New Roman" w:hAnsi="Times New Roman" w:cs="Times New Roman"/>
+          <w:i/>
+          <w:iCs/>
+          <w:sz w:val="32"/>
+          <w:szCs w:val="32"/>
+        </w:rPr>
+        <w:t>"Projector not turning on"</w:t>
+      </w:r>
+      <w:r>
+        <w:rPr>
+          <w:rFonts w:ascii="Times New Roman" w:hAnsi="Times New Roman" w:cs="Times New Roman"/>
+          <w:sz w:val="32"/>
+          <w:szCs w:val="32"/>
+        </w:rPr>
+        <w:t>) and verified that saving and reloading the form automatically populates the dependent fields (</w:t>
+      </w:r>
+      <w:r>
+        <w:rPr>
+          <w:rFonts w:ascii="Times New Roman" w:hAnsi="Times New Roman" w:cs="Times New Roman"/>
+          <w:b/>
+          <w:bCs/>
+          <w:sz w:val="32"/>
+          <w:szCs w:val="32"/>
+        </w:rPr>
+        <w:t>Category:</w:t>
+      </w:r>
+      <w:r>
+        <w:rPr>
+          <w:rFonts w:ascii="Times New Roman" w:hAnsi="Times New Roman" w:cs="Times New Roman"/>
+          <w:sz w:val="32"/>
+          <w:szCs w:val="32"/>
+        </w:rPr>
+        <w:t xml:space="preserve"> Hardware, </w:t>
+      </w:r>
+      <w:r>
+        <w:rPr>
+          <w:rFonts w:ascii="Times New Roman" w:hAnsi="Times New Roman" w:cs="Times New Roman"/>
+          <w:b/>
+          <w:bCs/>
+          <w:sz w:val="32"/>
+          <w:szCs w:val="32"/>
+        </w:rPr>
+        <w:t>Subcategory:</w:t>
+      </w:r>
+      <w:r>
+        <w:rPr>
+          <w:rFonts w:ascii="Times New Roman" w:hAnsi="Times New Roman" w:cs="Times New Roman"/>
+          <w:sz w:val="32"/>
+          <w:szCs w:val="32"/>
+        </w:rPr>
+        <w:t xml:space="preserve"> Projector).</w:t>
       </w:r>
     </w:p>
     <w:p>
       <w:pPr>
+        <w:numPr>
+          <w:ilvl w:val="1"/>
+          <w:numId w:val="8"/>
+        </w:numPr>
+        <w:rPr>
+          <w:rFonts w:ascii="Times New Roman" w:hAnsi="Times New Roman" w:cs="Times New Roman"/>
+          <w:sz w:val="32"/>
+          <w:szCs w:val="32"/>
+        </w:rPr>
+      </w:pPr>
+      <w:r>
         <w:rPr>
           <w:rFonts w:ascii="Times New Roman" w:hAnsi="Times New Roman" w:cs="Times New Roman"/>
           <w:b/>
@@ -72,7 +182,32 @@
           <w:sz w:val="32"/>
           <w:szCs w:val="32"/>
         </w:rPr>
-      </w:pPr>
+        <w:t>Notification Verification:</w:t>
+      </w:r>
+      <w:r>
+        <w:rPr>
+          <w:rFonts w:ascii="Times New Roman" w:hAnsi="Times New Roman" w:cs="Times New Roman"/>
+          <w:sz w:val="32"/>
+          <w:szCs w:val="32"/>
+        </w:rPr>
+        <w:t xml:space="preserve"> Monitored System Logs (sys_</w:t>
+      </w:r>
+      <w:r>
+        <w:rPr>
+          <w:rFonts w:ascii="Times New Roman" w:hAnsi="Times New Roman" w:cs="Times New Roman"/>
+          <w:sz w:val="32"/>
+          <w:szCs w:val="32"/>
+        </w:rPr>
+        <w:t>email. list</w:t>
+      </w:r>
+      <w:r>
+        <w:rPr>
+          <w:rFonts w:ascii="Times New Roman" w:hAnsi="Times New Roman" w:cs="Times New Roman"/>
+          <w:sz w:val="32"/>
+          <w:szCs w:val="32"/>
+        </w:rPr>
+        <w:t xml:space="preserve">) and used the </w:t>
+      </w:r>
       <w:r>
         <w:rPr>
           <w:rFonts w:ascii="Times New Roman" w:hAnsi="Times New Roman" w:cs="Times New Roman"/>
@@ -81,14 +216,22 @@
           <w:sz w:val="32"/>
           <w:szCs w:val="32"/>
         </w:rPr>
-        <w:t>2. Configuration Details</w:t>
+        <w:t>Preview Email</w:t>
+      </w:r>
+      <w:r>
+        <w:rPr>
+          <w:rFonts w:ascii="Times New Roman" w:hAnsi="Times New Roman" w:cs="Times New Roman"/>
+          <w:sz w:val="32"/>
+          <w:szCs w:val="32"/>
+        </w:rPr>
+        <w:t xml:space="preserve"> feature to confirm that automated notification emails are instantly generated and sent to the caller.</w:t>
       </w:r>
     </w:p>
     <w:p>
       <w:pPr>
         <w:numPr>
-          <w:ilvl w:val="0"/>
-          <w:numId w:val="4"/>
+          <w:ilvl w:val="1"/>
+          <w:numId w:val="8"/>
         </w:numPr>
         <w:rPr>
           <w:rFonts w:ascii="Times New Roman" w:hAnsi="Times New Roman" w:cs="Times New Roman"/>
@@ -104,414 +247,38 @@
           <w:sz w:val="32"/>
           <w:szCs w:val="32"/>
         </w:rPr>
-        <w:t>Category Definition:</w:t>
-      </w:r>
-      <w:r>
-        <w:rPr>
-          <w:rFonts w:ascii="Times New Roman" w:hAnsi="Times New Roman" w:cs="Times New Roman"/>
-          <w:sz w:val="32"/>
-          <w:szCs w:val="32"/>
-        </w:rPr>
-        <w:t xml:space="preserve"> Configured lookup rules mapping keywords to their respective Categories (</w:t>
-      </w:r>
-      <w:r>
-        <w:rPr>
-          <w:rFonts w:ascii="Times New Roman" w:hAnsi="Times New Roman" w:cs="Times New Roman"/>
-          <w:b/>
-          <w:bCs/>
-          <w:sz w:val="32"/>
-          <w:szCs w:val="32"/>
-        </w:rPr>
-        <w:t>Network</w:t>
-      </w:r>
-      <w:r>
-        <w:rPr>
-          <w:rFonts w:ascii="Times New Roman" w:hAnsi="Times New Roman" w:cs="Times New Roman"/>
-          <w:sz w:val="32"/>
-          <w:szCs w:val="32"/>
-        </w:rPr>
-        <w:t xml:space="preserve"> and </w:t>
-      </w:r>
-      <w:r>
-        <w:rPr>
-          <w:rFonts w:ascii="Times New Roman" w:hAnsi="Times New Roman" w:cs="Times New Roman"/>
-          <w:b/>
-          <w:bCs/>
-          <w:sz w:val="32"/>
-          <w:szCs w:val="32"/>
-        </w:rPr>
-        <w:t>Hardware</w:t>
-      </w:r>
-      <w:r>
-        <w:rPr>
-          <w:rFonts w:ascii="Times New Roman" w:hAnsi="Times New Roman" w:cs="Times New Roman"/>
-          <w:sz w:val="32"/>
-          <w:szCs w:val="32"/>
-        </w:rPr>
-        <w:t>).</w:t>
+        <w:t>Security &amp; Data Integrity Validation:</w:t>
+      </w:r>
+      <w:r>
+        <w:rPr>
+          <w:rFonts w:ascii="Times New Roman" w:hAnsi="Times New Roman" w:cs="Times New Roman"/>
+          <w:sz w:val="32"/>
+          <w:szCs w:val="32"/>
+        </w:rPr>
+        <w:t xml:space="preserve"> Conducted role-based testing to verify user access rights, ensuring data accuracy and secure record handling across the ticket lifecycle.</w:t>
       </w:r>
     </w:p>
     <w:p>
       <w:pPr>
-        <w:numPr>
-          <w:ilvl w:val="0"/>
-          <w:numId w:val="4"/>
-        </w:numPr>
-        <w:rPr>
-          <w:rFonts w:ascii="Times New Roman" w:hAnsi="Times New Roman" w:cs="Times New Roman"/>
-          <w:sz w:val="32"/>
-          <w:szCs w:val="32"/>
-        </w:rPr>
-      </w:pPr>
-      <w:r>
-        <w:rPr>
-          <w:rFonts w:ascii="Times New Roman" w:hAnsi="Times New Roman" w:cs="Times New Roman"/>
-          <w:b/>
-          <w:bCs/>
-          <w:sz w:val="32"/>
-          <w:szCs w:val="32"/>
-        </w:rPr>
-        <w:t>Subcategory Mapping:</w:t>
-      </w:r>
-      <w:r>
-        <w:rPr>
-          <w:rFonts w:ascii="Times New Roman" w:hAnsi="Times New Roman" w:cs="Times New Roman"/>
-          <w:sz w:val="32"/>
-          <w:szCs w:val="32"/>
-        </w:rPr>
-        <w:t xml:space="preserve"> Linked subcategories dynamically based on the selected Category:</w:t>
-      </w:r>
-    </w:p>
-    <w:p>
-      <w:pPr>
-        <w:numPr>
-          <w:ilvl w:val="1"/>
-          <w:numId w:val="4"/>
-        </w:numPr>
-        <w:rPr>
-          <w:rFonts w:ascii="Times New Roman" w:hAnsi="Times New Roman" w:cs="Times New Roman"/>
-          <w:sz w:val="32"/>
-          <w:szCs w:val="32"/>
-        </w:rPr>
-      </w:pPr>
-      <w:r>
-        <w:rPr>
-          <w:rFonts w:ascii="Times New Roman" w:hAnsi="Times New Roman" w:cs="Times New Roman"/>
-          <w:sz w:val="32"/>
-          <w:szCs w:val="32"/>
-        </w:rPr>
-        <w:t xml:space="preserve">Keyword "Wi-Fi" </w:t>
-      </w:r>
-      <m:oMath>
-        <m:r>
-          <w:rPr>
-            <w:rFonts w:ascii="Cambria Math" w:hAnsi="Cambria Math" w:cs="Times New Roman"/>
-            <w:sz w:val="32"/>
-            <w:szCs w:val="32"/>
-          </w:rPr>
-          <m:t>→</m:t>
-        </m:r>
-      </m:oMath>
-      <w:r>
-        <w:rPr>
-          <w:rFonts w:ascii="Times New Roman" w:hAnsi="Times New Roman" w:cs="Times New Roman"/>
-          <w:sz w:val="32"/>
-          <w:szCs w:val="32"/>
-        </w:rPr>
-        <w:t xml:space="preserve"> </w:t>
-      </w:r>
-      <w:r>
-        <w:rPr>
-          <w:rFonts w:ascii="Times New Roman" w:hAnsi="Times New Roman" w:cs="Times New Roman"/>
-          <w:b/>
-          <w:bCs/>
-          <w:sz w:val="32"/>
-          <w:szCs w:val="32"/>
-        </w:rPr>
-        <w:t>Category:</w:t>
-      </w:r>
-      <w:r>
-        <w:rPr>
-          <w:rFonts w:ascii="Times New Roman" w:hAnsi="Times New Roman" w:cs="Times New Roman"/>
-          <w:sz w:val="32"/>
-          <w:szCs w:val="32"/>
-        </w:rPr>
-        <w:t xml:space="preserve"> Network | </w:t>
-      </w:r>
-      <w:r>
-        <w:rPr>
-          <w:rFonts w:ascii="Times New Roman" w:hAnsi="Times New Roman" w:cs="Times New Roman"/>
-          <w:b/>
-          <w:bCs/>
-          <w:sz w:val="32"/>
-          <w:szCs w:val="32"/>
-        </w:rPr>
-        <w:t>Subcategory:</w:t>
-      </w:r>
-      <w:r>
-        <w:rPr>
-          <w:rFonts w:ascii="Times New Roman" w:hAnsi="Times New Roman" w:cs="Times New Roman"/>
-          <w:sz w:val="32"/>
-          <w:szCs w:val="32"/>
-        </w:rPr>
-        <w:t xml:space="preserve"> Wi-Fi</w:t>
-      </w:r>
-    </w:p>
-    <w:p>
-      <w:pPr>
-        <w:numPr>
-          <w:ilvl w:val="1"/>
-          <w:numId w:val="4"/>
-        </w:numPr>
-        <w:rPr>
-          <w:rFonts w:ascii="Times New Roman" w:hAnsi="Times New Roman" w:cs="Times New Roman"/>
-          <w:sz w:val="32"/>
-          <w:szCs w:val="32"/>
-        </w:rPr>
-      </w:pPr>
-      <w:r>
-        <w:rPr>
-          <w:rFonts w:ascii="Times New Roman" w:hAnsi="Times New Roman" w:cs="Times New Roman"/>
-          <w:sz w:val="32"/>
-          <w:szCs w:val="32"/>
-        </w:rPr>
-        <w:t xml:space="preserve">Keyword "Projector" </w:t>
-      </w:r>
-      <m:oMath>
-        <m:r>
-          <w:rPr>
-            <w:rFonts w:ascii="Cambria Math" w:hAnsi="Cambria Math" w:cs="Times New Roman"/>
-            <w:sz w:val="32"/>
-            <w:szCs w:val="32"/>
-          </w:rPr>
-          <m:t>→</m:t>
-        </m:r>
-      </m:oMath>
-      <w:r>
-        <w:rPr>
-          <w:rFonts w:ascii="Times New Roman" w:hAnsi="Times New Roman" w:cs="Times New Roman"/>
-          <w:sz w:val="32"/>
-          <w:szCs w:val="32"/>
-        </w:rPr>
-        <w:t xml:space="preserve"> </w:t>
-      </w:r>
-      <w:r>
-        <w:rPr>
-          <w:rFonts w:ascii="Times New Roman" w:hAnsi="Times New Roman" w:cs="Times New Roman"/>
-          <w:b/>
-          <w:bCs/>
-          <w:sz w:val="32"/>
-          <w:szCs w:val="32"/>
-        </w:rPr>
-        <w:t>Category:</w:t>
-      </w:r>
-      <w:r>
-        <w:rPr>
-          <w:rFonts w:ascii="Times New Roman" w:hAnsi="Times New Roman" w:cs="Times New Roman"/>
-          <w:sz w:val="32"/>
-          <w:szCs w:val="32"/>
-        </w:rPr>
-        <w:t xml:space="preserve"> Hardware | </w:t>
-      </w:r>
-      <w:r>
-        <w:rPr>
-          <w:rFonts w:ascii="Times New Roman" w:hAnsi="Times New Roman" w:cs="Times New Roman"/>
-          <w:b/>
-          <w:bCs/>
-          <w:sz w:val="32"/>
-          <w:szCs w:val="32"/>
-        </w:rPr>
-        <w:t>Subcategory:</w:t>
-      </w:r>
-      <w:r>
-        <w:rPr>
-          <w:rFonts w:ascii="Times New Roman" w:hAnsi="Times New Roman" w:cs="Times New Roman"/>
-          <w:sz w:val="32"/>
-          <w:szCs w:val="32"/>
-        </w:rPr>
-        <w:t xml:space="preserve"> Projector</w:t>
-      </w:r>
-    </w:p>
-    <w:p>
-      <w:pPr>
-        <w:rPr>
-          <w:rFonts w:ascii="Times New Roman" w:hAnsi="Times New Roman" w:cs="Times New Roman"/>
-          <w:b/>
-          <w:bCs/>
-          <w:sz w:val="32"/>
-          <w:szCs w:val="32"/>
-        </w:rPr>
-      </w:pPr>
-      <w:r>
-        <w:rPr>
-          <w:rFonts w:ascii="Times New Roman" w:hAnsi="Times New Roman" w:cs="Times New Roman"/>
-          <w:b/>
-          <w:bCs/>
-          <w:sz w:val="32"/>
-          <w:szCs w:val="32"/>
-        </w:rPr>
-        <w:t>3. Implementation Steps</w:t>
-      </w:r>
-    </w:p>
-    <w:p>
-      <w:pPr>
-        <w:numPr>
-          <w:ilvl w:val="0"/>
-          <w:numId w:val="5"/>
-        </w:numPr>
-        <w:rPr>
-          <w:rFonts w:ascii="Times New Roman" w:hAnsi="Times New Roman" w:cs="Times New Roman"/>
-          <w:sz w:val="32"/>
-          <w:szCs w:val="32"/>
-        </w:rPr>
-      </w:pPr>
-      <w:r>
-        <w:rPr>
-          <w:rFonts w:ascii="Times New Roman" w:hAnsi="Times New Roman" w:cs="Times New Roman"/>
-          <w:sz w:val="32"/>
-          <w:szCs w:val="32"/>
-        </w:rPr>
-        <w:t>Created Data Lookup Definitions on the Incident table.</w:t>
-      </w:r>
-    </w:p>
-    <w:p>
-      <w:pPr>
-        <w:numPr>
-          <w:ilvl w:val="0"/>
-          <w:numId w:val="5"/>
-        </w:numPr>
-        <w:rPr>
-          <w:rFonts w:ascii="Times New Roman" w:hAnsi="Times New Roman" w:cs="Times New Roman"/>
-          <w:sz w:val="32"/>
-          <w:szCs w:val="32"/>
-        </w:rPr>
-      </w:pPr>
-      <w:r>
-        <w:rPr>
-          <w:rFonts w:ascii="Times New Roman" w:hAnsi="Times New Roman" w:cs="Times New Roman"/>
-          <w:sz w:val="32"/>
-          <w:szCs w:val="32"/>
-        </w:rPr>
-        <w:t>Set Matcher Conditions for the Short Description field.</w:t>
-      </w:r>
-    </w:p>
-    <w:p>
-      <w:pPr>
-        <w:numPr>
-          <w:ilvl w:val="0"/>
-          <w:numId w:val="5"/>
-        </w:numPr>
-        <w:rPr>
-          <w:rFonts w:ascii="Times New Roman" w:hAnsi="Times New Roman" w:cs="Times New Roman"/>
-          <w:sz w:val="32"/>
-          <w:szCs w:val="32"/>
-        </w:rPr>
-      </w:pPr>
-      <w:r>
-        <w:rPr>
-          <w:rFonts w:ascii="Times New Roman" w:hAnsi="Times New Roman" w:cs="Times New Roman"/>
-          <w:sz w:val="32"/>
-          <w:szCs w:val="32"/>
-        </w:rPr>
-        <w:t>Defined Setter Values to automatically assign Category and Subcategory fields upon record submission.</w:t>
-      </w:r>
-    </w:p>
-    <w:p>
-      <w:pPr>
-        <w:rPr>
-          <w:rFonts w:ascii="Times New Roman" w:hAnsi="Times New Roman" w:cs="Times New Roman"/>
-          <w:b/>
-          <w:bCs/>
-          <w:sz w:val="32"/>
-          <w:szCs w:val="32"/>
-        </w:rPr>
-      </w:pPr>
-    </w:p>
-    <w:p>
-      <w:pPr>
-        <w:rPr>
-          <w:rFonts w:ascii="Times New Roman" w:hAnsi="Times New Roman" w:cs="Times New Roman"/>
-          <w:b/>
-          <w:bCs/>
-          <w:sz w:val="32"/>
-          <w:szCs w:val="32"/>
-        </w:rPr>
-      </w:pPr>
-    </w:p>
-    <w:p>
-      <w:pPr>
-        <w:rPr>
-          <w:rFonts w:ascii="Times New Roman" w:hAnsi="Times New Roman" w:cs="Times New Roman"/>
-          <w:b/>
-          <w:bCs/>
-          <w:sz w:val="32"/>
-          <w:szCs w:val="32"/>
-        </w:rPr>
-      </w:pPr>
-    </w:p>
-    <w:p>
-      <w:pPr>
-        <w:rPr>
-          <w:rFonts w:ascii="Times New Roman" w:hAnsi="Times New Roman" w:cs="Times New Roman"/>
-          <w:b/>
-          <w:bCs/>
-          <w:sz w:val="32"/>
-          <w:szCs w:val="32"/>
-        </w:rPr>
-      </w:pPr>
-    </w:p>
-    <w:p>
-      <w:pPr>
-        <w:rPr>
-          <w:rFonts w:ascii="Times New Roman" w:hAnsi="Times New Roman" w:cs="Times New Roman"/>
-          <w:b/>
-          <w:bCs/>
-          <w:sz w:val="32"/>
-          <w:szCs w:val="32"/>
-        </w:rPr>
-      </w:pPr>
-    </w:p>
-    <w:p>
-      <w:pPr>
-        <w:rPr>
-          <w:rFonts w:ascii="Times New Roman" w:hAnsi="Times New Roman" w:cs="Times New Roman"/>
-          <w:b/>
-          <w:bCs/>
-          <w:sz w:val="32"/>
-          <w:szCs w:val="32"/>
-        </w:rPr>
-      </w:pPr>
-    </w:p>
-    <w:p>
-      <w:pPr>
-        <w:rPr>
-          <w:rFonts w:ascii="Times New Roman" w:hAnsi="Times New Roman" w:cs="Times New Roman"/>
-          <w:b/>
-          <w:bCs/>
-          <w:sz w:val="32"/>
-          <w:szCs w:val="32"/>
-        </w:rPr>
-      </w:pPr>
-      <w:r>
-        <w:rPr>
-          <w:rFonts w:ascii="Times New Roman" w:hAnsi="Times New Roman" w:cs="Times New Roman"/>
-          <w:sz w:val="32"/>
-          <w:szCs w:val="32"/>
-        </w:rPr>
-        <w:lastRenderedPageBreak/>
+        <w:ind w:left="1440"/>
+        <w:rPr>
+          <w:rFonts w:ascii="Times New Roman" w:hAnsi="Times New Roman" w:cs="Times New Roman"/>
+          <w:sz w:val="32"/>
+          <w:szCs w:val="32"/>
+        </w:rPr>
+      </w:pPr>
+      <w:r>
+        <w:rPr>
+          <w:rFonts w:ascii="Times New Roman" w:hAnsi="Times New Roman" w:cs="Times New Roman"/>
+          <w:noProof/>
+          <w:sz w:val="32"/>
+          <w:szCs w:val="32"/>
+        </w:rPr>
         <w:drawing>
-          <wp:anchor distT="0" distB="0" distL="114300" distR="114300" simplePos="0" relativeHeight="251659264" behindDoc="0" locked="0" layoutInCell="1" allowOverlap="1" wp14:anchorId="2F1ABB6D" wp14:editId="577A8272">
-            <wp:simplePos x="0" y="0"/>
-            <wp:positionH relativeFrom="margin">
-              <wp:posOffset>371475</wp:posOffset>
-            </wp:positionH>
-            <wp:positionV relativeFrom="page">
-              <wp:posOffset>609600</wp:posOffset>
-            </wp:positionV>
-            <wp:extent cx="4836160" cy="2924175"/>
-            <wp:effectExtent l="0" t="0" r="2540" b="9525"/>
-            <wp:wrapSquare wrapText="bothSides"/>
-            <wp:docPr id="141438234" name="Picture 4"/>
+          <wp:inline distT="0" distB="0" distL="0" distR="0" wp14:anchorId="63DFBA5E" wp14:editId="7CDBD773">
+            <wp:extent cx="4105275" cy="2857500"/>
+            <wp:effectExtent l="0" t="0" r="9525" b="0"/>
+            <wp:docPr id="501156074" name="Picture 1"/>
             <wp:cNvGraphicFramePr>
               <a:graphicFrameLocks xmlns:a="http://schemas.openxmlformats.org/drawingml/2006/main" noChangeAspect="1"/>
             </wp:cNvGraphicFramePr>
@@ -519,10 +286,8 @@
               <a:graphicData uri="http://schemas.openxmlformats.org/drawingml/2006/picture">
                 <pic:pic xmlns:pic="http://schemas.openxmlformats.org/drawingml/2006/picture">
                   <pic:nvPicPr>
-                    <pic:cNvPr id="0" name="Picture 1"/>
-                    <pic:cNvPicPr>
-                      <a:picLocks noChangeAspect="1" noChangeArrowheads="1"/>
-                    </pic:cNvPicPr>
+                    <pic:cNvPr id="501156074" name="Picture 501156074"/>
+                    <pic:cNvPicPr/>
                   </pic:nvPicPr>
                   <pic:blipFill>
                     <a:blip r:embed="rId5">
@@ -532,31 +297,23 @@
                         </a:ext>
                       </a:extLst>
                     </a:blip>
-                    <a:srcRect/>
                     <a:stretch>
                       <a:fillRect/>
                     </a:stretch>
                   </pic:blipFill>
-                  <pic:spPr bwMode="auto">
+                  <pic:spPr>
                     <a:xfrm>
                       <a:off x="0" y="0"/>
-                      <a:ext cx="4836160" cy="2924175"/>
+                      <a:ext cx="4105275" cy="2857500"/>
                     </a:xfrm>
                     <a:prstGeom prst="rect">
                       <a:avLst/>
                     </a:prstGeom>
-                    <a:noFill/>
                   </pic:spPr>
                 </pic:pic>
               </a:graphicData>
             </a:graphic>
-            <wp14:sizeRelH relativeFrom="margin">
-              <wp14:pctWidth>0</wp14:pctWidth>
-            </wp14:sizeRelH>
-            <wp14:sizeRelV relativeFrom="margin">
-              <wp14:pctHeight>0</wp14:pctHeight>
-            </wp14:sizeRelV>
-          </wp:anchor>
+          </wp:inline>
         </w:drawing>
       </w:r>
     </w:p>
@@ -592,9 +349,31 @@
           <w:szCs w:val="32"/>
         </w:rPr>
       </w:pPr>
+      <w:r>
+        <w:rPr>
+          <w:rFonts w:ascii="Times New Roman" w:hAnsi="Times New Roman" w:cs="Times New Roman"/>
+          <w:b/>
+          <w:bCs/>
+          <w:sz w:val="32"/>
+          <w:szCs w:val="32"/>
+        </w:rPr>
+        <w:lastRenderedPageBreak/>
+        <w:t>Milestone 5: Deployment &amp; Conclusion</w:t>
+      </w:r>
     </w:p>
     <w:p>
       <w:pPr>
+        <w:numPr>
+          <w:ilvl w:val="0"/>
+          <w:numId w:val="9"/>
+        </w:numPr>
+        <w:rPr>
+          <w:rFonts w:ascii="Times New Roman" w:hAnsi="Times New Roman" w:cs="Times New Roman"/>
+          <w:sz w:val="32"/>
+          <w:szCs w:val="32"/>
+        </w:rPr>
+      </w:pPr>
+      <w:r>
         <w:rPr>
           <w:rFonts w:ascii="Times New Roman" w:hAnsi="Times New Roman" w:cs="Times New Roman"/>
           <w:b/>
@@ -602,10 +381,30 @@
           <w:sz w:val="32"/>
           <w:szCs w:val="32"/>
         </w:rPr>
-      </w:pPr>
+        <w:t>Objective:</w:t>
+      </w:r>
+      <w:r>
+        <w:rPr>
+          <w:rFonts w:ascii="Times New Roman" w:hAnsi="Times New Roman" w:cs="Times New Roman"/>
+          <w:sz w:val="32"/>
+          <w:szCs w:val="32"/>
+        </w:rPr>
+        <w:t xml:space="preserve"> Package the completed solution using ServiceNow Update Sets, perform export/migration readiness, and finalize project documentation.</w:t>
+      </w:r>
     </w:p>
     <w:p>
       <w:pPr>
+        <w:numPr>
+          <w:ilvl w:val="0"/>
+          <w:numId w:val="9"/>
+        </w:numPr>
+        <w:rPr>
+          <w:rFonts w:ascii="Times New Roman" w:hAnsi="Times New Roman" w:cs="Times New Roman"/>
+          <w:sz w:val="32"/>
+          <w:szCs w:val="32"/>
+        </w:rPr>
+      </w:pPr>
+      <w:r>
         <w:rPr>
           <w:rFonts w:ascii="Times New Roman" w:hAnsi="Times New Roman" w:cs="Times New Roman"/>
           <w:b/>
@@ -613,10 +412,22 @@
           <w:sz w:val="32"/>
           <w:szCs w:val="32"/>
         </w:rPr>
-      </w:pPr>
+        <w:t>Key Deliverables &amp; Actions:</w:t>
+      </w:r>
     </w:p>
     <w:p>
       <w:pPr>
+        <w:numPr>
+          <w:ilvl w:val="1"/>
+          <w:numId w:val="9"/>
+        </w:numPr>
+        <w:rPr>
+          <w:rFonts w:ascii="Times New Roman" w:hAnsi="Times New Roman" w:cs="Times New Roman"/>
+          <w:sz w:val="32"/>
+          <w:szCs w:val="32"/>
+        </w:rPr>
+      </w:pPr>
+      <w:r>
         <w:rPr>
           <w:rFonts w:ascii="Times New Roman" w:hAnsi="Times New Roman" w:cs="Times New Roman"/>
           <w:b/>
@@ -624,10 +435,84 @@
           <w:sz w:val="32"/>
           <w:szCs w:val="32"/>
         </w:rPr>
-      </w:pPr>
+        <w:t>Update Set Finalization:</w:t>
+      </w:r>
+      <w:r>
+        <w:rPr>
+          <w:rFonts w:ascii="Times New Roman" w:hAnsi="Times New Roman" w:cs="Times New Roman"/>
+          <w:sz w:val="32"/>
+          <w:szCs w:val="32"/>
+        </w:rPr>
+        <w:t xml:space="preserve"> Located the active update set (</w:t>
+      </w:r>
+      <w:r>
+        <w:rPr>
+          <w:rFonts w:ascii="Times New Roman" w:hAnsi="Times New Roman" w:cs="Times New Roman"/>
+          <w:b/>
+          <w:bCs/>
+          <w:sz w:val="32"/>
+          <w:szCs w:val="32"/>
+        </w:rPr>
+        <w:t>Project Update Set</w:t>
+      </w:r>
+      <w:r>
+        <w:rPr>
+          <w:rFonts w:ascii="Times New Roman" w:hAnsi="Times New Roman" w:cs="Times New Roman"/>
+          <w:sz w:val="32"/>
+          <w:szCs w:val="32"/>
+        </w:rPr>
+        <w:t xml:space="preserve">), updated its state from </w:t>
+      </w:r>
+      <w:r>
+        <w:rPr>
+          <w:rFonts w:ascii="Times New Roman" w:hAnsi="Times New Roman" w:cs="Times New Roman"/>
+          <w:b/>
+          <w:bCs/>
+          <w:sz w:val="32"/>
+          <w:szCs w:val="32"/>
+        </w:rPr>
+        <w:t>In Progress</w:t>
+      </w:r>
+      <w:r>
+        <w:rPr>
+          <w:rFonts w:ascii="Times New Roman" w:hAnsi="Times New Roman" w:cs="Times New Roman"/>
+          <w:sz w:val="32"/>
+          <w:szCs w:val="32"/>
+        </w:rPr>
+        <w:t xml:space="preserve"> to </w:t>
+      </w:r>
+      <w:r>
+        <w:rPr>
+          <w:rFonts w:ascii="Times New Roman" w:hAnsi="Times New Roman" w:cs="Times New Roman"/>
+          <w:b/>
+          <w:bCs/>
+          <w:sz w:val="32"/>
+          <w:szCs w:val="32"/>
+        </w:rPr>
+        <w:t>Complete</w:t>
+      </w:r>
+      <w:r>
+        <w:rPr>
+          <w:rFonts w:ascii="Times New Roman" w:hAnsi="Times New Roman" w:cs="Times New Roman"/>
+          <w:sz w:val="32"/>
+          <w:szCs w:val="32"/>
+        </w:rPr>
+        <w:t>, and saved the changes.</w:t>
+      </w:r>
     </w:p>
     <w:p>
       <w:pPr>
+        <w:numPr>
+          <w:ilvl w:val="1"/>
+          <w:numId w:val="9"/>
+        </w:numPr>
+        <w:rPr>
+          <w:rFonts w:ascii="Times New Roman" w:hAnsi="Times New Roman" w:cs="Times New Roman"/>
+          <w:sz w:val="32"/>
+          <w:szCs w:val="32"/>
+        </w:rPr>
+      </w:pPr>
+      <w:r>
         <w:rPr>
           <w:rFonts w:ascii="Times New Roman" w:hAnsi="Times New Roman" w:cs="Times New Roman"/>
           <w:b/>
@@ -635,10 +520,17 @@
           <w:sz w:val="32"/>
           <w:szCs w:val="32"/>
         </w:rPr>
-      </w:pPr>
-    </w:p>
-    <w:p>
-      <w:pPr>
+        <w:t>XML Export &amp; Migration:</w:t>
+      </w:r>
+      <w:r>
+        <w:rPr>
+          <w:rFonts w:ascii="Times New Roman" w:hAnsi="Times New Roman" w:cs="Times New Roman"/>
+          <w:sz w:val="32"/>
+          <w:szCs w:val="32"/>
+        </w:rPr>
+        <w:t xml:space="preserve"> Used the </w:t>
+      </w:r>
+      <w:r>
         <w:rPr>
           <w:rFonts w:ascii="Times New Roman" w:hAnsi="Times New Roman" w:cs="Times New Roman"/>
           <w:b/>
@@ -646,561 +538,28 @@
           <w:sz w:val="32"/>
           <w:szCs w:val="32"/>
         </w:rPr>
-      </w:pPr>
+        <w:t>Export to XML</w:t>
+      </w:r>
+      <w:r>
+        <w:rPr>
+          <w:rFonts w:ascii="Times New Roman" w:hAnsi="Times New Roman" w:cs="Times New Roman"/>
+          <w:sz w:val="32"/>
+          <w:szCs w:val="32"/>
+        </w:rPr>
+        <w:t xml:space="preserve"> option under Related Links to download the complete Update Set, enabling seamless transfer across instances or backup storage.</w:t>
+      </w:r>
     </w:p>
+    <w:p/>
     <w:p>
-      <w:pPr>
-        <w:rPr>
-          <w:rFonts w:ascii="Times New Roman" w:hAnsi="Times New Roman" w:cs="Times New Roman"/>
-          <w:b/>
-          <w:bCs/>
-          <w:sz w:val="32"/>
-          <w:szCs w:val="32"/>
-        </w:rPr>
-      </w:pPr>
-    </w:p>
-    <w:p>
-      <w:pPr>
-        <w:rPr>
-          <w:rFonts w:ascii="Times New Roman" w:hAnsi="Times New Roman" w:cs="Times New Roman"/>
-          <w:b/>
-          <w:bCs/>
-          <w:sz w:val="32"/>
-          <w:szCs w:val="32"/>
-        </w:rPr>
-      </w:pPr>
-    </w:p>
-    <w:p>
-      <w:pPr>
-        <w:rPr>
-          <w:rFonts w:ascii="Times New Roman" w:hAnsi="Times New Roman" w:cs="Times New Roman"/>
-          <w:b/>
-          <w:bCs/>
-          <w:sz w:val="32"/>
-          <w:szCs w:val="32"/>
-        </w:rPr>
-      </w:pPr>
-    </w:p>
-    <w:p>
-      <w:pPr>
-        <w:rPr>
-          <w:rFonts w:ascii="Times New Roman" w:hAnsi="Times New Roman" w:cs="Times New Roman"/>
-          <w:b/>
-          <w:bCs/>
-          <w:sz w:val="32"/>
-          <w:szCs w:val="32"/>
-        </w:rPr>
-      </w:pPr>
-      <w:r>
-        <w:rPr>
-          <w:rFonts w:ascii="Times New Roman" w:hAnsi="Times New Roman" w:cs="Times New Roman"/>
-          <w:b/>
-          <w:bCs/>
-          <w:sz w:val="32"/>
-          <w:szCs w:val="32"/>
-        </w:rPr>
-        <w:t>Milestone 3: Automation using Flow Designer &amp; Email Notification</w:t>
-      </w:r>
-    </w:p>
-    <w:p>
-      <w:pPr>
-        <w:rPr>
-          <w:rFonts w:ascii="Times New Roman" w:hAnsi="Times New Roman" w:cs="Times New Roman"/>
-          <w:b/>
-          <w:bCs/>
-          <w:sz w:val="32"/>
-          <w:szCs w:val="32"/>
-        </w:rPr>
-      </w:pPr>
-      <w:r>
-        <w:rPr>
-          <w:rFonts w:ascii="Times New Roman" w:hAnsi="Times New Roman" w:cs="Times New Roman"/>
-          <w:b/>
-          <w:bCs/>
-          <w:sz w:val="32"/>
-          <w:szCs w:val="32"/>
-        </w:rPr>
-        <w:t>1. Objective</w:t>
-      </w:r>
-    </w:p>
-    <w:p>
-      <w:pPr>
-        <w:rPr>
-          <w:rFonts w:ascii="Times New Roman" w:hAnsi="Times New Roman" w:cs="Times New Roman"/>
-          <w:sz w:val="32"/>
-          <w:szCs w:val="32"/>
-        </w:rPr>
-      </w:pPr>
-      <w:r>
-        <w:rPr>
-          <w:rFonts w:ascii="Times New Roman" w:hAnsi="Times New Roman" w:cs="Times New Roman"/>
-          <w:sz w:val="32"/>
-          <w:szCs w:val="32"/>
-        </w:rPr>
-        <w:t xml:space="preserve">To build an automated workflow using ServiceNow Flow Designer that triggers upon Incident creation/update and sends an automated confirmation email to the ticket's </w:t>
-      </w:r>
-      <w:r>
-        <w:rPr>
-          <w:rFonts w:ascii="Times New Roman" w:hAnsi="Times New Roman" w:cs="Times New Roman"/>
-          <w:b/>
-          <w:bCs/>
-          <w:sz w:val="32"/>
-          <w:szCs w:val="32"/>
-        </w:rPr>
-        <w:t>Caller</w:t>
-      </w:r>
-      <w:r>
-        <w:rPr>
-          <w:rFonts w:ascii="Times New Roman" w:hAnsi="Times New Roman" w:cs="Times New Roman"/>
-          <w:sz w:val="32"/>
-          <w:szCs w:val="32"/>
-        </w:rPr>
-        <w:t>.</w:t>
-      </w:r>
-    </w:p>
-    <w:p>
-      <w:pPr>
-        <w:rPr>
-          <w:rFonts w:ascii="Times New Roman" w:hAnsi="Times New Roman" w:cs="Times New Roman"/>
-          <w:b/>
-          <w:bCs/>
-          <w:sz w:val="32"/>
-          <w:szCs w:val="32"/>
-        </w:rPr>
-      </w:pPr>
-      <w:r>
-        <w:rPr>
-          <w:rFonts w:ascii="Times New Roman" w:hAnsi="Times New Roman" w:cs="Times New Roman"/>
-          <w:b/>
-          <w:bCs/>
-          <w:sz w:val="32"/>
-          <w:szCs w:val="32"/>
-        </w:rPr>
-        <w:t>2. Flow Configuration</w:t>
-      </w:r>
-    </w:p>
-    <w:p>
-      <w:pPr>
-        <w:numPr>
-          <w:ilvl w:val="0"/>
-          <w:numId w:val="6"/>
-        </w:numPr>
-        <w:rPr>
-          <w:rFonts w:ascii="Times New Roman" w:hAnsi="Times New Roman" w:cs="Times New Roman"/>
-          <w:sz w:val="32"/>
-          <w:szCs w:val="32"/>
-        </w:rPr>
-      </w:pPr>
-      <w:r>
-        <w:rPr>
-          <w:rFonts w:ascii="Times New Roman" w:hAnsi="Times New Roman" w:cs="Times New Roman"/>
-          <w:b/>
-          <w:bCs/>
-          <w:sz w:val="32"/>
-          <w:szCs w:val="32"/>
-        </w:rPr>
-        <w:t>Trigger:</w:t>
-      </w:r>
-      <w:r>
-        <w:rPr>
-          <w:rFonts w:ascii="Times New Roman" w:hAnsi="Times New Roman" w:cs="Times New Roman"/>
-          <w:sz w:val="32"/>
-          <w:szCs w:val="32"/>
-        </w:rPr>
-        <w:t xml:space="preserve"> Created / Updated record on the Incident [incident] table.</w:t>
-      </w:r>
-    </w:p>
-    <w:p>
-      <w:pPr>
-        <w:numPr>
-          <w:ilvl w:val="0"/>
-          <w:numId w:val="6"/>
-        </w:numPr>
-        <w:rPr>
-          <w:rFonts w:ascii="Times New Roman" w:hAnsi="Times New Roman" w:cs="Times New Roman"/>
-          <w:sz w:val="32"/>
-          <w:szCs w:val="32"/>
-        </w:rPr>
-      </w:pPr>
-      <w:r>
-        <w:rPr>
-          <w:rFonts w:ascii="Times New Roman" w:hAnsi="Times New Roman" w:cs="Times New Roman"/>
-          <w:b/>
-          <w:bCs/>
-          <w:sz w:val="32"/>
-          <w:szCs w:val="32"/>
-        </w:rPr>
-        <w:t>Filter Conditions:</w:t>
-      </w:r>
-      <w:r>
-        <w:rPr>
-          <w:rFonts w:ascii="Times New Roman" w:hAnsi="Times New Roman" w:cs="Times New Roman"/>
-          <w:sz w:val="32"/>
-          <w:szCs w:val="32"/>
-        </w:rPr>
-        <w:t xml:space="preserve"> Executed when Category and Subcategory are populated via auto-classification.</w:t>
-      </w:r>
-    </w:p>
-    <w:p>
-      <w:pPr>
-        <w:numPr>
-          <w:ilvl w:val="0"/>
-          <w:numId w:val="6"/>
-        </w:numPr>
-        <w:rPr>
-          <w:rFonts w:ascii="Times New Roman" w:hAnsi="Times New Roman" w:cs="Times New Roman"/>
-          <w:sz w:val="32"/>
-          <w:szCs w:val="32"/>
-        </w:rPr>
-      </w:pPr>
-      <w:r>
-        <w:rPr>
-          <w:rFonts w:ascii="Times New Roman" w:hAnsi="Times New Roman" w:cs="Times New Roman"/>
-          <w:b/>
-          <w:bCs/>
-          <w:sz w:val="32"/>
-          <w:szCs w:val="32"/>
-        </w:rPr>
-        <w:t>Flow Action:</w:t>
-      </w:r>
-      <w:r>
-        <w:rPr>
-          <w:rFonts w:ascii="Times New Roman" w:hAnsi="Times New Roman" w:cs="Times New Roman"/>
-          <w:sz w:val="32"/>
-          <w:szCs w:val="32"/>
-        </w:rPr>
-        <w:t xml:space="preserve"> Send Email notification to Caller ID -&gt; Email.</w:t>
-      </w:r>
-    </w:p>
-    <w:p>
-      <w:pPr>
-        <w:rPr>
-          <w:rFonts w:ascii="Times New Roman" w:hAnsi="Times New Roman" w:cs="Times New Roman"/>
-          <w:b/>
-          <w:bCs/>
-          <w:sz w:val="32"/>
-          <w:szCs w:val="32"/>
-        </w:rPr>
-      </w:pPr>
-    </w:p>
-    <w:p>
-      <w:pPr>
-        <w:rPr>
-          <w:rFonts w:ascii="Times New Roman" w:hAnsi="Times New Roman" w:cs="Times New Roman"/>
-          <w:b/>
-          <w:bCs/>
-          <w:sz w:val="32"/>
-          <w:szCs w:val="32"/>
-        </w:rPr>
-      </w:pPr>
-      <w:r>
-        <w:rPr>
-          <w:rFonts w:ascii="Times New Roman" w:hAnsi="Times New Roman" w:cs="Times New Roman"/>
-          <w:b/>
-          <w:bCs/>
-          <w:sz w:val="32"/>
-          <w:szCs w:val="32"/>
-        </w:rPr>
-        <w:lastRenderedPageBreak/>
-        <w:t>3. Verification &amp; System Logs</w:t>
-      </w:r>
-    </w:p>
-    <w:p>
-      <w:pPr>
-        <w:numPr>
-          <w:ilvl w:val="0"/>
-          <w:numId w:val="7"/>
-        </w:numPr>
-        <w:rPr>
-          <w:rFonts w:ascii="Times New Roman" w:hAnsi="Times New Roman" w:cs="Times New Roman"/>
-          <w:sz w:val="32"/>
-          <w:szCs w:val="32"/>
-        </w:rPr>
-      </w:pPr>
-      <w:r>
-        <w:rPr>
-          <w:rFonts w:ascii="Times New Roman" w:hAnsi="Times New Roman" w:cs="Times New Roman"/>
-          <w:sz w:val="32"/>
-          <w:szCs w:val="32"/>
-        </w:rPr>
-        <w:t>Tested the flow with sample inputs:</w:t>
-      </w:r>
-    </w:p>
-    <w:p>
-      <w:pPr>
-        <w:numPr>
-          <w:ilvl w:val="1"/>
-          <w:numId w:val="7"/>
-        </w:numPr>
-        <w:rPr>
-          <w:rFonts w:ascii="Times New Roman" w:hAnsi="Times New Roman" w:cs="Times New Roman"/>
-          <w:sz w:val="32"/>
-          <w:szCs w:val="32"/>
-        </w:rPr>
-      </w:pPr>
-      <w:r>
-        <w:rPr>
-          <w:rFonts w:ascii="Times New Roman" w:hAnsi="Times New Roman" w:cs="Times New Roman"/>
-          <w:b/>
-          <w:bCs/>
-          <w:sz w:val="32"/>
-          <w:szCs w:val="32"/>
-        </w:rPr>
-        <w:t>Test 1:</w:t>
-      </w:r>
-      <w:r>
-        <w:rPr>
-          <w:rFonts w:ascii="Times New Roman" w:hAnsi="Times New Roman" w:cs="Times New Roman"/>
-          <w:sz w:val="32"/>
-          <w:szCs w:val="32"/>
-        </w:rPr>
-        <w:t xml:space="preserve"> Created ticket with </w:t>
-      </w:r>
-      <w:r>
-        <w:rPr>
-          <w:rFonts w:ascii="Times New Roman" w:hAnsi="Times New Roman" w:cs="Times New Roman"/>
-          <w:i/>
-          <w:iCs/>
-          <w:sz w:val="32"/>
-          <w:szCs w:val="32"/>
-        </w:rPr>
-        <w:t>"Wi-Fi not working in library"</w:t>
-      </w:r>
-      <w:r>
-        <w:rPr>
-          <w:rFonts w:ascii="Times New Roman" w:hAnsi="Times New Roman" w:cs="Times New Roman"/>
-          <w:sz w:val="32"/>
-          <w:szCs w:val="32"/>
-        </w:rPr>
-        <w:t xml:space="preserve"> </w:t>
-      </w:r>
-      <m:oMath>
-        <m:r>
-          <w:rPr>
-            <w:rFonts w:ascii="Cambria Math" w:hAnsi="Cambria Math" w:cs="Times New Roman"/>
-            <w:sz w:val="32"/>
-            <w:szCs w:val="32"/>
-          </w:rPr>
-          <m:t>→</m:t>
-        </m:r>
-      </m:oMath>
-      <w:r>
-        <w:rPr>
-          <w:rFonts w:ascii="Times New Roman" w:hAnsi="Times New Roman" w:cs="Times New Roman"/>
-          <w:sz w:val="32"/>
-          <w:szCs w:val="32"/>
-        </w:rPr>
-        <w:t xml:space="preserve"> Auto-filled </w:t>
-      </w:r>
-      <w:r>
-        <w:rPr>
-          <w:rFonts w:ascii="Times New Roman" w:hAnsi="Times New Roman" w:cs="Times New Roman"/>
-          <w:b/>
-          <w:bCs/>
-          <w:sz w:val="32"/>
-          <w:szCs w:val="32"/>
-        </w:rPr>
-        <w:t>Network / Wi-Fi</w:t>
-      </w:r>
-      <w:r>
-        <w:rPr>
-          <w:rFonts w:ascii="Times New Roman" w:hAnsi="Times New Roman" w:cs="Times New Roman"/>
-          <w:sz w:val="32"/>
-          <w:szCs w:val="32"/>
-        </w:rPr>
-        <w:t>.</w:t>
-      </w:r>
-    </w:p>
-    <w:p>
-      <w:pPr>
-        <w:numPr>
-          <w:ilvl w:val="1"/>
-          <w:numId w:val="7"/>
-        </w:numPr>
-        <w:rPr>
-          <w:rFonts w:ascii="Times New Roman" w:hAnsi="Times New Roman" w:cs="Times New Roman"/>
-          <w:sz w:val="32"/>
-          <w:szCs w:val="32"/>
-        </w:rPr>
-      </w:pPr>
-      <w:r>
-        <w:rPr>
-          <w:rFonts w:ascii="Times New Roman" w:hAnsi="Times New Roman" w:cs="Times New Roman"/>
-          <w:b/>
-          <w:bCs/>
-          <w:sz w:val="32"/>
-          <w:szCs w:val="32"/>
-        </w:rPr>
-        <w:t>Test 2:</w:t>
-      </w:r>
-      <w:r>
-        <w:rPr>
-          <w:rFonts w:ascii="Times New Roman" w:hAnsi="Times New Roman" w:cs="Times New Roman"/>
-          <w:sz w:val="32"/>
-          <w:szCs w:val="32"/>
-        </w:rPr>
-        <w:t xml:space="preserve"> Created ticket with </w:t>
-      </w:r>
-      <w:r>
-        <w:rPr>
-          <w:rFonts w:ascii="Times New Roman" w:hAnsi="Times New Roman" w:cs="Times New Roman"/>
-          <w:i/>
-          <w:iCs/>
-          <w:sz w:val="32"/>
-          <w:szCs w:val="32"/>
-        </w:rPr>
-        <w:t>"Projector not turning on"</w:t>
-      </w:r>
-      <w:r>
-        <w:rPr>
-          <w:rFonts w:ascii="Times New Roman" w:hAnsi="Times New Roman" w:cs="Times New Roman"/>
-          <w:sz w:val="32"/>
-          <w:szCs w:val="32"/>
-        </w:rPr>
-        <w:t xml:space="preserve"> </w:t>
-      </w:r>
-      <m:oMath>
-        <m:r>
-          <w:rPr>
-            <w:rFonts w:ascii="Cambria Math" w:hAnsi="Cambria Math" w:cs="Times New Roman"/>
-            <w:sz w:val="32"/>
-            <w:szCs w:val="32"/>
-          </w:rPr>
-          <m:t>→</m:t>
-        </m:r>
-      </m:oMath>
-      <w:r>
-        <w:rPr>
-          <w:rFonts w:ascii="Times New Roman" w:hAnsi="Times New Roman" w:cs="Times New Roman"/>
-          <w:sz w:val="32"/>
-          <w:szCs w:val="32"/>
-        </w:rPr>
-        <w:t xml:space="preserve"> Auto-filled </w:t>
-      </w:r>
-      <w:r>
-        <w:rPr>
-          <w:rFonts w:ascii="Times New Roman" w:hAnsi="Times New Roman" w:cs="Times New Roman"/>
-          <w:b/>
-          <w:bCs/>
-          <w:sz w:val="32"/>
-          <w:szCs w:val="32"/>
-        </w:rPr>
-        <w:t>Hardware / Projector</w:t>
-      </w:r>
-      <w:r>
-        <w:rPr>
-          <w:rFonts w:ascii="Times New Roman" w:hAnsi="Times New Roman" w:cs="Times New Roman"/>
-          <w:sz w:val="32"/>
-          <w:szCs w:val="32"/>
-        </w:rPr>
-        <w:t>.</w:t>
-      </w:r>
-    </w:p>
-    <w:p>
-      <w:pPr>
-        <w:numPr>
-          <w:ilvl w:val="0"/>
-          <w:numId w:val="7"/>
-        </w:numPr>
-        <w:rPr>
-          <w:rFonts w:ascii="Times New Roman" w:hAnsi="Times New Roman" w:cs="Times New Roman"/>
-          <w:sz w:val="32"/>
-          <w:szCs w:val="32"/>
-        </w:rPr>
-      </w:pPr>
-      <w:r>
-        <w:rPr>
-          <w:rFonts w:ascii="Times New Roman" w:hAnsi="Times New Roman" w:cs="Times New Roman"/>
-          <w:sz w:val="32"/>
-          <w:szCs w:val="32"/>
-        </w:rPr>
-        <w:t>Checked outbound email generation under System Logs -&gt; Emails (sys email table).</w:t>
-      </w:r>
-    </w:p>
-    <w:p>
-      <w:pPr>
-        <w:numPr>
-          <w:ilvl w:val="0"/>
-          <w:numId w:val="7"/>
-        </w:numPr>
-        <w:rPr>
-          <w:rFonts w:ascii="Times New Roman" w:hAnsi="Times New Roman" w:cs="Times New Roman"/>
-          <w:sz w:val="32"/>
-          <w:szCs w:val="32"/>
-        </w:rPr>
-      </w:pPr>
-      <w:r>
-        <w:rPr>
-          <w:rFonts w:ascii="Times New Roman" w:hAnsi="Times New Roman" w:cs="Times New Roman"/>
-          <w:sz w:val="32"/>
-          <w:szCs w:val="32"/>
-        </w:rPr>
-        <w:t xml:space="preserve">Opened the generated email log and verified the content using the </w:t>
-      </w:r>
-      <w:r>
-        <w:rPr>
-          <w:rFonts w:ascii="Times New Roman" w:hAnsi="Times New Roman" w:cs="Times New Roman"/>
-          <w:b/>
-          <w:bCs/>
-          <w:sz w:val="32"/>
-          <w:szCs w:val="32"/>
-        </w:rPr>
-        <w:t>Preview Email</w:t>
-      </w:r>
-      <w:r>
-        <w:rPr>
-          <w:rFonts w:ascii="Times New Roman" w:hAnsi="Times New Roman" w:cs="Times New Roman"/>
-          <w:sz w:val="32"/>
-          <w:szCs w:val="32"/>
-        </w:rPr>
-        <w:t xml:space="preserve"> feature under Related Links.</w:t>
-      </w:r>
-    </w:p>
-    <w:p>
-      <w:pPr>
-        <w:rPr>
-          <w:rFonts w:ascii="Times New Roman" w:hAnsi="Times New Roman" w:cs="Times New Roman"/>
-          <w:sz w:val="32"/>
-          <w:szCs w:val="32"/>
-        </w:rPr>
-      </w:pPr>
-    </w:p>
-    <w:p>
-      <w:pPr>
-        <w:rPr>
-          <w:rFonts w:ascii="Times New Roman" w:hAnsi="Times New Roman" w:cs="Times New Roman"/>
-          <w:sz w:val="32"/>
-          <w:szCs w:val="32"/>
-        </w:rPr>
-      </w:pPr>
-    </w:p>
-    <w:p>
-      <w:pPr>
-        <w:rPr>
-          <w:rFonts w:ascii="Times New Roman" w:hAnsi="Times New Roman" w:cs="Times New Roman"/>
-          <w:sz w:val="32"/>
-          <w:szCs w:val="32"/>
-        </w:rPr>
-      </w:pPr>
-      <w:r>
-        <w:rPr>
-          <w:rFonts w:ascii="Times New Roman" w:hAnsi="Times New Roman" w:cs="Times New Roman"/>
-          <w:sz w:val="32"/>
-          <w:szCs w:val="32"/>
+      <w:r>
+        <w:rPr>
+          <w:noProof/>
         </w:rPr>
         <w:drawing>
-          <wp:anchor distT="0" distB="0" distL="114300" distR="114300" simplePos="0" relativeHeight="251660288" behindDoc="0" locked="0" layoutInCell="1" allowOverlap="1" wp14:anchorId="2F950231" wp14:editId="4557B63B">
-            <wp:simplePos x="0" y="0"/>
-            <wp:positionH relativeFrom="margin">
-              <wp:align>center</wp:align>
-            </wp:positionH>
-            <wp:positionV relativeFrom="margin">
-              <wp:posOffset>4219575</wp:posOffset>
-            </wp:positionV>
-            <wp:extent cx="5017135" cy="2314575"/>
-            <wp:effectExtent l="0" t="0" r="0" b="9525"/>
-            <wp:wrapSquare wrapText="bothSides"/>
-            <wp:docPr id="426954590" name="Picture 3"/>
+          <wp:inline distT="0" distB="0" distL="0" distR="0" wp14:anchorId="6E7255C6" wp14:editId="46EFB645">
+            <wp:extent cx="5731510" cy="2691130"/>
+            <wp:effectExtent l="0" t="0" r="2540" b="0"/>
+            <wp:docPr id="851743638" name="Picture 2"/>
             <wp:cNvGraphicFramePr>
               <a:graphicFrameLocks xmlns:a="http://schemas.openxmlformats.org/drawingml/2006/main" noChangeAspect="1"/>
             </wp:cNvGraphicFramePr>
@@ -1208,10 +567,8 @@
               <a:graphicData uri="http://schemas.openxmlformats.org/drawingml/2006/picture">
                 <pic:pic xmlns:pic="http://schemas.openxmlformats.org/drawingml/2006/picture">
                   <pic:nvPicPr>
-                    <pic:cNvPr id="0" name="Picture 3"/>
-                    <pic:cNvPicPr>
-                      <a:picLocks noChangeAspect="1" noChangeArrowheads="1"/>
-                    </pic:cNvPicPr>
+                    <pic:cNvPr id="851743638" name="Picture 851743638"/>
+                    <pic:cNvPicPr/>
                   </pic:nvPicPr>
                   <pic:blipFill>
                     <a:blip r:embed="rId6">
@@ -1221,34 +578,128 @@
                         </a:ext>
                       </a:extLst>
                     </a:blip>
-                    <a:srcRect/>
                     <a:stretch>
                       <a:fillRect/>
                     </a:stretch>
                   </pic:blipFill>
-                  <pic:spPr bwMode="auto">
+                  <pic:spPr>
                     <a:xfrm>
                       <a:off x="0" y="0"/>
-                      <a:ext cx="5017135" cy="2314575"/>
+                      <a:ext cx="5731510" cy="2691130"/>
                     </a:xfrm>
                     <a:prstGeom prst="rect">
                       <a:avLst/>
                     </a:prstGeom>
-                    <a:noFill/>
                   </pic:spPr>
                 </pic:pic>
               </a:graphicData>
             </a:graphic>
-            <wp14:sizeRelH relativeFrom="page">
-              <wp14:pctWidth>0</wp14:pctWidth>
-            </wp14:sizeRelH>
-            <wp14:sizeRelV relativeFrom="margin">
-              <wp14:pctHeight>0</wp14:pctHeight>
-            </wp14:sizeRelV>
-          </wp:anchor>
+          </wp:inline>
         </w:drawing>
       </w:r>
     </w:p>
+    <w:p/>
+    <w:p/>
+    <w:p>
+      <w:r>
+        <w:rPr>
+          <w:noProof/>
+        </w:rPr>
+        <w:lastRenderedPageBreak/>
+        <w:drawing>
+          <wp:inline distT="0" distB="0" distL="0" distR="0" wp14:anchorId="5E491E4F" wp14:editId="2F3E9B35">
+            <wp:extent cx="5626735" cy="2980055"/>
+            <wp:effectExtent l="0" t="0" r="0" b="0"/>
+            <wp:docPr id="246254889" name="Picture 3"/>
+            <wp:cNvGraphicFramePr>
+              <a:graphicFrameLocks xmlns:a="http://schemas.openxmlformats.org/drawingml/2006/main" noChangeAspect="1"/>
+            </wp:cNvGraphicFramePr>
+            <a:graphic xmlns:a="http://schemas.openxmlformats.org/drawingml/2006/main">
+              <a:graphicData uri="http://schemas.openxmlformats.org/drawingml/2006/picture">
+                <pic:pic xmlns:pic="http://schemas.openxmlformats.org/drawingml/2006/picture">
+                  <pic:nvPicPr>
+                    <pic:cNvPr id="246254889" name="Picture 246254889"/>
+                    <pic:cNvPicPr/>
+                  </pic:nvPicPr>
+                  <pic:blipFill>
+                    <a:blip r:embed="rId7">
+                      <a:extLst>
+                        <a:ext uri="{28A0092B-C50C-407E-A947-70E740481C1C}">
+                          <a14:useLocalDpi xmlns:a14="http://schemas.microsoft.com/office/drawing/2010/main" val="0"/>
+                        </a:ext>
+                      </a:extLst>
+                    </a:blip>
+                    <a:stretch>
+                      <a:fillRect/>
+                    </a:stretch>
+                  </pic:blipFill>
+                  <pic:spPr>
+                    <a:xfrm>
+                      <a:off x="0" y="0"/>
+                      <a:ext cx="5626735" cy="2980055"/>
+                    </a:xfrm>
+                    <a:prstGeom prst="rect">
+                      <a:avLst/>
+                    </a:prstGeom>
+                  </pic:spPr>
+                </pic:pic>
+              </a:graphicData>
+            </a:graphic>
+          </wp:inline>
+        </w:drawing>
+      </w:r>
+    </w:p>
+    <w:p/>
+    <w:p>
+      <w:pPr>
+        <w:rPr>
+          <w:rFonts w:ascii="Times New Roman" w:hAnsi="Times New Roman" w:cs="Times New Roman"/>
+          <w:b/>
+          <w:bCs/>
+          <w:sz w:val="32"/>
+          <w:szCs w:val="32"/>
+        </w:rPr>
+      </w:pPr>
+      <w:r>
+        <w:rPr>
+          <w:rFonts w:ascii="Times New Roman" w:hAnsi="Times New Roman" w:cs="Times New Roman"/>
+          <w:b/>
+          <w:bCs/>
+          <w:sz w:val="32"/>
+          <w:szCs w:val="32"/>
+        </w:rPr>
+        <w:t>Project Conclusion:</w:t>
+      </w:r>
+    </w:p>
+    <w:p>
+      <w:pPr>
+        <w:ind w:left="1080"/>
+        <w:rPr>
+          <w:rFonts w:ascii="Times New Roman" w:hAnsi="Times New Roman" w:cs="Times New Roman"/>
+          <w:sz w:val="32"/>
+          <w:szCs w:val="32"/>
+        </w:rPr>
+      </w:pPr>
+      <w:r>
+        <w:rPr>
+          <w:rFonts w:ascii="Times New Roman" w:hAnsi="Times New Roman" w:cs="Times New Roman"/>
+          <w:b/>
+          <w:bCs/>
+          <w:sz w:val="32"/>
+          <w:szCs w:val="32"/>
+        </w:rPr>
+        <w:t xml:space="preserve"> </w:t>
+      </w:r>
+      <w:r>
+        <w:rPr>
+          <w:rFonts w:ascii="Times New Roman" w:hAnsi="Times New Roman" w:cs="Times New Roman"/>
+          <w:sz w:val="32"/>
+          <w:szCs w:val="32"/>
+        </w:rPr>
+        <w:t>Successfully delivered a no-code ServiceNow automation solution that eliminates manual classification overhead for school IT helpdesks, accelerates issue response times, and provides a scalable base for future enhancements (e.g., SLA tracking, automated assignment rules, or predictive intelligence).</w:t>
+      </w:r>
+    </w:p>
+    <w:p/>
     <w:sectPr>
       <w:pgSz w:w="11906" w:h="16838"/>
       <w:pgMar w:top="1440" w:right="1440" w:bottom="1440" w:left="1440" w:header="708" w:footer="708" w:gutter="0"/>
@@ -1786,6 +1237,155 @@
     </w:lvl>
   </w:abstractNum>
   <w:abstractNum w:abstractNumId="4" w15:restartNumberingAfterBreak="0">
+    <w:nsid w:val="3E35334A"/>
+    <w:multiLevelType w:val="multilevel"/>
+    <w:tmpl w:val="927ABE1A"/>
+    <w:lvl w:ilvl="0">
+      <w:start w:val="1"/>
+      <w:numFmt w:val="bullet"/>
+      <w:lvlText w:val=""/>
+      <w:lvlJc w:val="left"/>
+      <w:pPr>
+        <w:tabs>
+          <w:tab w:val="num" w:pos="720"/>
+        </w:tabs>
+        <w:ind w:left="720" w:hanging="360"/>
+      </w:pPr>
+      <w:rPr>
+        <w:rFonts w:ascii="Symbol" w:hAnsi="Symbol" w:hint="default"/>
+        <w:sz w:val="20"/>
+      </w:rPr>
+    </w:lvl>
+    <w:lvl w:ilvl="1">
+      <w:start w:val="1"/>
+      <w:numFmt w:val="bullet"/>
+      <w:lvlText w:val="o"/>
+      <w:lvlJc w:val="left"/>
+      <w:pPr>
+        <w:tabs>
+          <w:tab w:val="num" w:pos="1440"/>
+        </w:tabs>
+        <w:ind w:left="1440" w:hanging="360"/>
+      </w:pPr>
+      <w:rPr>
+        <w:rFonts w:ascii="Courier New" w:hAnsi="Courier New" w:hint="default"/>
+        <w:sz w:val="20"/>
+      </w:rPr>
+    </w:lvl>
+    <w:lvl w:ilvl="2" w:tentative="1">
+      <w:start w:val="1"/>
+      <w:numFmt w:val="bullet"/>
+      <w:lvlText w:val=""/>
+      <w:lvlJc w:val="left"/>
+      <w:pPr>
+        <w:tabs>
+          <w:tab w:val="num" w:pos="2160"/>
+        </w:tabs>
+        <w:ind w:left="2160" w:hanging="360"/>
+      </w:pPr>
+      <w:rPr>
+        <w:rFonts w:ascii="Wingdings" w:hAnsi="Wingdings" w:hint="default"/>
+        <w:sz w:val="20"/>
+      </w:rPr>
+    </w:lvl>
+    <w:lvl w:ilvl="3" w:tentative="1">
+      <w:start w:val="1"/>
+      <w:numFmt w:val="bullet"/>
+      <w:lvlText w:val=""/>
+      <w:lvlJc w:val="left"/>
+      <w:pPr>
+        <w:tabs>
+          <w:tab w:val="num" w:pos="2880"/>
+        </w:tabs>
+        <w:ind w:left="2880" w:hanging="360"/>
+      </w:pPr>
+      <w:rPr>
+        <w:rFonts w:ascii="Wingdings" w:hAnsi="Wingdings" w:hint="default"/>
+        <w:sz w:val="20"/>
+      </w:rPr>
+    </w:lvl>
+    <w:lvl w:ilvl="4" w:tentative="1">
+      <w:start w:val="1"/>
+      <w:numFmt w:val="bullet"/>
+      <w:lvlText w:val=""/>
+      <w:lvlJc w:val="left"/>
+      <w:pPr>
+        <w:tabs>
+          <w:tab w:val="num" w:pos="3600"/>
+        </w:tabs>
+        <w:ind w:left="3600" w:hanging="360"/>
+      </w:pPr>
+      <w:rPr>
+        <w:rFonts w:ascii="Wingdings" w:hAnsi="Wingdings" w:hint="default"/>
+        <w:sz w:val="20"/>
+      </w:rPr>
+    </w:lvl>
+    <w:lvl w:ilvl="5" w:tentative="1">
+      <w:start w:val="1"/>
+      <w:numFmt w:val="bullet"/>
+      <w:lvlText w:val=""/>
+      <w:lvlJc w:val="left"/>
+      <w:pPr>
+        <w:tabs>
+          <w:tab w:val="num" w:pos="4320"/>
+        </w:tabs>
+        <w:ind w:left="4320" w:hanging="360"/>
+      </w:pPr>
+      <w:rPr>
+        <w:rFonts w:ascii="Wingdings" w:hAnsi="Wingdings" w:hint="default"/>
+        <w:sz w:val="20"/>
+      </w:rPr>
+    </w:lvl>
+    <w:lvl w:ilvl="6" w:tentative="1">
+      <w:start w:val="1"/>
+      <w:numFmt w:val="bullet"/>
+      <w:lvlText w:val=""/>
+      <w:lvlJc w:val="left"/>
+      <w:pPr>
+        <w:tabs>
+          <w:tab w:val="num" w:pos="5040"/>
+        </w:tabs>
+        <w:ind w:left="5040" w:hanging="360"/>
+      </w:pPr>
+      <w:rPr>
+        <w:rFonts w:ascii="Wingdings" w:hAnsi="Wingdings" w:hint="default"/>
+        <w:sz w:val="20"/>
+      </w:rPr>
+    </w:lvl>
+    <w:lvl w:ilvl="7" w:tentative="1">
+      <w:start w:val="1"/>
+      <w:numFmt w:val="bullet"/>
+      <w:lvlText w:val=""/>
+      <w:lvlJc w:val="left"/>
+      <w:pPr>
+        <w:tabs>
+          <w:tab w:val="num" w:pos="5760"/>
+        </w:tabs>
+        <w:ind w:left="5760" w:hanging="360"/>
+      </w:pPr>
+      <w:rPr>
+        <w:rFonts w:ascii="Wingdings" w:hAnsi="Wingdings" w:hint="default"/>
+        <w:sz w:val="20"/>
+      </w:rPr>
+    </w:lvl>
+    <w:lvl w:ilvl="8" w:tentative="1">
+      <w:start w:val="1"/>
+      <w:numFmt w:val="bullet"/>
+      <w:lvlText w:val=""/>
+      <w:lvlJc w:val="left"/>
+      <w:pPr>
+        <w:tabs>
+          <w:tab w:val="num" w:pos="6480"/>
+        </w:tabs>
+        <w:ind w:left="6480" w:hanging="360"/>
+      </w:pPr>
+      <w:rPr>
+        <w:rFonts w:ascii="Wingdings" w:hAnsi="Wingdings" w:hint="default"/>
+        <w:sz w:val="20"/>
+      </w:rPr>
+    </w:lvl>
+  </w:abstractNum>
+  <w:abstractNum w:abstractNumId="5" w15:restartNumberingAfterBreak="0">
     <w:nsid w:val="43364050"/>
     <w:multiLevelType w:val="multilevel"/>
     <w:tmpl w:val="11C8A626"/>
@@ -1934,7 +1534,7 @@
       </w:rPr>
     </w:lvl>
   </w:abstractNum>
-  <w:abstractNum w:abstractNumId="5" w15:restartNumberingAfterBreak="0">
+  <w:abstractNum w:abstractNumId="6" w15:restartNumberingAfterBreak="0">
     <w:nsid w:val="467965FA"/>
     <w:multiLevelType w:val="multilevel"/>
     <w:tmpl w:val="07A6C32C"/>
@@ -2051,10 +1651,457 @@
       </w:pPr>
     </w:lvl>
   </w:abstractNum>
-  <w:abstractNum w:abstractNumId="6" w15:restartNumberingAfterBreak="0">
+  <w:abstractNum w:abstractNumId="7" w15:restartNumberingAfterBreak="0">
+    <w:nsid w:val="48DB4517"/>
+    <w:multiLevelType w:val="multilevel"/>
+    <w:tmpl w:val="9A38E740"/>
+    <w:lvl w:ilvl="0">
+      <w:start w:val="1"/>
+      <w:numFmt w:val="bullet"/>
+      <w:lvlText w:val=""/>
+      <w:lvlJc w:val="left"/>
+      <w:pPr>
+        <w:tabs>
+          <w:tab w:val="num" w:pos="720"/>
+        </w:tabs>
+        <w:ind w:left="720" w:hanging="360"/>
+      </w:pPr>
+      <w:rPr>
+        <w:rFonts w:ascii="Symbol" w:hAnsi="Symbol" w:hint="default"/>
+        <w:sz w:val="20"/>
+      </w:rPr>
+    </w:lvl>
+    <w:lvl w:ilvl="1">
+      <w:start w:val="1"/>
+      <w:numFmt w:val="bullet"/>
+      <w:lvlText w:val="o"/>
+      <w:lvlJc w:val="left"/>
+      <w:pPr>
+        <w:tabs>
+          <w:tab w:val="num" w:pos="1440"/>
+        </w:tabs>
+        <w:ind w:left="1440" w:hanging="360"/>
+      </w:pPr>
+      <w:rPr>
+        <w:rFonts w:ascii="Courier New" w:hAnsi="Courier New" w:hint="default"/>
+        <w:sz w:val="20"/>
+      </w:rPr>
+    </w:lvl>
+    <w:lvl w:ilvl="2" w:tentative="1">
+      <w:start w:val="1"/>
+      <w:numFmt w:val="bullet"/>
+      <w:lvlText w:val=""/>
+      <w:lvlJc w:val="left"/>
+      <w:pPr>
+        <w:tabs>
+          <w:tab w:val="num" w:pos="2160"/>
+        </w:tabs>
+        <w:ind w:left="2160" w:hanging="360"/>
+      </w:pPr>
+      <w:rPr>
+        <w:rFonts w:ascii="Wingdings" w:hAnsi="Wingdings" w:hint="default"/>
+        <w:sz w:val="20"/>
+      </w:rPr>
+    </w:lvl>
+    <w:lvl w:ilvl="3" w:tentative="1">
+      <w:start w:val="1"/>
+      <w:numFmt w:val="bullet"/>
+      <w:lvlText w:val=""/>
+      <w:lvlJc w:val="left"/>
+      <w:pPr>
+        <w:tabs>
+          <w:tab w:val="num" w:pos="2880"/>
+        </w:tabs>
+        <w:ind w:left="2880" w:hanging="360"/>
+      </w:pPr>
+      <w:rPr>
+        <w:rFonts w:ascii="Wingdings" w:hAnsi="Wingdings" w:hint="default"/>
+        <w:sz w:val="20"/>
+      </w:rPr>
+    </w:lvl>
+    <w:lvl w:ilvl="4" w:tentative="1">
+      <w:start w:val="1"/>
+      <w:numFmt w:val="bullet"/>
+      <w:lvlText w:val=""/>
+      <w:lvlJc w:val="left"/>
+      <w:pPr>
+        <w:tabs>
+          <w:tab w:val="num" w:pos="3600"/>
+        </w:tabs>
+        <w:ind w:left="3600" w:hanging="360"/>
+      </w:pPr>
+      <w:rPr>
+        <w:rFonts w:ascii="Wingdings" w:hAnsi="Wingdings" w:hint="default"/>
+        <w:sz w:val="20"/>
+      </w:rPr>
+    </w:lvl>
+    <w:lvl w:ilvl="5" w:tentative="1">
+      <w:start w:val="1"/>
+      <w:numFmt w:val="bullet"/>
+      <w:lvlText w:val=""/>
+      <w:lvlJc w:val="left"/>
+      <w:pPr>
+        <w:tabs>
+          <w:tab w:val="num" w:pos="4320"/>
+        </w:tabs>
+        <w:ind w:left="4320" w:hanging="360"/>
+      </w:pPr>
+      <w:rPr>
+        <w:rFonts w:ascii="Wingdings" w:hAnsi="Wingdings" w:hint="default"/>
+        <w:sz w:val="20"/>
+      </w:rPr>
+    </w:lvl>
+    <w:lvl w:ilvl="6" w:tentative="1">
+      <w:start w:val="1"/>
+      <w:numFmt w:val="bullet"/>
+      <w:lvlText w:val=""/>
+      <w:lvlJc w:val="left"/>
+      <w:pPr>
+        <w:tabs>
+          <w:tab w:val="num" w:pos="5040"/>
+        </w:tabs>
+        <w:ind w:left="5040" w:hanging="360"/>
+      </w:pPr>
+      <w:rPr>
+        <w:rFonts w:ascii="Wingdings" w:hAnsi="Wingdings" w:hint="default"/>
+        <w:sz w:val="20"/>
+      </w:rPr>
+    </w:lvl>
+    <w:lvl w:ilvl="7" w:tentative="1">
+      <w:start w:val="1"/>
+      <w:numFmt w:val="bullet"/>
+      <w:lvlText w:val=""/>
+      <w:lvlJc w:val="left"/>
+      <w:pPr>
+        <w:tabs>
+          <w:tab w:val="num" w:pos="5760"/>
+        </w:tabs>
+        <w:ind w:left="5760" w:hanging="360"/>
+      </w:pPr>
+      <w:rPr>
+        <w:rFonts w:ascii="Wingdings" w:hAnsi="Wingdings" w:hint="default"/>
+        <w:sz w:val="20"/>
+      </w:rPr>
+    </w:lvl>
+    <w:lvl w:ilvl="8" w:tentative="1">
+      <w:start w:val="1"/>
+      <w:numFmt w:val="bullet"/>
+      <w:lvlText w:val=""/>
+      <w:lvlJc w:val="left"/>
+      <w:pPr>
+        <w:tabs>
+          <w:tab w:val="num" w:pos="6480"/>
+        </w:tabs>
+        <w:ind w:left="6480" w:hanging="360"/>
+      </w:pPr>
+      <w:rPr>
+        <w:rFonts w:ascii="Wingdings" w:hAnsi="Wingdings" w:hint="default"/>
+        <w:sz w:val="20"/>
+      </w:rPr>
+    </w:lvl>
+  </w:abstractNum>
+  <w:abstractNum w:abstractNumId="8" w15:restartNumberingAfterBreak="0">
     <w:nsid w:val="63422EA6"/>
     <w:multiLevelType w:val="multilevel"/>
     <w:tmpl w:val="9B44F24A"/>
+    <w:lvl w:ilvl="0">
+      <w:start w:val="1"/>
+      <w:numFmt w:val="bullet"/>
+      <w:lvlText w:val=""/>
+      <w:lvlJc w:val="left"/>
+      <w:pPr>
+        <w:tabs>
+          <w:tab w:val="num" w:pos="720"/>
+        </w:tabs>
+        <w:ind w:left="720" w:hanging="360"/>
+      </w:pPr>
+      <w:rPr>
+        <w:rFonts w:ascii="Symbol" w:hAnsi="Symbol" w:hint="default"/>
+        <w:sz w:val="20"/>
+      </w:rPr>
+    </w:lvl>
+    <w:lvl w:ilvl="1">
+      <w:start w:val="1"/>
+      <w:numFmt w:val="bullet"/>
+      <w:lvlText w:val="o"/>
+      <w:lvlJc w:val="left"/>
+      <w:pPr>
+        <w:tabs>
+          <w:tab w:val="num" w:pos="1440"/>
+        </w:tabs>
+        <w:ind w:left="1440" w:hanging="360"/>
+      </w:pPr>
+      <w:rPr>
+        <w:rFonts w:ascii="Courier New" w:hAnsi="Courier New" w:hint="default"/>
+        <w:sz w:val="20"/>
+      </w:rPr>
+    </w:lvl>
+    <w:lvl w:ilvl="2" w:tentative="1">
+      <w:start w:val="1"/>
+      <w:numFmt w:val="bullet"/>
+      <w:lvlText w:val=""/>
+      <w:lvlJc w:val="left"/>
+      <w:pPr>
+        <w:tabs>
+          <w:tab w:val="num" w:pos="2160"/>
+        </w:tabs>
+        <w:ind w:left="2160" w:hanging="360"/>
+      </w:pPr>
+      <w:rPr>
+        <w:rFonts w:ascii="Wingdings" w:hAnsi="Wingdings" w:hint="default"/>
+        <w:sz w:val="20"/>
+      </w:rPr>
+    </w:lvl>
+    <w:lvl w:ilvl="3" w:tentative="1">
+      <w:start w:val="1"/>
+      <w:numFmt w:val="bullet"/>
+      <w:lvlText w:val=""/>
+      <w:lvlJc w:val="left"/>
+      <w:pPr>
+        <w:tabs>
+          <w:tab w:val="num" w:pos="2880"/>
+        </w:tabs>
+        <w:ind w:left="2880" w:hanging="360"/>
+      </w:pPr>
+      <w:rPr>
+        <w:rFonts w:ascii="Wingdings" w:hAnsi="Wingdings" w:hint="default"/>
+        <w:sz w:val="20"/>
+      </w:rPr>
+    </w:lvl>
+    <w:lvl w:ilvl="4" w:tentative="1">
+      <w:start w:val="1"/>
+      <w:numFmt w:val="bullet"/>
+      <w:lvlText w:val=""/>
+      <w:lvlJc w:val="left"/>
+      <w:pPr>
+        <w:tabs>
+          <w:tab w:val="num" w:pos="3600"/>
+        </w:tabs>
+        <w:ind w:left="3600" w:hanging="360"/>
+      </w:pPr>
+      <w:rPr>
+        <w:rFonts w:ascii="Wingdings" w:hAnsi="Wingdings" w:hint="default"/>
+        <w:sz w:val="20"/>
+      </w:rPr>
+    </w:lvl>
+    <w:lvl w:ilvl="5" w:tentative="1">
+      <w:start w:val="1"/>
+      <w:numFmt w:val="bullet"/>
+      <w:lvlText w:val=""/>
+      <w:lvlJc w:val="left"/>
+      <w:pPr>
+        <w:tabs>
+          <w:tab w:val="num" w:pos="4320"/>
+        </w:tabs>
+        <w:ind w:left="4320" w:hanging="360"/>
+      </w:pPr>
+      <w:rPr>
+        <w:rFonts w:ascii="Wingdings" w:hAnsi="Wingdings" w:hint="default"/>
+        <w:sz w:val="20"/>
+      </w:rPr>
+    </w:lvl>
+    <w:lvl w:ilvl="6" w:tentative="1">
+      <w:start w:val="1"/>
+      <w:numFmt w:val="bullet"/>
+      <w:lvlText w:val=""/>
+      <w:lvlJc w:val="left"/>
+      <w:pPr>
+        <w:tabs>
+          <w:tab w:val="num" w:pos="5040"/>
+        </w:tabs>
+        <w:ind w:left="5040" w:hanging="360"/>
+      </w:pPr>
+      <w:rPr>
+        <w:rFonts w:ascii="Wingdings" w:hAnsi="Wingdings" w:hint="default"/>
+        <w:sz w:val="20"/>
+      </w:rPr>
+    </w:lvl>
+    <w:lvl w:ilvl="7" w:tentative="1">
+      <w:start w:val="1"/>
+      <w:numFmt w:val="bullet"/>
+      <w:lvlText w:val=""/>
+      <w:lvlJc w:val="left"/>
+      <w:pPr>
+        <w:tabs>
+          <w:tab w:val="num" w:pos="5760"/>
+        </w:tabs>
+        <w:ind w:left="5760" w:hanging="360"/>
+      </w:pPr>
+      <w:rPr>
+        <w:rFonts w:ascii="Wingdings" w:hAnsi="Wingdings" w:hint="default"/>
+        <w:sz w:val="20"/>
+      </w:rPr>
+    </w:lvl>
+    <w:lvl w:ilvl="8" w:tentative="1">
+      <w:start w:val="1"/>
+      <w:numFmt w:val="bullet"/>
+      <w:lvlText w:val=""/>
+      <w:lvlJc w:val="left"/>
+      <w:pPr>
+        <w:tabs>
+          <w:tab w:val="num" w:pos="6480"/>
+        </w:tabs>
+        <w:ind w:left="6480" w:hanging="360"/>
+      </w:pPr>
+      <w:rPr>
+        <w:rFonts w:ascii="Wingdings" w:hAnsi="Wingdings" w:hint="default"/>
+        <w:sz w:val="20"/>
+      </w:rPr>
+    </w:lvl>
+  </w:abstractNum>
+  <w:abstractNum w:abstractNumId="9" w15:restartNumberingAfterBreak="0">
+    <w:nsid w:val="7734698F"/>
+    <w:multiLevelType w:val="multilevel"/>
+    <w:tmpl w:val="A52E85AE"/>
+    <w:lvl w:ilvl="0">
+      <w:start w:val="1"/>
+      <w:numFmt w:val="bullet"/>
+      <w:lvlText w:val=""/>
+      <w:lvlJc w:val="left"/>
+      <w:pPr>
+        <w:tabs>
+          <w:tab w:val="num" w:pos="720"/>
+        </w:tabs>
+        <w:ind w:left="720" w:hanging="360"/>
+      </w:pPr>
+      <w:rPr>
+        <w:rFonts w:ascii="Symbol" w:hAnsi="Symbol" w:hint="default"/>
+        <w:sz w:val="20"/>
+      </w:rPr>
+    </w:lvl>
+    <w:lvl w:ilvl="1">
+      <w:start w:val="1"/>
+      <w:numFmt w:val="bullet"/>
+      <w:lvlText w:val="o"/>
+      <w:lvlJc w:val="left"/>
+      <w:pPr>
+        <w:tabs>
+          <w:tab w:val="num" w:pos="1440"/>
+        </w:tabs>
+        <w:ind w:left="1440" w:hanging="360"/>
+      </w:pPr>
+      <w:rPr>
+        <w:rFonts w:ascii="Courier New" w:hAnsi="Courier New" w:hint="default"/>
+        <w:sz w:val="20"/>
+      </w:rPr>
+    </w:lvl>
+    <w:lvl w:ilvl="2" w:tentative="1">
+      <w:start w:val="1"/>
+      <w:numFmt w:val="bullet"/>
+      <w:lvlText w:val=""/>
+      <w:lvlJc w:val="left"/>
+      <w:pPr>
+        <w:tabs>
+          <w:tab w:val="num" w:pos="2160"/>
+        </w:tabs>
+        <w:ind w:left="2160" w:hanging="360"/>
+      </w:pPr>
+      <w:rPr>
+        <w:rFonts w:ascii="Wingdings" w:hAnsi="Wingdings" w:hint="default"/>
+        <w:sz w:val="20"/>
+      </w:rPr>
+    </w:lvl>
+    <w:lvl w:ilvl="3" w:tentative="1">
+      <w:start w:val="1"/>
+      <w:numFmt w:val="bullet"/>
+      <w:lvlText w:val=""/>
+      <w:lvlJc w:val="left"/>
+      <w:pPr>
+        <w:tabs>
+          <w:tab w:val="num" w:pos="2880"/>
+        </w:tabs>
+        <w:ind w:left="2880" w:hanging="360"/>
+      </w:pPr>
+      <w:rPr>
+        <w:rFonts w:ascii="Wingdings" w:hAnsi="Wingdings" w:hint="default"/>
+        <w:sz w:val="20"/>
+      </w:rPr>
+    </w:lvl>
+    <w:lvl w:ilvl="4" w:tentative="1">
+      <w:start w:val="1"/>
+      <w:numFmt w:val="bullet"/>
+      <w:lvlText w:val=""/>
+      <w:lvlJc w:val="left"/>
+      <w:pPr>
+        <w:tabs>
+          <w:tab w:val="num" w:pos="3600"/>
+        </w:tabs>
+        <w:ind w:left="3600" w:hanging="360"/>
+      </w:pPr>
+      <w:rPr>
+        <w:rFonts w:ascii="Wingdings" w:hAnsi="Wingdings" w:hint="default"/>
+        <w:sz w:val="20"/>
+      </w:rPr>
+    </w:lvl>
+    <w:lvl w:ilvl="5" w:tentative="1">
+      <w:start w:val="1"/>
+      <w:numFmt w:val="bullet"/>
+      <w:lvlText w:val=""/>
+      <w:lvlJc w:val="left"/>
+      <w:pPr>
+        <w:tabs>
+          <w:tab w:val="num" w:pos="4320"/>
+        </w:tabs>
+        <w:ind w:left="4320" w:hanging="360"/>
+      </w:pPr>
+      <w:rPr>
+        <w:rFonts w:ascii="Wingdings" w:hAnsi="Wingdings" w:hint="default"/>
+        <w:sz w:val="20"/>
+      </w:rPr>
+    </w:lvl>
+    <w:lvl w:ilvl="6" w:tentative="1">
+      <w:start w:val="1"/>
+      <w:numFmt w:val="bullet"/>
+      <w:lvlText w:val=""/>
+      <w:lvlJc w:val="left"/>
+      <w:pPr>
+        <w:tabs>
+          <w:tab w:val="num" w:pos="5040"/>
+        </w:tabs>
+        <w:ind w:left="5040" w:hanging="360"/>
+      </w:pPr>
+      <w:rPr>
+        <w:rFonts w:ascii="Wingdings" w:hAnsi="Wingdings" w:hint="default"/>
+        <w:sz w:val="20"/>
+      </w:rPr>
+    </w:lvl>
+    <w:lvl w:ilvl="7" w:tentative="1">
+      <w:start w:val="1"/>
+      <w:numFmt w:val="bullet"/>
+      <w:lvlText w:val=""/>
+      <w:lvlJc w:val="left"/>
+      <w:pPr>
+        <w:tabs>
+          <w:tab w:val="num" w:pos="5760"/>
+        </w:tabs>
+        <w:ind w:left="5760" w:hanging="360"/>
+      </w:pPr>
+      <w:rPr>
+        <w:rFonts w:ascii="Wingdings" w:hAnsi="Wingdings" w:hint="default"/>
+        <w:sz w:val="20"/>
+      </w:rPr>
+    </w:lvl>
+    <w:lvl w:ilvl="8" w:tentative="1">
+      <w:start w:val="1"/>
+      <w:numFmt w:val="bullet"/>
+      <w:lvlText w:val=""/>
+      <w:lvlJc w:val="left"/>
+      <w:pPr>
+        <w:tabs>
+          <w:tab w:val="num" w:pos="6480"/>
+        </w:tabs>
+        <w:ind w:left="6480" w:hanging="360"/>
+      </w:pPr>
+      <w:rPr>
+        <w:rFonts w:ascii="Wingdings" w:hAnsi="Wingdings" w:hint="default"/>
+        <w:sz w:val="20"/>
+      </w:rPr>
+    </w:lvl>
+  </w:abstractNum>
+  <w:abstractNum w:abstractNumId="10" w15:restartNumberingAfterBreak="0">
+    <w:nsid w:val="7B6653A7"/>
+    <w:multiLevelType w:val="multilevel"/>
+    <w:tmpl w:val="D17277EE"/>
     <w:lvl w:ilvl="0">
       <w:start w:val="1"/>
       <w:numFmt w:val="bullet"/>
@@ -2204,22 +2251,13 @@
     <w:abstractNumId w:val="1"/>
   </w:num>
   <w:num w:numId="2" w16cid:durableId="1199397411">
-    <w:abstractNumId w:val="6"/>
+    <w:abstractNumId w:val="8"/>
   </w:num>
   <w:num w:numId="3" w16cid:durableId="1324427209">
     <w:abstractNumId w:val="3"/>
   </w:num>
   <w:num w:numId="4" w16cid:durableId="38014503">
-    <w:abstractNumId w:val="4"/>
-    <w:lvlOverride w:ilvl="0"/>
-    <w:lvlOverride w:ilvl="1"/>
-    <w:lvlOverride w:ilvl="2"/>
-    <w:lvlOverride w:ilvl="3"/>
-    <w:lvlOverride w:ilvl="4"/>
-    <w:lvlOverride w:ilvl="5"/>
-    <w:lvlOverride w:ilvl="6"/>
-    <w:lvlOverride w:ilvl="7"/>
-    <w:lvlOverride w:ilvl="8"/>
+    <w:abstractNumId w:val="5"/>
   </w:num>
   <w:num w:numId="5" w16cid:durableId="319697091">
     <w:abstractNumId w:val="2"/>
@@ -2253,18 +2291,9 @@
   </w:num>
   <w:num w:numId="6" w16cid:durableId="587815180">
     <w:abstractNumId w:val="0"/>
-    <w:lvlOverride w:ilvl="0"/>
-    <w:lvlOverride w:ilvl="1"/>
-    <w:lvlOverride w:ilvl="2"/>
-    <w:lvlOverride w:ilvl="3"/>
-    <w:lvlOverride w:ilvl="4"/>
-    <w:lvlOverride w:ilvl="5"/>
-    <w:lvlOverride w:ilvl="6"/>
-    <w:lvlOverride w:ilvl="7"/>
-    <w:lvlOverride w:ilvl="8"/>
   </w:num>
   <w:num w:numId="7" w16cid:durableId="518931555">
-    <w:abstractNumId w:val="5"/>
+    <w:abstractNumId w:val="6"/>
     <w:lvlOverride w:ilvl="0">
       <w:startOverride w:val="1"/>
     </w:lvlOverride>
@@ -2290,6 +2319,18 @@
     <w:lvlOverride w:ilvl="8">
       <w:startOverride w:val="1"/>
     </w:lvlOverride>
+  </w:num>
+  <w:num w:numId="8" w16cid:durableId="168066826">
+    <w:abstractNumId w:val="7"/>
+  </w:num>
+  <w:num w:numId="9" w16cid:durableId="621616373">
+    <w:abstractNumId w:val="10"/>
+  </w:num>
+  <w:num w:numId="10" w16cid:durableId="95029279">
+    <w:abstractNumId w:val="9"/>
+  </w:num>
+  <w:num w:numId="11" w16cid:durableId="1150708191">
+    <w:abstractNumId w:val="4"/>
   </w:num>
 </w:numbering>
 </file>
